--- a/vvdn/converters/dc-dc/isolated/forward-converter.docx
+++ b/vvdn/converters/dc-dc/isolated/forward-converter.docx
@@ -142,51 +142,2519 @@
                 <w:color w:val="2D3748"/>
                 <w:sz w:val="18"/>
               </w:rPr>
-              <w:t xml:space="preserve">                  Single-Switch Forward Converter with Tertiary Reset Winding</w:t>
+              <w:t>========================================================================================================================</w:t>
               <w:br/>
-              <w:t xml:space="preserve">  +Vin DC ───┬───────────────────────────────┬───────────────────────────────┐</w:t>
+              <w:t xml:space="preserve">     DETAILED HARDWARE SCHEMATIC: SINGLE-SWITCH FORWARD CONVERTER WITH TERTIARY RESET (48V -&gt; 12V/10A)</w:t>
               <w:br/>
-              <w:t xml:space="preserve">             │                               │                               │</w:t>
+              <w:t>========================================================================================================================</w:t>
               <w:br/>
-              <w:t xml:space="preserve">             ├───[ Tertiary Reset: N_ter ]───┤                               │</w:t>
               <w:br/>
-              <w:t xml:space="preserve">             │         ││                    │                               │</w:t>
+              <w:t xml:space="preserve">    +VIN (+48V DC Telecom Bus) ─────────┬───────────────────────────────┬───────────────────────────────┐</w:t>
               <w:br/>
-              <w:t xml:space="preserve">             ├──[&gt;|]───┘│ (D_reset)          ├───[ Primary Winding: N_p ]────┤</w:t>
+              <w:t xml:space="preserve">        │                               │                               │                               │</w:t>
               <w:br/>
-              <w:t xml:space="preserve">             │   (Returns core energy to Vin)│         ││                    │</w:t>
+              <w:t xml:space="preserve">       ┌┴─────────────────┐             │* (Dot at +VIN)                │ [ Cathode ]                   │</w:t>
               <w:br/>
-              <w:t xml:space="preserve">             │                               │         ││                    ├─── Drain (D)</w:t>
+              <w:t xml:space="preserve">       │ CIN_BULK         │             │                               │ D_reset: ES1J (600V / 1A)     │</w:t>
               <w:br/>
-              <w:t xml:space="preserve">             │                               │         ││                    │   ┌───┴───┐</w:t>
+              <w:t xml:space="preserve">       │ 220µF / 100V     │             │ TRANSFORMER PRIMARY           │ (Ultra-Fast trr &lt; 35ns)       │</w:t>
               <w:br/>
-              <w:t xml:space="preserve">             │                               │         ││                    └───┤   Q1  │ Primary Switch</w:t>
+              <w:t xml:space="preserve">       │ Electrolytic     │             │ WINDING (Np: 14T)             │ [ Anode ]                     │</w:t>
               <w:br/>
-              <w:t xml:space="preserve">             │                               │         ││                        └───┬───┘</w:t>
+              <w:t xml:space="preserve">       └┬─────────────────┘             │                               │                               │</w:t>
               <w:br/>
-              <w:t xml:space="preserve">             │                               │         ││                            │ Source (S)</w:t>
+              <w:t xml:space="preserve">        │                               │                               │* (Dot at Cathode / D_reset)   │</w:t>
               <w:br/>
-              <w:t xml:space="preserve">          GND_PRI ───────────────────────────┴─────────┼─────────────────────────────┴─── GND_PRI</w:t>
+              <w:t xml:space="preserve">        │                               │                               │                               │</w:t>
               <w:br/>
-              <w:t xml:space="preserve">                                                       │</w:t>
+              <w:t xml:space="preserve">        │                               +=== SWITCHING NODE (SW)        │ TERTIARY RESET                │</w:t>
               <w:br/>
-              <w:t xml:space="preserve">  ============================================= ISOLATION BARRIER =============================================</w:t>
+              <w:t xml:space="preserve">        │                               |    (Swings 0V to +96V)        │ WINDING (Nter: 14T)           │</w:t>
               <w:br/>
-              <w:t xml:space="preserve">                                                       │</w:t>
+              <w:t xml:space="preserve">        │                               |                               │                               │</w:t>
               <w:br/>
-              <w:t xml:space="preserve">                                             Secondary │</w:t>
+              <w:t xml:space="preserve">        │                               ├──[ R_snub_pri: 10Ω / 2W ]     │                               │</w:t>
               <w:br/>
-              <w:t xml:space="preserve">                                             Winding   ├───[&gt;|] D1 (Forward Diode) ──┬───[ Inductor L_o ]──┬───&gt; +Vout</w:t>
+              <w:t xml:space="preserve">        │                               │         │                     │                               │</w:t>
               <w:br/>
-              <w:t xml:space="preserve">                                             (N_s)     │                             │                     │</w:t>
+              <w:t xml:space="preserve">        │                               │   [ C_snub_pri: 470pF/200V ]  │                               │</w:t>
               <w:br/>
-              <w:t xml:space="preserve">                                                       │                            ┌┴┐ D2 (Freewheel)   ┌─┴─┐ C_o</w:t>
+              <w:t xml:space="preserve">        │                               │         │                     │                               │</w:t>
               <w:br/>
-              <w:t xml:space="preserve">                                                       │                            └┬┘                   └─┬─┘</w:t>
+              <w:t xml:space="preserve">        │                               │      GND_PRI                  │                               │</w:t>
               <w:br/>
-              <w:t xml:space="preserve">                                                       │                             │                     │</w:t>
+              <w:t xml:space="preserve">        │                               │                               │                               │</w:t>
               <w:br/>
-              <w:t xml:space="preserve">                                             Secondary ┴─────────────────────────────┴─────────────────────┴─── GND_SEC</w:t>
+              <w:t xml:space="preserve">        │                               │ Drain (D)                     │                               │</w:t>
+              <w:br/>
+              <w:t xml:space="preserve">        │                              ┌┴──────────────┐                │                               │</w:t>
+              <w:br/>
+              <w:t xml:space="preserve">        │                              │ Q1: N-MOSFET  │                │                               │</w:t>
+              <w:br/>
+              <w:t xml:space="preserve">        │                              │ BSC093N15NS5  │                │                               │</w:t>
+              <w:br/>
+              <w:t xml:space="preserve">        │                       +-----&gt;│ (150V, 9.3mΩ) │                │                               │</w:t>
+              <w:br/>
+              <w:t xml:space="preserve">        │                       | Gate └┬──────────────┘                │                               │</w:t>
+              <w:br/>
+              <w:t xml:space="preserve">        │                       |       │ Source (S)                    │                               │</w:t>
+              <w:br/>
+              <w:t xml:space="preserve">        │                       |       │                               │                               │</w:t>
+              <w:br/>
+              <w:t xml:space="preserve">        │                       |       +---[ Kelvin CS+ ]              │                               │</w:t>
+              <w:br/>
+              <w:t xml:space="preserve">        │                       |       │                               │                               │</w:t>
+              <w:br/>
+              <w:t xml:space="preserve">        │   GATE DRIVER IC      |      ┌┴┐ R_shunt: 15mΩ / 2W 1%        │                               │</w:t>
+              <w:br/>
+              <w:t xml:space="preserve">        │   UCC27517 (Low-Side) |      │ │ Metal Alloy                  │                               │</w:t>
+              <w:br/>
+              <w:t xml:space="preserve">        │   OUT ----[ R_g: 4.7Ω ]+     └┬┘ (Current Sense)              │                               │</w:t>
+              <w:br/>
+              <w:t xml:space="preserve">        │                               │                               │                               │</w:t>
+              <w:br/>
+              <w:t xml:space="preserve">    GND_PRI ────────────────────────────┴───────────────────────────────┴───────────────────────────────┴─── GND_PRI</w:t>
+              <w:br/>
+              <w:t xml:space="preserve">        │</w:t>
+              <w:br/>
+              <w:t xml:space="preserve">       ┌┴┐ CY1: Safety Y-Capacitor (1.0nF / 250VAC Class Y2 Across Barrier)</w:t>
+              <w:br/>
+              <w:t xml:space="preserve">       └┬┘</w:t>
+              <w:br/>
+              <w:t xml:space="preserve">        │</w:t>
+              <w:br/>
+              <w:t xml:space="preserve">   ============================================= ISOLATION BARRIER (&gt;= 4.0mm Clearance) ===================</w:t>
+              <w:br/>
+              <w:t xml:space="preserve">        │</w:t>
+              <w:br/>
+              <w:t xml:space="preserve">    GND_SEC ────────────────────────────────────────────────────────────┬───────────────────────────────┬─── GND_SEC</w:t>
+              <w:br/>
+              <w:t xml:space="preserve">        │                                                               │                               │</w:t>
+              <w:br/>
+              <w:t xml:space="preserve">        │                               TRANSFORMER SECONDARY           │                               │</w:t>
+              <w:br/>
+              <w:t xml:space="preserve">        │                               WINDING (Ns: 7T)                │                               │</w:t>
+              <w:br/>
+              <w:t xml:space="preserve">        │                               * (Dot aligned with Np)         │                               │</w:t>
+              <w:br/>
+              <w:t xml:space="preserve">        │                               │                               │                               │</w:t>
+              <w:br/>
+              <w:t xml:space="preserve">        │                               +---[ D1: Forward Diode ]-------+=== NODE SW_SEC                │</w:t>
+              <w:br/>
+              <w:t xml:space="preserve">        │                                   V40100P (100V / 40A)        |    (0V to +24V Rectified)     │</w:t>
+              <w:br/>
+              <w:t xml:space="preserve">        │                                   [ Anode to Ns, Cathode Out] │                               │</w:t>
+              <w:br/>
+              <w:t xml:space="preserve">        │                                                               │                               │</w:t>
+              <w:br/>
+              <w:t xml:space="preserve">        │                                   +---[ R_snub1: 4.7Ω / 1W ]--+                               │</w:t>
+              <w:br/>
+              <w:t xml:space="preserve">        │                                   |         │                 │                               │</w:t>
+              <w:br/>
+              <w:t xml:space="preserve">        │                                   |   [ C_snub1: 1nF / 100V ] │                               │</w:t>
+              <w:br/>
+              <w:t xml:space="preserve">        │                                   |         │                 │                               │</w:t>
+              <w:br/>
+              <w:t xml:space="preserve">        │                                   |      GND_SEC              │                               │</w:t>
+              <w:br/>
+              <w:t xml:space="preserve">        │                                   |                           │                               │</w:t>
+              <w:br/>
+              <w:t xml:space="preserve">        │                                   |    [ Cathode ]            │                               │</w:t>
+              <w:br/>
+              <w:t xml:space="preserve">        │                                   +---[ D2: Freewheel Diode ]-+                               │</w:t>
+              <w:br/>
+              <w:t xml:space="preserve">        │                                       V40100P (100V / 40A)    │                               │</w:t>
+              <w:br/>
+              <w:t xml:space="preserve">        │                                       [ Anode to GND_SEC ]    │                               │</w:t>
+              <w:br/>
+              <w:t xml:space="preserve">        │                                             │                 │                               │</w:t>
+              <w:br/>
+              <w:t xml:space="preserve">        │                                          GND_SEC              │                               │</w:t>
+              <w:br/>
+              <w:t xml:space="preserve">        │                                                               │                               │</w:t>
+              <w:br/>
+              <w:t xml:space="preserve">        │                                                               +---[ Lo: 15µH / 14A Choke ]----+</w:t>
+              <w:br/>
+              <w:t xml:space="preserve">        │                                                                   Coilcraft AGP4233-153       │</w:t>
+              <w:br/>
+              <w:t xml:space="preserve">        │                                                                   (DCR = 4.2mΩ, Isat = 16A)   │</w:t>
+              <w:br/>
+              <w:t xml:space="preserve">        │                                                                                               │</w:t>
+              <w:br/>
+              <w:t xml:space="preserve">        │                                                                                               +=== +VOUT (+12V/10A)</w:t>
+              <w:br/>
+              <w:t xml:space="preserve">        │                                                                                               │</w:t>
+              <w:br/>
+              <w:t xml:space="preserve">        │                                                                                              ┌┴──────────────────┐</w:t>
+              <w:br/>
+              <w:t xml:space="preserve">        │                                                                                              │ COUT_BULK         │</w:t>
+              <w:br/>
+              <w:t xml:space="preserve">        │                                                                                             ┌┴┐ 3x 330µF/25V    ┌┴┐ COUT_CER</w:t>
+              <w:br/>
+              <w:t xml:space="preserve">        │                                                                                             │ │ Poly (ESR=8mΩ)  │ │ 4x 22µF/25V</w:t>
+              <w:br/>
+              <w:t xml:space="preserve">        │                                                                                             └┬┘                 └┬┘ X7R 1210</w:t>
+              <w:br/>
+              <w:t xml:space="preserve">        │                                                                                              │                   │</w:t>
+              <w:br/>
+              <w:t xml:space="preserve">        │                                                                                              │      +VOUT        │</w:t>
+              <w:br/>
+              <w:t xml:space="preserve">        │                                                                                              │        │          │</w:t>
+              <w:br/>
+              <w:t xml:space="preserve">        │                                                                                              │     [ R_fb1: 38.3kΩ ]</w:t>
+              <w:br/>
+              <w:t xml:space="preserve">        │                                                                                              │        │</w:t>
+              <w:br/>
+              <w:t xml:space="preserve">        │                                                                                              │        +---&gt; TL431 REF</w:t>
+              <w:br/>
+              <w:t xml:space="preserve">        │                                                                                              │        │     (V_ref=2.50V)</w:t>
+              <w:br/>
+              <w:t xml:space="preserve">        │                                                                                              │     [ R_fb2: 10.0kΩ ]</w:t>
+              <w:br/>
+              <w:t xml:space="preserve">        │                                                                                              │        │</w:t>
+              <w:br/>
+              <w:t xml:space="preserve">        │                                                                                              │       GND_SEC</w:t>
+              <w:br/>
+              <w:t xml:space="preserve">        │                                                                                              │        │</w:t>
+              <w:br/>
+              <w:t xml:space="preserve">    GND_SEC ───────────────────────────────────────────────────────────────────────────────────────────┴────────+───────────&gt; GND_SEC (Return)</w:t>
+            </w:r>
+          </w:p>
+        </w:tc>
+      </w:tr>
+    </w:tbl>
+    <w:p/>
+    <w:p>
+      <w:pPr>
+        <w:spacing w:before="160" w:after="80"/>
+      </w:pPr>
+      <w:r>
+        <w:rPr>
+          <w:b/>
+          <w:color w:val="4682B4"/>
+          <w:sz w:val="24"/>
+        </w:rPr>
+        <w:t>1.1 Detailed Component Connection Netlist &amp; Terminal Details:</w:t>
+      </w:r>
+    </w:p>
+    <w:tbl>
+      <w:tblPr>
+        <w:tblW w:type="auto" w:w="0"/>
+        <w:jc w:val="center"/>
+        <w:tblLook w:firstColumn="1" w:firstRow="1" w:lastColumn="0" w:lastRow="0" w:noHBand="0" w:noVBand="1" w:val="04A0"/>
+        <w:tblBorders>
+          <w:top w:val="single" w:sz="4" w:space="0" w:color="D0D7DE"/>
+          <w:left w:val="none"/>
+          <w:bottom w:val="single" w:sz="8" w:space="0" w:color="D0D7DE"/>
+          <w:right w:val="none"/>
+          <w:insideH w:val="single" w:sz="4" w:space="0" w:color="D0D7DE"/>
+          <w:insideV w:val="none"/>
+        </w:tblBorders>
+      </w:tblPr>
+      <w:tblGrid>
+        <w:gridCol w:w="1958"/>
+        <w:gridCol w:w="1958"/>
+        <w:gridCol w:w="1958"/>
+        <w:gridCol w:w="1958"/>
+        <w:gridCol w:w="1958"/>
+      </w:tblGrid>
+      <w:tr>
+        <w:tc>
+          <w:tcPr>
+            <w:tcW w:type="dxa" w:w="1958"/>
+            <w:shd w:fill="204A6E"/>
+            <w:tcMar>
+              <w:top w:w="100" w:type="dxa"/>
+              <w:bottom w:w="100" w:type="dxa"/>
+              <w:left w:w="120" w:type="dxa"/>
+              <w:right w:w="120" w:type="dxa"/>
+            </w:tcMar>
+            <w:vAlign w:val="center"/>
+          </w:tcPr>
+          <w:p>
+            <w:pPr>
+              <w:spacing w:after="0"/>
+            </w:pPr>
+            <w:r>
+              <w:rPr>
+                <w:b/>
+                <w:color w:val="FFFFFF"/>
+                <w:sz w:val="19"/>
+              </w:rPr>
+              <w:t>Net Name</w:t>
+            </w:r>
+          </w:p>
+        </w:tc>
+        <w:tc>
+          <w:tcPr>
+            <w:tcW w:type="dxa" w:w="1958"/>
+            <w:shd w:fill="204A6E"/>
+            <w:tcMar>
+              <w:top w:w="100" w:type="dxa"/>
+              <w:bottom w:w="100" w:type="dxa"/>
+              <w:left w:w="120" w:type="dxa"/>
+              <w:right w:w="120" w:type="dxa"/>
+            </w:tcMar>
+            <w:vAlign w:val="center"/>
+          </w:tcPr>
+          <w:p>
+            <w:pPr>
+              <w:spacing w:after="0"/>
+            </w:pPr>
+            <w:r>
+              <w:rPr>
+                <w:b/>
+                <w:color w:val="FFFFFF"/>
+                <w:sz w:val="19"/>
+              </w:rPr>
+              <w:t>Source (Pin / Terminal)</w:t>
+            </w:r>
+          </w:p>
+        </w:tc>
+        <w:tc>
+          <w:tcPr>
+            <w:tcW w:type="dxa" w:w="1958"/>
+            <w:shd w:fill="204A6E"/>
+            <w:tcMar>
+              <w:top w:w="100" w:type="dxa"/>
+              <w:bottom w:w="100" w:type="dxa"/>
+              <w:left w:w="120" w:type="dxa"/>
+              <w:right w:w="120" w:type="dxa"/>
+            </w:tcMar>
+            <w:vAlign w:val="center"/>
+          </w:tcPr>
+          <w:p>
+            <w:pPr>
+              <w:spacing w:after="0"/>
+            </w:pPr>
+            <w:r>
+              <w:rPr>
+                <w:b/>
+                <w:color w:val="FFFFFF"/>
+                <w:sz w:val="19"/>
+              </w:rPr>
+              <w:t>Destination (Pin / Terminal)</w:t>
+            </w:r>
+          </w:p>
+        </w:tc>
+        <w:tc>
+          <w:tcPr>
+            <w:tcW w:type="dxa" w:w="1958"/>
+            <w:shd w:fill="204A6E"/>
+            <w:tcMar>
+              <w:top w:w="100" w:type="dxa"/>
+              <w:bottom w:w="100" w:type="dxa"/>
+              <w:left w:w="120" w:type="dxa"/>
+              <w:right w:w="120" w:type="dxa"/>
+            </w:tcMar>
+            <w:vAlign w:val="center"/>
+          </w:tcPr>
+          <w:p>
+            <w:pPr>
+              <w:spacing w:after="0"/>
+            </w:pPr>
+            <w:r>
+              <w:rPr>
+                <w:b/>
+                <w:color w:val="FFFFFF"/>
+                <w:sz w:val="19"/>
+              </w:rPr>
+              <w:t>Electrical Function</w:t>
+            </w:r>
+          </w:p>
+        </w:tc>
+        <w:tc>
+          <w:tcPr>
+            <w:tcW w:type="dxa" w:w="1958"/>
+            <w:shd w:fill="204A6E"/>
+            <w:tcMar>
+              <w:top w:w="100" w:type="dxa"/>
+              <w:bottom w:w="100" w:type="dxa"/>
+              <w:left w:w="120" w:type="dxa"/>
+              <w:right w:w="120" w:type="dxa"/>
+            </w:tcMar>
+            <w:vAlign w:val="center"/>
+          </w:tcPr>
+          <w:p>
+            <w:pPr>
+              <w:spacing w:after="0"/>
+            </w:pPr>
+            <w:r>
+              <w:rPr>
+                <w:b/>
+                <w:color w:val="FFFFFF"/>
+                <w:sz w:val="19"/>
+              </w:rPr>
+              <w:t>Hardware Engineering Notes</w:t>
+            </w:r>
+          </w:p>
+        </w:tc>
+      </w:tr>
+      <w:tr>
+        <w:tc>
+          <w:tcPr>
+            <w:tcW w:type="dxa" w:w="1958"/>
+            <w:tcMar>
+              <w:top w:w="80" w:type="dxa"/>
+              <w:bottom w:w="80" w:type="dxa"/>
+              <w:left w:w="120" w:type="dxa"/>
+              <w:right w:w="120" w:type="dxa"/>
+            </w:tcMar>
+            <w:vAlign w:val="center"/>
+          </w:tcPr>
+          <w:p>
+            <w:pPr>
+              <w:spacing w:after="0"/>
+            </w:pPr>
+            <w:r>
+              <w:rPr>
+                <w:b/>
+                <w:color w:val="282C34"/>
+                <w:sz w:val="18"/>
+              </w:rPr>
+              <w:t>+VIN_RAW</w:t>
+            </w:r>
+          </w:p>
+        </w:tc>
+        <w:tc>
+          <w:tcPr>
+            <w:tcW w:type="dxa" w:w="1958"/>
+            <w:tcMar>
+              <w:top w:w="80" w:type="dxa"/>
+              <w:bottom w:w="80" w:type="dxa"/>
+              <w:left w:w="120" w:type="dxa"/>
+              <w:right w:w="120" w:type="dxa"/>
+            </w:tcMar>
+            <w:vAlign w:val="center"/>
+          </w:tcPr>
+          <w:p>
+            <w:pPr>
+              <w:spacing w:after="0"/>
+            </w:pPr>
+            <w:r>
+              <w:rPr>
+                <w:color w:val="282C34"/>
+                <w:sz w:val="18"/>
+              </w:rPr>
+              <w:t>Input Connector Pin 1</w:t>
+            </w:r>
+          </w:p>
+        </w:tc>
+        <w:tc>
+          <w:tcPr>
+            <w:tcW w:type="dxa" w:w="1958"/>
+            <w:tcMar>
+              <w:top w:w="80" w:type="dxa"/>
+              <w:bottom w:w="80" w:type="dxa"/>
+              <w:left w:w="120" w:type="dxa"/>
+              <w:right w:w="120" w:type="dxa"/>
+            </w:tcMar>
+            <w:vAlign w:val="center"/>
+          </w:tcPr>
+          <w:p>
+            <w:pPr>
+              <w:spacing w:after="0"/>
+            </w:pPr>
+            <w:r>
+              <w:rPr>
+                <w:i/>
+                <w:color w:val="145AA0"/>
+                <w:sz w:val="18"/>
+              </w:rPr>
+              <w:t>C_{in,bulk</w:t>
+            </w:r>
+            <w:r>
+              <w:rPr>
+                <w:color w:val="282C34"/>
+                <w:sz w:val="18"/>
+              </w:rPr>
+              <w:t xml:space="preserve"> (+), Primary </w:t>
+            </w:r>
+            <w:r>
+              <w:rPr>
+                <w:i/>
+                <w:color w:val="145AA0"/>
+                <w:sz w:val="18"/>
+              </w:rPr>
+              <w:t>N_p</w:t>
+            </w:r>
+            <w:r>
+              <w:rPr>
+                <w:color w:val="282C34"/>
+                <w:sz w:val="18"/>
+              </w:rPr>
+              <w:t xml:space="preserve"> Pin 1, Reset Diode </w:t>
+            </w:r>
+            <w:r>
+              <w:rPr>
+                <w:i/>
+                <w:color w:val="145AA0"/>
+                <w:sz w:val="18"/>
+              </w:rPr>
+              <w:t>D_{reset</w:t>
+            </w:r>
+            <w:r>
+              <w:rPr>
+                <w:color w:val="282C34"/>
+                <w:sz w:val="18"/>
+              </w:rPr>
+              <w:t xml:space="preserve"> Cathode</w:t>
+            </w:r>
+          </w:p>
+        </w:tc>
+        <w:tc>
+          <w:tcPr>
+            <w:tcW w:type="dxa" w:w="1958"/>
+            <w:tcMar>
+              <w:top w:w="80" w:type="dxa"/>
+              <w:bottom w:w="80" w:type="dxa"/>
+              <w:left w:w="120" w:type="dxa"/>
+              <w:right w:w="120" w:type="dxa"/>
+            </w:tcMar>
+            <w:vAlign w:val="center"/>
+          </w:tcPr>
+          <w:p>
+            <w:pPr>
+              <w:spacing w:after="0"/>
+            </w:pPr>
+            <w:r>
+              <w:rPr>
+                <w:color w:val="282C34"/>
+                <w:sz w:val="18"/>
+              </w:rPr>
+              <w:t>+48V DC input bus</w:t>
+            </w:r>
+          </w:p>
+        </w:tc>
+        <w:tc>
+          <w:tcPr>
+            <w:tcW w:type="dxa" w:w="1958"/>
+            <w:tcMar>
+              <w:top w:w="80" w:type="dxa"/>
+              <w:bottom w:w="80" w:type="dxa"/>
+              <w:left w:w="120" w:type="dxa"/>
+              <w:right w:w="120" w:type="dxa"/>
+            </w:tcMar>
+            <w:vAlign w:val="center"/>
+          </w:tcPr>
+          <w:p>
+            <w:pPr>
+              <w:spacing w:after="0"/>
+            </w:pPr>
+            <w:r>
+              <w:rPr>
+                <w:color w:val="282C34"/>
+                <w:sz w:val="18"/>
+              </w:rPr>
+              <w:t>Primary winding pin 1 and reset diode cathode tie directly to supply rail.</w:t>
+            </w:r>
+          </w:p>
+        </w:tc>
+      </w:tr>
+      <w:tr>
+        <w:tc>
+          <w:tcPr>
+            <w:tcW w:type="dxa" w:w="1958"/>
+            <w:shd w:fill="F4F7F9"/>
+            <w:tcMar>
+              <w:top w:w="80" w:type="dxa"/>
+              <w:bottom w:w="80" w:type="dxa"/>
+              <w:left w:w="120" w:type="dxa"/>
+              <w:right w:w="120" w:type="dxa"/>
+            </w:tcMar>
+            <w:vAlign w:val="center"/>
+          </w:tcPr>
+          <w:p>
+            <w:pPr>
+              <w:spacing w:after="0"/>
+            </w:pPr>
+            <w:r>
+              <w:rPr>
+                <w:b/>
+                <w:color w:val="282C34"/>
+                <w:sz w:val="18"/>
+              </w:rPr>
+              <w:t>DRAIN_PRI</w:t>
+            </w:r>
+          </w:p>
+        </w:tc>
+        <w:tc>
+          <w:tcPr>
+            <w:tcW w:type="dxa" w:w="1958"/>
+            <w:shd w:fill="F4F7F9"/>
+            <w:tcMar>
+              <w:top w:w="80" w:type="dxa"/>
+              <w:bottom w:w="80" w:type="dxa"/>
+              <w:left w:w="120" w:type="dxa"/>
+              <w:right w:w="120" w:type="dxa"/>
+            </w:tcMar>
+            <w:vAlign w:val="center"/>
+          </w:tcPr>
+          <w:p>
+            <w:pPr>
+              <w:spacing w:after="0"/>
+            </w:pPr>
+            <w:r>
+              <w:rPr>
+                <w:color w:val="282C34"/>
+                <w:sz w:val="18"/>
+              </w:rPr>
+              <w:t xml:space="preserve">Transformer Primary </w:t>
+            </w:r>
+            <w:r>
+              <w:rPr>
+                <w:i/>
+                <w:color w:val="145AA0"/>
+                <w:sz w:val="18"/>
+              </w:rPr>
+              <w:t>N_p</w:t>
+            </w:r>
+            <w:r>
+              <w:rPr>
+                <w:color w:val="282C34"/>
+                <w:sz w:val="18"/>
+              </w:rPr>
+              <w:t xml:space="preserve"> Pin 2</w:t>
+            </w:r>
+          </w:p>
+        </w:tc>
+        <w:tc>
+          <w:tcPr>
+            <w:tcW w:type="dxa" w:w="1958"/>
+            <w:shd w:fill="F4F7F9"/>
+            <w:tcMar>
+              <w:top w:w="80" w:type="dxa"/>
+              <w:bottom w:w="80" w:type="dxa"/>
+              <w:left w:w="120" w:type="dxa"/>
+              <w:right w:w="120" w:type="dxa"/>
+            </w:tcMar>
+            <w:vAlign w:val="center"/>
+          </w:tcPr>
+          <w:p>
+            <w:pPr>
+              <w:spacing w:after="0"/>
+            </w:pPr>
+            <w:r>
+              <w:rPr>
+                <w:i/>
+                <w:color w:val="145AA0"/>
+                <w:sz w:val="18"/>
+              </w:rPr>
+              <w:t>Q_1</w:t>
+            </w:r>
+            <w:r>
+              <w:rPr>
+                <w:color w:val="282C34"/>
+                <w:sz w:val="18"/>
+              </w:rPr>
+              <w:t xml:space="preserve"> Drain, Primary Snubber </w:t>
+            </w:r>
+            <w:r>
+              <w:rPr>
+                <w:i/>
+                <w:color w:val="145AA0"/>
+                <w:sz w:val="18"/>
+              </w:rPr>
+              <w:t>R_{snub,pri</w:t>
+            </w:r>
+          </w:p>
+        </w:tc>
+        <w:tc>
+          <w:tcPr>
+            <w:tcW w:type="dxa" w:w="1958"/>
+            <w:shd w:fill="F4F7F9"/>
+            <w:tcMar>
+              <w:top w:w="80" w:type="dxa"/>
+              <w:bottom w:w="80" w:type="dxa"/>
+              <w:left w:w="120" w:type="dxa"/>
+              <w:right w:w="120" w:type="dxa"/>
+            </w:tcMar>
+            <w:vAlign w:val="center"/>
+          </w:tcPr>
+          <w:p>
+            <w:pPr>
+              <w:spacing w:after="0"/>
+            </w:pPr>
+            <w:r>
+              <w:rPr>
+                <w:color w:val="282C34"/>
+                <w:sz w:val="18"/>
+              </w:rPr>
+              <w:t>Primary switching node (</w:t>
+            </w:r>
+            <w:r>
+              <w:rPr>
+                <w:i/>
+                <w:color w:val="145AA0"/>
+                <w:sz w:val="18"/>
+              </w:rPr>
+              <w:t>0\,V \dots 2 V_{IN</w:t>
+            </w:r>
+            <w:r>
+              <w:rPr>
+                <w:color w:val="282C34"/>
+                <w:sz w:val="18"/>
+              </w:rPr>
+              <w:t>)</w:t>
+            </w:r>
+          </w:p>
+        </w:tc>
+        <w:tc>
+          <w:tcPr>
+            <w:tcW w:type="dxa" w:w="1958"/>
+            <w:shd w:fill="F4F7F9"/>
+            <w:tcMar>
+              <w:top w:w="80" w:type="dxa"/>
+              <w:bottom w:w="80" w:type="dxa"/>
+              <w:left w:w="120" w:type="dxa"/>
+              <w:right w:w="120" w:type="dxa"/>
+            </w:tcMar>
+            <w:vAlign w:val="center"/>
+          </w:tcPr>
+          <w:p>
+            <w:pPr>
+              <w:spacing w:after="0"/>
+            </w:pPr>
+            <w:r>
+              <w:rPr>
+                <w:color w:val="282C34"/>
+                <w:sz w:val="18"/>
+              </w:rPr>
+              <w:t xml:space="preserve">With </w:t>
+            </w:r>
+            <w:r>
+              <w:rPr>
+                <w:i/>
+                <w:color w:val="145AA0"/>
+                <w:sz w:val="18"/>
+              </w:rPr>
+              <w:t>N_p = N_{ter</w:t>
+            </w:r>
+            <w:r>
+              <w:rPr>
+                <w:color w:val="282C34"/>
+                <w:sz w:val="18"/>
+              </w:rPr>
+              <w:t xml:space="preserve">, peak drain voltage is clamped precisely to </w:t>
+            </w:r>
+            <w:r>
+              <w:rPr>
+                <w:i/>
+                <w:color w:val="145AA0"/>
+                <w:sz w:val="18"/>
+              </w:rPr>
+              <w:t>2 V_{IN = 96\,V</w:t>
+            </w:r>
+            <w:r>
+              <w:rPr>
+                <w:color w:val="282C34"/>
+                <w:sz w:val="18"/>
+              </w:rPr>
+              <w:t>.</w:t>
+            </w:r>
+          </w:p>
+        </w:tc>
+      </w:tr>
+      <w:tr>
+        <w:tc>
+          <w:tcPr>
+            <w:tcW w:type="dxa" w:w="1958"/>
+            <w:tcMar>
+              <w:top w:w="80" w:type="dxa"/>
+              <w:bottom w:w="80" w:type="dxa"/>
+              <w:left w:w="120" w:type="dxa"/>
+              <w:right w:w="120" w:type="dxa"/>
+            </w:tcMar>
+            <w:vAlign w:val="center"/>
+          </w:tcPr>
+          <w:p>
+            <w:pPr>
+              <w:spacing w:after="0"/>
+            </w:pPr>
+            <w:r>
+              <w:rPr>
+                <w:b/>
+                <w:color w:val="282C34"/>
+                <w:sz w:val="18"/>
+              </w:rPr>
+              <w:t>RESET_NODE</w:t>
+            </w:r>
+          </w:p>
+        </w:tc>
+        <w:tc>
+          <w:tcPr>
+            <w:tcW w:type="dxa" w:w="1958"/>
+            <w:tcMar>
+              <w:top w:w="80" w:type="dxa"/>
+              <w:bottom w:w="80" w:type="dxa"/>
+              <w:left w:w="120" w:type="dxa"/>
+              <w:right w:w="120" w:type="dxa"/>
+            </w:tcMar>
+            <w:vAlign w:val="center"/>
+          </w:tcPr>
+          <w:p>
+            <w:pPr>
+              <w:spacing w:after="0"/>
+            </w:pPr>
+            <w:r>
+              <w:rPr>
+                <w:color w:val="282C34"/>
+                <w:sz w:val="18"/>
+              </w:rPr>
+              <w:t xml:space="preserve">Tertiary Winding </w:t>
+            </w:r>
+            <w:r>
+              <w:rPr>
+                <w:i/>
+                <w:color w:val="145AA0"/>
+                <w:sz w:val="18"/>
+              </w:rPr>
+              <w:t>N_{ter</w:t>
+            </w:r>
+            <w:r>
+              <w:rPr>
+                <w:color w:val="282C34"/>
+                <w:sz w:val="18"/>
+              </w:rPr>
+              <w:t xml:space="preserve"> Pin 1</w:t>
+            </w:r>
+          </w:p>
+        </w:tc>
+        <w:tc>
+          <w:tcPr>
+            <w:tcW w:type="dxa" w:w="1958"/>
+            <w:tcMar>
+              <w:top w:w="80" w:type="dxa"/>
+              <w:bottom w:w="80" w:type="dxa"/>
+              <w:left w:w="120" w:type="dxa"/>
+              <w:right w:w="120" w:type="dxa"/>
+            </w:tcMar>
+            <w:vAlign w:val="center"/>
+          </w:tcPr>
+          <w:p>
+            <w:pPr>
+              <w:spacing w:after="0"/>
+            </w:pPr>
+            <w:r>
+              <w:rPr>
+                <w:color w:val="282C34"/>
+                <w:sz w:val="18"/>
+              </w:rPr>
+              <w:t xml:space="preserve">Reset Diode </w:t>
+            </w:r>
+            <w:r>
+              <w:rPr>
+                <w:i/>
+                <w:color w:val="145AA0"/>
+                <w:sz w:val="18"/>
+              </w:rPr>
+              <w:t>D_{reset</w:t>
+            </w:r>
+            <w:r>
+              <w:rPr>
+                <w:color w:val="282C34"/>
+                <w:sz w:val="18"/>
+              </w:rPr>
+              <w:t xml:space="preserve"> Anode</w:t>
+            </w:r>
+          </w:p>
+        </w:tc>
+        <w:tc>
+          <w:tcPr>
+            <w:tcW w:type="dxa" w:w="1958"/>
+            <w:tcMar>
+              <w:top w:w="80" w:type="dxa"/>
+              <w:bottom w:w="80" w:type="dxa"/>
+              <w:left w:w="120" w:type="dxa"/>
+              <w:right w:w="120" w:type="dxa"/>
+            </w:tcMar>
+            <w:vAlign w:val="center"/>
+          </w:tcPr>
+          <w:p>
+            <w:pPr>
+              <w:spacing w:after="0"/>
+            </w:pPr>
+            <w:r>
+              <w:rPr>
+                <w:color w:val="282C34"/>
+                <w:sz w:val="18"/>
+              </w:rPr>
+              <w:t>Magnetic core demagnetization rail</w:t>
+            </w:r>
+          </w:p>
+        </w:tc>
+        <w:tc>
+          <w:tcPr>
+            <w:tcW w:type="dxa" w:w="1958"/>
+            <w:tcMar>
+              <w:top w:w="80" w:type="dxa"/>
+              <w:bottom w:w="80" w:type="dxa"/>
+              <w:left w:w="120" w:type="dxa"/>
+              <w:right w:w="120" w:type="dxa"/>
+            </w:tcMar>
+            <w:vAlign w:val="center"/>
+          </w:tcPr>
+          <w:p>
+            <w:pPr>
+              <w:spacing w:after="0"/>
+            </w:pPr>
+            <w:r>
+              <w:rPr>
+                <w:color w:val="282C34"/>
+                <w:sz w:val="18"/>
+              </w:rPr>
+              <w:t xml:space="preserve">Winding dot is inverted relative to </w:t>
+            </w:r>
+            <w:r>
+              <w:rPr>
+                <w:i/>
+                <w:color w:val="145AA0"/>
+                <w:sz w:val="18"/>
+              </w:rPr>
+              <w:t>N_p</w:t>
+            </w:r>
+            <w:r>
+              <w:rPr>
+                <w:color w:val="282C34"/>
+                <w:sz w:val="18"/>
+              </w:rPr>
+              <w:t xml:space="preserve">; returns magnetizing energy back to </w:t>
+            </w:r>
+            <w:r>
+              <w:rPr>
+                <w:i/>
+                <w:color w:val="145AA0"/>
+                <w:sz w:val="18"/>
+              </w:rPr>
+              <w:t>V_{IN</w:t>
+            </w:r>
+            <w:r>
+              <w:rPr>
+                <w:color w:val="282C34"/>
+                <w:sz w:val="18"/>
+              </w:rPr>
+              <w:t xml:space="preserve"> during OFF interval.</w:t>
+            </w:r>
+          </w:p>
+        </w:tc>
+      </w:tr>
+      <w:tr>
+        <w:tc>
+          <w:tcPr>
+            <w:tcW w:type="dxa" w:w="1958"/>
+            <w:shd w:fill="F4F7F9"/>
+            <w:tcMar>
+              <w:top w:w="80" w:type="dxa"/>
+              <w:bottom w:w="80" w:type="dxa"/>
+              <w:left w:w="120" w:type="dxa"/>
+              <w:right w:w="120" w:type="dxa"/>
+            </w:tcMar>
+            <w:vAlign w:val="center"/>
+          </w:tcPr>
+          <w:p>
+            <w:pPr>
+              <w:spacing w:after="0"/>
+            </w:pPr>
+            <w:r>
+              <w:rPr>
+                <w:b/>
+                <w:color w:val="282C34"/>
+                <w:sz w:val="18"/>
+              </w:rPr>
+              <w:t>SW_SEC</w:t>
+            </w:r>
+          </w:p>
+        </w:tc>
+        <w:tc>
+          <w:tcPr>
+            <w:tcW w:type="dxa" w:w="1958"/>
+            <w:shd w:fill="F4F7F9"/>
+            <w:tcMar>
+              <w:top w:w="80" w:type="dxa"/>
+              <w:bottom w:w="80" w:type="dxa"/>
+              <w:left w:w="120" w:type="dxa"/>
+              <w:right w:w="120" w:type="dxa"/>
+            </w:tcMar>
+            <w:vAlign w:val="center"/>
+          </w:tcPr>
+          <w:p>
+            <w:pPr>
+              <w:spacing w:after="0"/>
+            </w:pPr>
+            <w:r>
+              <w:rPr>
+                <w:color w:val="282C34"/>
+                <w:sz w:val="18"/>
+              </w:rPr>
+              <w:t xml:space="preserve">Forward Diode </w:t>
+            </w:r>
+            <w:r>
+              <w:rPr>
+                <w:i/>
+                <w:color w:val="145AA0"/>
+                <w:sz w:val="18"/>
+              </w:rPr>
+              <w:t>D_1</w:t>
+            </w:r>
+            <w:r>
+              <w:rPr>
+                <w:color w:val="282C34"/>
+                <w:sz w:val="18"/>
+              </w:rPr>
+              <w:t xml:space="preserve"> Cathode, Freewheel </w:t>
+            </w:r>
+            <w:r>
+              <w:rPr>
+                <w:i/>
+                <w:color w:val="145AA0"/>
+                <w:sz w:val="18"/>
+              </w:rPr>
+              <w:t>D_2</w:t>
+            </w:r>
+            <w:r>
+              <w:rPr>
+                <w:color w:val="282C34"/>
+                <w:sz w:val="18"/>
+              </w:rPr>
+              <w:t xml:space="preserve"> Cathode</w:t>
+            </w:r>
+          </w:p>
+        </w:tc>
+        <w:tc>
+          <w:tcPr>
+            <w:tcW w:type="dxa" w:w="1958"/>
+            <w:shd w:fill="F4F7F9"/>
+            <w:tcMar>
+              <w:top w:w="80" w:type="dxa"/>
+              <w:bottom w:w="80" w:type="dxa"/>
+              <w:left w:w="120" w:type="dxa"/>
+              <w:right w:w="120" w:type="dxa"/>
+            </w:tcMar>
+            <w:vAlign w:val="center"/>
+          </w:tcPr>
+          <w:p>
+            <w:pPr>
+              <w:spacing w:after="0"/>
+            </w:pPr>
+            <w:r>
+              <w:rPr>
+                <w:color w:val="282C34"/>
+                <w:sz w:val="18"/>
+              </w:rPr>
+              <w:t xml:space="preserve">Output Inductor </w:t>
+            </w:r>
+            <w:r>
+              <w:rPr>
+                <w:i/>
+                <w:color w:val="145AA0"/>
+                <w:sz w:val="18"/>
+              </w:rPr>
+              <w:t>L_o</w:t>
+            </w:r>
+            <w:r>
+              <w:rPr>
+                <w:color w:val="282C34"/>
+                <w:sz w:val="18"/>
+              </w:rPr>
+              <w:t xml:space="preserve"> Pin 1, Secondary Snubber</w:t>
+            </w:r>
+          </w:p>
+        </w:tc>
+        <w:tc>
+          <w:tcPr>
+            <w:tcW w:type="dxa" w:w="1958"/>
+            <w:shd w:fill="F4F7F9"/>
+            <w:tcMar>
+              <w:top w:w="80" w:type="dxa"/>
+              <w:bottom w:w="80" w:type="dxa"/>
+              <w:left w:w="120" w:type="dxa"/>
+              <w:right w:w="120" w:type="dxa"/>
+            </w:tcMar>
+            <w:vAlign w:val="center"/>
+          </w:tcPr>
+          <w:p>
+            <w:pPr>
+              <w:spacing w:after="0"/>
+            </w:pPr>
+            <w:r>
+              <w:rPr>
+                <w:color w:val="282C34"/>
+                <w:sz w:val="18"/>
+              </w:rPr>
+              <w:t>Secondary pulsating rectangular voltage node</w:t>
+            </w:r>
+          </w:p>
+        </w:tc>
+        <w:tc>
+          <w:tcPr>
+            <w:tcW w:type="dxa" w:w="1958"/>
+            <w:shd w:fill="F4F7F9"/>
+            <w:tcMar>
+              <w:top w:w="80" w:type="dxa"/>
+              <w:bottom w:w="80" w:type="dxa"/>
+              <w:left w:w="120" w:type="dxa"/>
+              <w:right w:w="120" w:type="dxa"/>
+            </w:tcMar>
+            <w:vAlign w:val="center"/>
+          </w:tcPr>
+          <w:p>
+            <w:pPr>
+              <w:spacing w:after="0"/>
+            </w:pPr>
+            <w:r>
+              <w:rPr>
+                <w:color w:val="282C34"/>
+                <w:sz w:val="18"/>
+              </w:rPr>
+              <w:t xml:space="preserve">Swings between </w:t>
+            </w:r>
+            <w:r>
+              <w:rPr>
+                <w:i/>
+                <w:color w:val="145AA0"/>
+                <w:sz w:val="18"/>
+              </w:rPr>
+              <w:t>V_{IN \cdot (N_s/N_p) = 24\,V</w:t>
+            </w:r>
+            <w:r>
+              <w:rPr>
+                <w:color w:val="282C34"/>
+                <w:sz w:val="18"/>
+              </w:rPr>
+              <w:t xml:space="preserve"> and </w:t>
+            </w:r>
+            <w:r>
+              <w:rPr>
+                <w:i/>
+                <w:color w:val="145AA0"/>
+                <w:sz w:val="18"/>
+              </w:rPr>
+              <w:t>-V_F \approx -0.5\,V</w:t>
+            </w:r>
+            <w:r>
+              <w:rPr>
+                <w:color w:val="282C34"/>
+                <w:sz w:val="18"/>
+              </w:rPr>
+              <w:t>.</w:t>
+            </w:r>
+          </w:p>
+        </w:tc>
+      </w:tr>
+      <w:tr>
+        <w:tc>
+          <w:tcPr>
+            <w:tcW w:type="dxa" w:w="1958"/>
+            <w:tcMar>
+              <w:top w:w="80" w:type="dxa"/>
+              <w:bottom w:w="80" w:type="dxa"/>
+              <w:left w:w="120" w:type="dxa"/>
+              <w:right w:w="120" w:type="dxa"/>
+            </w:tcMar>
+            <w:vAlign w:val="center"/>
+          </w:tcPr>
+          <w:p>
+            <w:pPr>
+              <w:spacing w:after="0"/>
+            </w:pPr>
+            <w:r>
+              <w:rPr>
+                <w:b/>
+                <w:color w:val="282C34"/>
+                <w:sz w:val="18"/>
+              </w:rPr>
+              <w:t>+VOUT</w:t>
+            </w:r>
+          </w:p>
+        </w:tc>
+        <w:tc>
+          <w:tcPr>
+            <w:tcW w:type="dxa" w:w="1958"/>
+            <w:tcMar>
+              <w:top w:w="80" w:type="dxa"/>
+              <w:bottom w:w="80" w:type="dxa"/>
+              <w:left w:w="120" w:type="dxa"/>
+              <w:right w:w="120" w:type="dxa"/>
+            </w:tcMar>
+            <w:vAlign w:val="center"/>
+          </w:tcPr>
+          <w:p>
+            <w:pPr>
+              <w:spacing w:after="0"/>
+            </w:pPr>
+            <w:r>
+              <w:rPr>
+                <w:color w:val="282C34"/>
+                <w:sz w:val="18"/>
+              </w:rPr>
+              <w:t xml:space="preserve">Output Inductor </w:t>
+            </w:r>
+            <w:r>
+              <w:rPr>
+                <w:i/>
+                <w:color w:val="145AA0"/>
+                <w:sz w:val="18"/>
+              </w:rPr>
+              <w:t>L_o</w:t>
+            </w:r>
+            <w:r>
+              <w:rPr>
+                <w:color w:val="282C34"/>
+                <w:sz w:val="18"/>
+              </w:rPr>
+              <w:t xml:space="preserve"> Pin 2</w:t>
+            </w:r>
+          </w:p>
+        </w:tc>
+        <w:tc>
+          <w:tcPr>
+            <w:tcW w:type="dxa" w:w="1958"/>
+            <w:tcMar>
+              <w:top w:w="80" w:type="dxa"/>
+              <w:bottom w:w="80" w:type="dxa"/>
+              <w:left w:w="120" w:type="dxa"/>
+              <w:right w:w="120" w:type="dxa"/>
+            </w:tcMar>
+            <w:vAlign w:val="center"/>
+          </w:tcPr>
+          <w:p>
+            <w:pPr>
+              <w:spacing w:after="0"/>
+            </w:pPr>
+            <w:r>
+              <w:rPr>
+                <w:i/>
+                <w:color w:val="145AA0"/>
+                <w:sz w:val="18"/>
+              </w:rPr>
+              <w:t>C_{out</w:t>
+            </w:r>
+            <w:r>
+              <w:rPr>
+                <w:color w:val="282C34"/>
+                <w:sz w:val="18"/>
+              </w:rPr>
+              <w:t xml:space="preserve"> bank (+), Feedback </w:t>
+            </w:r>
+            <w:r>
+              <w:rPr>
+                <w:i/>
+                <w:color w:val="145AA0"/>
+                <w:sz w:val="18"/>
+              </w:rPr>
+              <w:t>R_{fb1</w:t>
+            </w:r>
+            <w:r>
+              <w:rPr>
+                <w:color w:val="282C34"/>
+                <w:sz w:val="18"/>
+              </w:rPr>
+              <w:t>, Load (+)</w:t>
+            </w:r>
+          </w:p>
+        </w:tc>
+        <w:tc>
+          <w:tcPr>
+            <w:tcW w:type="dxa" w:w="1958"/>
+            <w:tcMar>
+              <w:top w:w="80" w:type="dxa"/>
+              <w:bottom w:w="80" w:type="dxa"/>
+              <w:left w:w="120" w:type="dxa"/>
+              <w:right w:w="120" w:type="dxa"/>
+            </w:tcMar>
+            <w:vAlign w:val="center"/>
+          </w:tcPr>
+          <w:p>
+            <w:pPr>
+              <w:spacing w:after="0"/>
+            </w:pPr>
+            <w:r>
+              <w:rPr>
+                <w:color w:val="282C34"/>
+                <w:sz w:val="18"/>
+              </w:rPr>
+              <w:t>Regulated +12V DC output rail</w:t>
+            </w:r>
+          </w:p>
+        </w:tc>
+        <w:tc>
+          <w:tcPr>
+            <w:tcW w:type="dxa" w:w="1958"/>
+            <w:tcMar>
+              <w:top w:w="80" w:type="dxa"/>
+              <w:bottom w:w="80" w:type="dxa"/>
+              <w:left w:w="120" w:type="dxa"/>
+              <w:right w:w="120" w:type="dxa"/>
+            </w:tcMar>
+            <w:vAlign w:val="center"/>
+          </w:tcPr>
+          <w:p>
+            <w:pPr>
+              <w:spacing w:after="0"/>
+            </w:pPr>
+            <w:r>
+              <w:rPr>
+                <w:color w:val="282C34"/>
+                <w:sz w:val="18"/>
+              </w:rPr>
+              <w:t>Continuous current output stage delivers low ripple and tight dynamic regulation.</w:t>
+            </w:r>
+          </w:p>
+        </w:tc>
+      </w:tr>
+      <w:tr>
+        <w:tc>
+          <w:tcPr>
+            <w:tcW w:type="dxa" w:w="1958"/>
+            <w:shd w:fill="F4F7F9"/>
+            <w:tcMar>
+              <w:top w:w="80" w:type="dxa"/>
+              <w:bottom w:w="80" w:type="dxa"/>
+              <w:left w:w="120" w:type="dxa"/>
+              <w:right w:w="120" w:type="dxa"/>
+            </w:tcMar>
+            <w:vAlign w:val="center"/>
+          </w:tcPr>
+          <w:p>
+            <w:pPr>
+              <w:spacing w:after="0"/>
+            </w:pPr>
+            <w:r>
+              <w:rPr>
+                <w:b/>
+                <w:color w:val="282C34"/>
+                <w:sz w:val="18"/>
+              </w:rPr>
+              <w:t>GND_PRI / GND_SEC</w:t>
+            </w:r>
+          </w:p>
+        </w:tc>
+        <w:tc>
+          <w:tcPr>
+            <w:tcW w:type="dxa" w:w="1958"/>
+            <w:shd w:fill="F4F7F9"/>
+            <w:tcMar>
+              <w:top w:w="80" w:type="dxa"/>
+              <w:bottom w:w="80" w:type="dxa"/>
+              <w:left w:w="120" w:type="dxa"/>
+              <w:right w:w="120" w:type="dxa"/>
+            </w:tcMar>
+            <w:vAlign w:val="center"/>
+          </w:tcPr>
+          <w:p>
+            <w:pPr>
+              <w:spacing w:after="0"/>
+            </w:pPr>
+            <w:r>
+              <w:rPr>
+                <w:color w:val="282C34"/>
+                <w:sz w:val="18"/>
+              </w:rPr>
+              <w:t>Primary Ground / Secondary Ground</w:t>
+            </w:r>
+          </w:p>
+        </w:tc>
+        <w:tc>
+          <w:tcPr>
+            <w:tcW w:type="dxa" w:w="1958"/>
+            <w:shd w:fill="F4F7F9"/>
+            <w:tcMar>
+              <w:top w:w="80" w:type="dxa"/>
+              <w:bottom w:w="80" w:type="dxa"/>
+              <w:left w:w="120" w:type="dxa"/>
+              <w:right w:w="120" w:type="dxa"/>
+            </w:tcMar>
+            <w:vAlign w:val="center"/>
+          </w:tcPr>
+          <w:p>
+            <w:pPr>
+              <w:spacing w:after="0"/>
+            </w:pPr>
+            <w:r>
+              <w:rPr>
+                <w:color w:val="282C34"/>
+                <w:sz w:val="18"/>
+              </w:rPr>
+              <w:t>Safety Y2 Capacitor (</w:t>
+            </w:r>
+            <w:r>
+              <w:rPr>
+                <w:i/>
+                <w:color w:val="145AA0"/>
+                <w:sz w:val="18"/>
+              </w:rPr>
+              <w:t>C_{Y1</w:t>
+            </w:r>
+            <w:r>
+              <w:rPr>
+                <w:color w:val="282C34"/>
+                <w:sz w:val="18"/>
+              </w:rPr>
+              <w:t>)</w:t>
+            </w:r>
+          </w:p>
+        </w:tc>
+        <w:tc>
+          <w:tcPr>
+            <w:tcW w:type="dxa" w:w="1958"/>
+            <w:shd w:fill="F4F7F9"/>
+            <w:tcMar>
+              <w:top w:w="80" w:type="dxa"/>
+              <w:bottom w:w="80" w:type="dxa"/>
+              <w:left w:w="120" w:type="dxa"/>
+              <w:right w:w="120" w:type="dxa"/>
+            </w:tcMar>
+            <w:vAlign w:val="center"/>
+          </w:tcPr>
+          <w:p>
+            <w:pPr>
+              <w:spacing w:after="0"/>
+            </w:pPr>
+            <w:r>
+              <w:rPr>
+                <w:color w:val="282C34"/>
+                <w:sz w:val="18"/>
+              </w:rPr>
+              <w:t>Isolated return planes</w:t>
+            </w:r>
+          </w:p>
+        </w:tc>
+        <w:tc>
+          <w:tcPr>
+            <w:tcW w:type="dxa" w:w="1958"/>
+            <w:shd w:fill="F4F7F9"/>
+            <w:tcMar>
+              <w:top w:w="80" w:type="dxa"/>
+              <w:bottom w:w="80" w:type="dxa"/>
+              <w:left w:w="120" w:type="dxa"/>
+              <w:right w:w="120" w:type="dxa"/>
+            </w:tcMar>
+            <w:vAlign w:val="center"/>
+          </w:tcPr>
+          <w:p>
+            <w:pPr>
+              <w:spacing w:after="0"/>
+            </w:pPr>
+            <w:r>
+              <w:rPr>
+                <w:color w:val="282C34"/>
+                <w:sz w:val="18"/>
+              </w:rPr>
+              <w:t xml:space="preserve">Minimum </w:t>
+            </w:r>
+            <w:r>
+              <w:rPr>
+                <w:i/>
+                <w:color w:val="145AA0"/>
+                <w:sz w:val="18"/>
+              </w:rPr>
+              <w:t>4.0\,mm</w:t>
+            </w:r>
+            <w:r>
+              <w:rPr>
+                <w:color w:val="282C34"/>
+                <w:sz w:val="18"/>
+              </w:rPr>
+              <w:t xml:space="preserve"> clearance maintained across PCB boundary.</w:t>
+            </w:r>
+          </w:p>
+        </w:tc>
+      </w:tr>
+    </w:tbl>
+    <w:p/>
+    <w:p>
+      <w:pPr>
+        <w:spacing w:before="160" w:after="80"/>
+      </w:pPr>
+      <w:r>
+        <w:rPr>
+          <w:b/>
+          <w:color w:val="4682B4"/>
+          <w:sz w:val="24"/>
+        </w:rPr>
+        <w:t>1.2 Component Bill of Materials &amp; Parametric Specifications:</w:t>
+      </w:r>
+    </w:p>
+    <w:tbl>
+      <w:tblPr>
+        <w:tblW w:type="auto" w:w="0"/>
+        <w:jc w:val="center"/>
+        <w:tblLook w:firstColumn="1" w:firstRow="1" w:lastColumn="0" w:lastRow="0" w:noHBand="0" w:noVBand="1" w:val="04A0"/>
+        <w:tblBorders>
+          <w:top w:val="single" w:sz="4" w:space="0" w:color="D0D7DE"/>
+          <w:left w:val="none"/>
+          <w:bottom w:val="single" w:sz="8" w:space="0" w:color="D0D7DE"/>
+          <w:right w:val="none"/>
+          <w:insideH w:val="single" w:sz="4" w:space="0" w:color="D0D7DE"/>
+          <w:insideV w:val="none"/>
+        </w:tblBorders>
+      </w:tblPr>
+      <w:tblGrid>
+        <w:gridCol w:w="1958"/>
+        <w:gridCol w:w="1958"/>
+        <w:gridCol w:w="1958"/>
+        <w:gridCol w:w="1958"/>
+        <w:gridCol w:w="1958"/>
+      </w:tblGrid>
+      <w:tr>
+        <w:tc>
+          <w:tcPr>
+            <w:tcW w:type="dxa" w:w="1958"/>
+            <w:shd w:fill="204A6E"/>
+            <w:tcMar>
+              <w:top w:w="100" w:type="dxa"/>
+              <w:bottom w:w="100" w:type="dxa"/>
+              <w:left w:w="120" w:type="dxa"/>
+              <w:right w:w="120" w:type="dxa"/>
+            </w:tcMar>
+            <w:vAlign w:val="center"/>
+          </w:tcPr>
+          <w:p>
+            <w:pPr>
+              <w:spacing w:after="0"/>
+            </w:pPr>
+            <w:r>
+              <w:rPr>
+                <w:b/>
+                <w:color w:val="FFFFFF"/>
+                <w:sz w:val="19"/>
+              </w:rPr>
+              <w:t>RefDes</w:t>
+            </w:r>
+          </w:p>
+        </w:tc>
+        <w:tc>
+          <w:tcPr>
+            <w:tcW w:type="dxa" w:w="1958"/>
+            <w:shd w:fill="204A6E"/>
+            <w:tcMar>
+              <w:top w:w="100" w:type="dxa"/>
+              <w:bottom w:w="100" w:type="dxa"/>
+              <w:left w:w="120" w:type="dxa"/>
+              <w:right w:w="120" w:type="dxa"/>
+            </w:tcMar>
+            <w:vAlign w:val="center"/>
+          </w:tcPr>
+          <w:p>
+            <w:pPr>
+              <w:spacing w:after="0"/>
+            </w:pPr>
+            <w:r>
+              <w:rPr>
+                <w:b/>
+                <w:color w:val="FFFFFF"/>
+                <w:sz w:val="19"/>
+              </w:rPr>
+              <w:t>Component Description</w:t>
+            </w:r>
+          </w:p>
+        </w:tc>
+        <w:tc>
+          <w:tcPr>
+            <w:tcW w:type="dxa" w:w="1958"/>
+            <w:shd w:fill="204A6E"/>
+            <w:tcMar>
+              <w:top w:w="100" w:type="dxa"/>
+              <w:bottom w:w="100" w:type="dxa"/>
+              <w:left w:w="120" w:type="dxa"/>
+              <w:right w:w="120" w:type="dxa"/>
+            </w:tcMar>
+            <w:vAlign w:val="center"/>
+          </w:tcPr>
+          <w:p>
+            <w:pPr>
+              <w:spacing w:after="0"/>
+            </w:pPr>
+            <w:r>
+              <w:rPr>
+                <w:b/>
+                <w:color w:val="FFFFFF"/>
+                <w:sz w:val="19"/>
+              </w:rPr>
+              <w:t>Manufacturer &amp; Part Number</w:t>
+            </w:r>
+          </w:p>
+        </w:tc>
+        <w:tc>
+          <w:tcPr>
+            <w:tcW w:type="dxa" w:w="1958"/>
+            <w:shd w:fill="204A6E"/>
+            <w:tcMar>
+              <w:top w:w="100" w:type="dxa"/>
+              <w:bottom w:w="100" w:type="dxa"/>
+              <w:left w:w="120" w:type="dxa"/>
+              <w:right w:w="120" w:type="dxa"/>
+            </w:tcMar>
+            <w:vAlign w:val="center"/>
+          </w:tcPr>
+          <w:p>
+            <w:pPr>
+              <w:spacing w:after="0"/>
+            </w:pPr>
+            <w:r>
+              <w:rPr>
+                <w:b/>
+                <w:color w:val="FFFFFF"/>
+                <w:sz w:val="19"/>
+              </w:rPr>
+              <w:t>Key Electrical Specifications</w:t>
+            </w:r>
+          </w:p>
+        </w:tc>
+        <w:tc>
+          <w:tcPr>
+            <w:tcW w:type="dxa" w:w="1958"/>
+            <w:shd w:fill="204A6E"/>
+            <w:tcMar>
+              <w:top w:w="100" w:type="dxa"/>
+              <w:bottom w:w="100" w:type="dxa"/>
+              <w:left w:w="120" w:type="dxa"/>
+              <w:right w:w="120" w:type="dxa"/>
+            </w:tcMar>
+            <w:vAlign w:val="center"/>
+          </w:tcPr>
+          <w:p>
+            <w:pPr>
+              <w:spacing w:after="0"/>
+            </w:pPr>
+            <w:r>
+              <w:rPr>
+                <w:b/>
+                <w:color w:val="FFFFFF"/>
+                <w:sz w:val="19"/>
+              </w:rPr>
+              <w:t>Critical Design Constraint</w:t>
+            </w:r>
+          </w:p>
+        </w:tc>
+      </w:tr>
+      <w:tr>
+        <w:tc>
+          <w:tcPr>
+            <w:tcW w:type="dxa" w:w="1958"/>
+            <w:tcMar>
+              <w:top w:w="80" w:type="dxa"/>
+              <w:bottom w:w="80" w:type="dxa"/>
+              <w:left w:w="120" w:type="dxa"/>
+              <w:right w:w="120" w:type="dxa"/>
+            </w:tcMar>
+            <w:vAlign w:val="center"/>
+          </w:tcPr>
+          <w:p>
+            <w:pPr>
+              <w:spacing w:after="0"/>
+            </w:pPr>
+            <w:r>
+              <w:rPr>
+                <w:b/>
+                <w:color w:val="282C34"/>
+                <w:sz w:val="18"/>
+              </w:rPr>
+              <w:t>$Q_1$</w:t>
+            </w:r>
+          </w:p>
+        </w:tc>
+        <w:tc>
+          <w:tcPr>
+            <w:tcW w:type="dxa" w:w="1958"/>
+            <w:tcMar>
+              <w:top w:w="80" w:type="dxa"/>
+              <w:bottom w:w="80" w:type="dxa"/>
+              <w:left w:w="120" w:type="dxa"/>
+              <w:right w:w="120" w:type="dxa"/>
+            </w:tcMar>
+            <w:vAlign w:val="center"/>
+          </w:tcPr>
+          <w:p>
+            <w:pPr>
+              <w:spacing w:after="0"/>
+            </w:pPr>
+            <w:r>
+              <w:rPr>
+                <w:color w:val="282C34"/>
+                <w:sz w:val="18"/>
+              </w:rPr>
+              <w:t>Primary N-MOSFET</w:t>
+            </w:r>
+          </w:p>
+        </w:tc>
+        <w:tc>
+          <w:tcPr>
+            <w:tcW w:type="dxa" w:w="1958"/>
+            <w:tcMar>
+              <w:top w:w="80" w:type="dxa"/>
+              <w:bottom w:w="80" w:type="dxa"/>
+              <w:left w:w="120" w:type="dxa"/>
+              <w:right w:w="120" w:type="dxa"/>
+            </w:tcMar>
+            <w:vAlign w:val="center"/>
+          </w:tcPr>
+          <w:p>
+            <w:pPr>
+              <w:spacing w:after="0"/>
+            </w:pPr>
+            <w:r>
+              <w:rPr>
+                <w:color w:val="282C34"/>
+                <w:sz w:val="18"/>
+              </w:rPr>
+              <w:t>Infineon BSC093N15NS5</w:t>
+            </w:r>
+          </w:p>
+        </w:tc>
+        <w:tc>
+          <w:tcPr>
+            <w:tcW w:type="dxa" w:w="1958"/>
+            <w:tcMar>
+              <w:top w:w="80" w:type="dxa"/>
+              <w:bottom w:w="80" w:type="dxa"/>
+              <w:left w:w="120" w:type="dxa"/>
+              <w:right w:w="120" w:type="dxa"/>
+            </w:tcMar>
+            <w:vAlign w:val="center"/>
+          </w:tcPr>
+          <w:p>
+            <w:pPr>
+              <w:spacing w:after="0"/>
+            </w:pPr>
+            <w:r>
+              <w:rPr>
+                <w:i/>
+                <w:color w:val="145AA0"/>
+                <w:sz w:val="18"/>
+              </w:rPr>
+              <w:t>V_{DS = 150\,V, I_D = 75\,A, R_{DS(on) = 9.3\,m\Omega, Q_g = 25\,nC</w:t>
+            </w:r>
+          </w:p>
+        </w:tc>
+        <w:tc>
+          <w:tcPr>
+            <w:tcW w:type="dxa" w:w="1958"/>
+            <w:tcMar>
+              <w:top w:w="80" w:type="dxa"/>
+              <w:bottom w:w="80" w:type="dxa"/>
+              <w:left w:w="120" w:type="dxa"/>
+              <w:right w:w="120" w:type="dxa"/>
+            </w:tcMar>
+            <w:vAlign w:val="center"/>
+          </w:tcPr>
+          <w:p>
+            <w:pPr>
+              <w:spacing w:after="0"/>
+            </w:pPr>
+            <w:r>
+              <w:rPr>
+                <w:color w:val="282C34"/>
+                <w:sz w:val="18"/>
+              </w:rPr>
+              <w:t xml:space="preserve">Rated for </w:t>
+            </w:r>
+            <w:r>
+              <w:rPr>
+                <w:i/>
+                <w:color w:val="145AA0"/>
+                <w:sz w:val="18"/>
+              </w:rPr>
+              <w:t>150\,V</w:t>
+            </w:r>
+            <w:r>
+              <w:rPr>
+                <w:color w:val="282C34"/>
+                <w:sz w:val="18"/>
+              </w:rPr>
+              <w:t xml:space="preserve"> to provide </w:t>
+            </w:r>
+            <w:r>
+              <w:rPr>
+                <w:i/>
+                <w:color w:val="145AA0"/>
+                <w:sz w:val="18"/>
+              </w:rPr>
+              <w:t>50\%</w:t>
+            </w:r>
+            <w:r>
+              <w:rPr>
+                <w:color w:val="282C34"/>
+                <w:sz w:val="18"/>
+              </w:rPr>
+              <w:t xml:space="preserve"> margin above </w:t>
+            </w:r>
+            <w:r>
+              <w:rPr>
+                <w:i/>
+                <w:color w:val="145AA0"/>
+                <w:sz w:val="18"/>
+              </w:rPr>
+              <w:t>2 V_{IN = 96\,V</w:t>
+            </w:r>
+            <w:r>
+              <w:rPr>
+                <w:color w:val="282C34"/>
+                <w:sz w:val="18"/>
+              </w:rPr>
+              <w:t xml:space="preserve"> clamp level.</w:t>
+            </w:r>
+          </w:p>
+        </w:tc>
+      </w:tr>
+      <w:tr>
+        <w:tc>
+          <w:tcPr>
+            <w:tcW w:type="dxa" w:w="1958"/>
+            <w:shd w:fill="F4F7F9"/>
+            <w:tcMar>
+              <w:top w:w="80" w:type="dxa"/>
+              <w:bottom w:w="80" w:type="dxa"/>
+              <w:left w:w="120" w:type="dxa"/>
+              <w:right w:w="120" w:type="dxa"/>
+            </w:tcMar>
+            <w:vAlign w:val="center"/>
+          </w:tcPr>
+          <w:p>
+            <w:pPr>
+              <w:spacing w:after="0"/>
+            </w:pPr>
+            <w:r>
+              <w:rPr>
+                <w:b/>
+                <w:color w:val="282C34"/>
+                <w:sz w:val="18"/>
+              </w:rPr>
+              <w:t>$T_1$</w:t>
+            </w:r>
+          </w:p>
+        </w:tc>
+        <w:tc>
+          <w:tcPr>
+            <w:tcW w:type="dxa" w:w="1958"/>
+            <w:shd w:fill="F4F7F9"/>
+            <w:tcMar>
+              <w:top w:w="80" w:type="dxa"/>
+              <w:bottom w:w="80" w:type="dxa"/>
+              <w:left w:w="120" w:type="dxa"/>
+              <w:right w:w="120" w:type="dxa"/>
+            </w:tcMar>
+            <w:vAlign w:val="center"/>
+          </w:tcPr>
+          <w:p>
+            <w:pPr>
+              <w:spacing w:after="0"/>
+            </w:pPr>
+            <w:r>
+              <w:rPr>
+                <w:color w:val="282C34"/>
+                <w:sz w:val="18"/>
+              </w:rPr>
+              <w:t>Forward Transformer</w:t>
+            </w:r>
+          </w:p>
+        </w:tc>
+        <w:tc>
+          <w:tcPr>
+            <w:tcW w:type="dxa" w:w="1958"/>
+            <w:shd w:fill="F4F7F9"/>
+            <w:tcMar>
+              <w:top w:w="80" w:type="dxa"/>
+              <w:bottom w:w="80" w:type="dxa"/>
+              <w:left w:w="120" w:type="dxa"/>
+              <w:right w:w="120" w:type="dxa"/>
+            </w:tcMar>
+            <w:vAlign w:val="center"/>
+          </w:tcPr>
+          <w:p>
+            <w:pPr>
+              <w:spacing w:after="0"/>
+            </w:pPr>
+            <w:r>
+              <w:rPr>
+                <w:color w:val="282C34"/>
+                <w:sz w:val="18"/>
+              </w:rPr>
+              <w:t>Custom ETD34 Core (3C90)</w:t>
+            </w:r>
+          </w:p>
+        </w:tc>
+        <w:tc>
+          <w:tcPr>
+            <w:tcW w:type="dxa" w:w="1958"/>
+            <w:shd w:fill="F4F7F9"/>
+            <w:tcMar>
+              <w:top w:w="80" w:type="dxa"/>
+              <w:bottom w:w="80" w:type="dxa"/>
+              <w:left w:w="120" w:type="dxa"/>
+              <w:right w:w="120" w:type="dxa"/>
+            </w:tcMar>
+            <w:vAlign w:val="center"/>
+          </w:tcPr>
+          <w:p>
+            <w:pPr>
+              <w:spacing w:after="0"/>
+            </w:pPr>
+            <w:r>
+              <w:rPr>
+                <w:color w:val="282C34"/>
+                <w:sz w:val="18"/>
+              </w:rPr>
+              <w:t xml:space="preserve">Turns: </w:t>
+            </w:r>
+            <w:r>
+              <w:rPr>
+                <w:i/>
+                <w:color w:val="145AA0"/>
+                <w:sz w:val="18"/>
+              </w:rPr>
+              <w:t>N_p:N_s:N_{ter = 14:7:14, L_m = 450\,µH, L_{lk &lt; 2.0\,µH</w:t>
+            </w:r>
+          </w:p>
+        </w:tc>
+        <w:tc>
+          <w:tcPr>
+            <w:tcW w:type="dxa" w:w="1958"/>
+            <w:shd w:fill="F4F7F9"/>
+            <w:tcMar>
+              <w:top w:w="80" w:type="dxa"/>
+              <w:bottom w:w="80" w:type="dxa"/>
+              <w:left w:w="120" w:type="dxa"/>
+              <w:right w:w="120" w:type="dxa"/>
+            </w:tcMar>
+            <w:vAlign w:val="center"/>
+          </w:tcPr>
+          <w:p>
+            <w:pPr>
+              <w:spacing w:after="0"/>
+            </w:pPr>
+            <w:r>
+              <w:rPr>
+                <w:color w:val="282C34"/>
+                <w:sz w:val="18"/>
+              </w:rPr>
+              <w:t xml:space="preserve">Ungapped high-permeability core; bifilar winding of </w:t>
+            </w:r>
+            <w:r>
+              <w:rPr>
+                <w:i/>
+                <w:color w:val="145AA0"/>
+                <w:sz w:val="18"/>
+              </w:rPr>
+              <w:t>N_p</w:t>
+            </w:r>
+            <w:r>
+              <w:rPr>
+                <w:color w:val="282C34"/>
+                <w:sz w:val="18"/>
+              </w:rPr>
+              <w:t xml:space="preserve"> and </w:t>
+            </w:r>
+            <w:r>
+              <w:rPr>
+                <w:i/>
+                <w:color w:val="145AA0"/>
+                <w:sz w:val="18"/>
+              </w:rPr>
+              <w:t>N_{ter</w:t>
+            </w:r>
+            <w:r>
+              <w:rPr>
+                <w:color w:val="282C34"/>
+                <w:sz w:val="18"/>
+              </w:rPr>
+              <w:t xml:space="preserve"> minimizes leakage inductance.</w:t>
+            </w:r>
+          </w:p>
+        </w:tc>
+      </w:tr>
+      <w:tr>
+        <w:tc>
+          <w:tcPr>
+            <w:tcW w:type="dxa" w:w="1958"/>
+            <w:tcMar>
+              <w:top w:w="80" w:type="dxa"/>
+              <w:bottom w:w="80" w:type="dxa"/>
+              <w:left w:w="120" w:type="dxa"/>
+              <w:right w:w="120" w:type="dxa"/>
+            </w:tcMar>
+            <w:vAlign w:val="center"/>
+          </w:tcPr>
+          <w:p>
+            <w:pPr>
+              <w:spacing w:after="0"/>
+            </w:pPr>
+            <w:r>
+              <w:rPr>
+                <w:b/>
+                <w:color w:val="282C34"/>
+                <w:sz w:val="18"/>
+              </w:rPr>
+              <w:t>$D_{reset}$</w:t>
+            </w:r>
+          </w:p>
+        </w:tc>
+        <w:tc>
+          <w:tcPr>
+            <w:tcW w:type="dxa" w:w="1958"/>
+            <w:tcMar>
+              <w:top w:w="80" w:type="dxa"/>
+              <w:bottom w:w="80" w:type="dxa"/>
+              <w:left w:w="120" w:type="dxa"/>
+              <w:right w:w="120" w:type="dxa"/>
+            </w:tcMar>
+            <w:vAlign w:val="center"/>
+          </w:tcPr>
+          <w:p>
+            <w:pPr>
+              <w:spacing w:after="0"/>
+            </w:pPr>
+            <w:r>
+              <w:rPr>
+                <w:color w:val="282C34"/>
+                <w:sz w:val="18"/>
+              </w:rPr>
+              <w:t>Core Demagnetizing Diode</w:t>
+            </w:r>
+          </w:p>
+        </w:tc>
+        <w:tc>
+          <w:tcPr>
+            <w:tcW w:type="dxa" w:w="1958"/>
+            <w:tcMar>
+              <w:top w:w="80" w:type="dxa"/>
+              <w:bottom w:w="80" w:type="dxa"/>
+              <w:left w:w="120" w:type="dxa"/>
+              <w:right w:w="120" w:type="dxa"/>
+            </w:tcMar>
+            <w:vAlign w:val="center"/>
+          </w:tcPr>
+          <w:p>
+            <w:pPr>
+              <w:spacing w:after="0"/>
+            </w:pPr>
+            <w:r>
+              <w:rPr>
+                <w:color w:val="282C34"/>
+                <w:sz w:val="18"/>
+              </w:rPr>
+              <w:t>Vishay ES1J</w:t>
+            </w:r>
+          </w:p>
+        </w:tc>
+        <w:tc>
+          <w:tcPr>
+            <w:tcW w:type="dxa" w:w="1958"/>
+            <w:tcMar>
+              <w:top w:w="80" w:type="dxa"/>
+              <w:bottom w:w="80" w:type="dxa"/>
+              <w:left w:w="120" w:type="dxa"/>
+              <w:right w:w="120" w:type="dxa"/>
+            </w:tcMar>
+            <w:vAlign w:val="center"/>
+          </w:tcPr>
+          <w:p>
+            <w:pPr>
+              <w:spacing w:after="0"/>
+            </w:pPr>
+            <w:r>
+              <w:rPr>
+                <w:i/>
+                <w:color w:val="145AA0"/>
+                <w:sz w:val="18"/>
+              </w:rPr>
+              <w:t>V_{RRM = 600\,V, I_F = 1\,A, t_{rr &lt; 35\,ns</w:t>
+            </w:r>
+          </w:p>
+        </w:tc>
+        <w:tc>
+          <w:tcPr>
+            <w:tcW w:type="dxa" w:w="1958"/>
+            <w:tcMar>
+              <w:top w:w="80" w:type="dxa"/>
+              <w:bottom w:w="80" w:type="dxa"/>
+              <w:left w:w="120" w:type="dxa"/>
+              <w:right w:w="120" w:type="dxa"/>
+            </w:tcMar>
+            <w:vAlign w:val="center"/>
+          </w:tcPr>
+          <w:p>
+            <w:pPr>
+              <w:spacing w:after="0"/>
+            </w:pPr>
+            <w:r>
+              <w:rPr>
+                <w:color w:val="282C34"/>
+                <w:sz w:val="18"/>
+              </w:rPr>
+              <w:t xml:space="preserve">High-voltage ultra-fast diode conducts magnetizing current </w:t>
+            </w:r>
+            <w:r>
+              <w:rPr>
+                <w:i/>
+                <w:color w:val="145AA0"/>
+                <w:sz w:val="18"/>
+              </w:rPr>
+              <w:t>I_m</w:t>
+            </w:r>
+            <w:r>
+              <w:rPr>
+                <w:color w:val="282C34"/>
+                <w:sz w:val="18"/>
+              </w:rPr>
+              <w:t xml:space="preserve"> back into input rail during OFF time.</w:t>
+            </w:r>
+          </w:p>
+        </w:tc>
+      </w:tr>
+      <w:tr>
+        <w:tc>
+          <w:tcPr>
+            <w:tcW w:type="dxa" w:w="1958"/>
+            <w:shd w:fill="F4F7F9"/>
+            <w:tcMar>
+              <w:top w:w="80" w:type="dxa"/>
+              <w:bottom w:w="80" w:type="dxa"/>
+              <w:left w:w="120" w:type="dxa"/>
+              <w:right w:w="120" w:type="dxa"/>
+            </w:tcMar>
+            <w:vAlign w:val="center"/>
+          </w:tcPr>
+          <w:p>
+            <w:pPr>
+              <w:spacing w:after="0"/>
+            </w:pPr>
+            <w:r>
+              <w:rPr>
+                <w:b/>
+                <w:color w:val="282C34"/>
+                <w:sz w:val="18"/>
+              </w:rPr>
+              <w:t>$D_1, D_2$</w:t>
+            </w:r>
+          </w:p>
+        </w:tc>
+        <w:tc>
+          <w:tcPr>
+            <w:tcW w:type="dxa" w:w="1958"/>
+            <w:shd w:fill="F4F7F9"/>
+            <w:tcMar>
+              <w:top w:w="80" w:type="dxa"/>
+              <w:bottom w:w="80" w:type="dxa"/>
+              <w:left w:w="120" w:type="dxa"/>
+              <w:right w:w="120" w:type="dxa"/>
+            </w:tcMar>
+            <w:vAlign w:val="center"/>
+          </w:tcPr>
+          <w:p>
+            <w:pPr>
+              <w:spacing w:after="0"/>
+            </w:pPr>
+            <w:r>
+              <w:rPr>
+                <w:color w:val="282C34"/>
+                <w:sz w:val="18"/>
+              </w:rPr>
+              <w:t>Secondary Rectifier Diodes</w:t>
+            </w:r>
+          </w:p>
+        </w:tc>
+        <w:tc>
+          <w:tcPr>
+            <w:tcW w:type="dxa" w:w="1958"/>
+            <w:shd w:fill="F4F7F9"/>
+            <w:tcMar>
+              <w:top w:w="80" w:type="dxa"/>
+              <w:bottom w:w="80" w:type="dxa"/>
+              <w:left w:w="120" w:type="dxa"/>
+              <w:right w:w="120" w:type="dxa"/>
+            </w:tcMar>
+            <w:vAlign w:val="center"/>
+          </w:tcPr>
+          <w:p>
+            <w:pPr>
+              <w:spacing w:after="0"/>
+            </w:pPr>
+            <w:r>
+              <w:rPr>
+                <w:color w:val="282C34"/>
+                <w:sz w:val="18"/>
+              </w:rPr>
+              <w:t>Vishay V40100P</w:t>
+            </w:r>
+          </w:p>
+        </w:tc>
+        <w:tc>
+          <w:tcPr>
+            <w:tcW w:type="dxa" w:w="1958"/>
+            <w:shd w:fill="F4F7F9"/>
+            <w:tcMar>
+              <w:top w:w="80" w:type="dxa"/>
+              <w:bottom w:w="80" w:type="dxa"/>
+              <w:left w:w="120" w:type="dxa"/>
+              <w:right w:w="120" w:type="dxa"/>
+            </w:tcMar>
+            <w:vAlign w:val="center"/>
+          </w:tcPr>
+          <w:p>
+            <w:pPr>
+              <w:spacing w:after="0"/>
+            </w:pPr>
+            <w:r>
+              <w:rPr>
+                <w:i/>
+                <w:color w:val="145AA0"/>
+                <w:sz w:val="18"/>
+              </w:rPr>
+              <w:t>V_{RRM = 100\,V, I_F = 40\,A, V_F = 0.58\,V, t_{rr &lt; 25\,ns</w:t>
+            </w:r>
+          </w:p>
+        </w:tc>
+        <w:tc>
+          <w:tcPr>
+            <w:tcW w:type="dxa" w:w="1958"/>
+            <w:shd w:fill="F4F7F9"/>
+            <w:tcMar>
+              <w:top w:w="80" w:type="dxa"/>
+              <w:bottom w:w="80" w:type="dxa"/>
+              <w:left w:w="120" w:type="dxa"/>
+              <w:right w:w="120" w:type="dxa"/>
+            </w:tcMar>
+            <w:vAlign w:val="center"/>
+          </w:tcPr>
+          <w:p>
+            <w:pPr>
+              <w:spacing w:after="0"/>
+            </w:pPr>
+            <w:r>
+              <w:rPr>
+                <w:color w:val="282C34"/>
+                <w:sz w:val="18"/>
+              </w:rPr>
+              <w:t>Dual Schottky diode in TO-247 package; provides forward conduction (</w:t>
+            </w:r>
+            <w:r>
+              <w:rPr>
+                <w:i/>
+                <w:color w:val="145AA0"/>
+                <w:sz w:val="18"/>
+              </w:rPr>
+              <w:t>D_1</w:t>
+            </w:r>
+            <w:r>
+              <w:rPr>
+                <w:color w:val="282C34"/>
+                <w:sz w:val="18"/>
+              </w:rPr>
+              <w:t>) and freewheeling loop (</w:t>
+            </w:r>
+            <w:r>
+              <w:rPr>
+                <w:i/>
+                <w:color w:val="145AA0"/>
+                <w:sz w:val="18"/>
+              </w:rPr>
+              <w:t>D_2</w:t>
+            </w:r>
+            <w:r>
+              <w:rPr>
+                <w:color w:val="282C34"/>
+                <w:sz w:val="18"/>
+              </w:rPr>
+              <w:t>).</w:t>
+            </w:r>
+          </w:p>
+        </w:tc>
+      </w:tr>
+      <w:tr>
+        <w:tc>
+          <w:tcPr>
+            <w:tcW w:type="dxa" w:w="1958"/>
+            <w:tcMar>
+              <w:top w:w="80" w:type="dxa"/>
+              <w:bottom w:w="80" w:type="dxa"/>
+              <w:left w:w="120" w:type="dxa"/>
+              <w:right w:w="120" w:type="dxa"/>
+            </w:tcMar>
+            <w:vAlign w:val="center"/>
+          </w:tcPr>
+          <w:p>
+            <w:pPr>
+              <w:spacing w:after="0"/>
+            </w:pPr>
+            <w:r>
+              <w:rPr>
+                <w:b/>
+                <w:color w:val="282C34"/>
+                <w:sz w:val="18"/>
+              </w:rPr>
+              <w:t>$L_o$</w:t>
+            </w:r>
+          </w:p>
+        </w:tc>
+        <w:tc>
+          <w:tcPr>
+            <w:tcW w:type="dxa" w:w="1958"/>
+            <w:tcMar>
+              <w:top w:w="80" w:type="dxa"/>
+              <w:bottom w:w="80" w:type="dxa"/>
+              <w:left w:w="120" w:type="dxa"/>
+              <w:right w:w="120" w:type="dxa"/>
+            </w:tcMar>
+            <w:vAlign w:val="center"/>
+          </w:tcPr>
+          <w:p>
+            <w:pPr>
+              <w:spacing w:after="0"/>
+            </w:pPr>
+            <w:r>
+              <w:rPr>
+                <w:color w:val="282C34"/>
+                <w:sz w:val="18"/>
+              </w:rPr>
+              <w:t>Output Filter Inductor</w:t>
+            </w:r>
+          </w:p>
+        </w:tc>
+        <w:tc>
+          <w:tcPr>
+            <w:tcW w:type="dxa" w:w="1958"/>
+            <w:tcMar>
+              <w:top w:w="80" w:type="dxa"/>
+              <w:bottom w:w="80" w:type="dxa"/>
+              <w:left w:w="120" w:type="dxa"/>
+              <w:right w:w="120" w:type="dxa"/>
+            </w:tcMar>
+            <w:vAlign w:val="center"/>
+          </w:tcPr>
+          <w:p>
+            <w:pPr>
+              <w:spacing w:after="0"/>
+            </w:pPr>
+            <w:r>
+              <w:rPr>
+                <w:color w:val="282C34"/>
+                <w:sz w:val="18"/>
+              </w:rPr>
+              <w:t>Coilcraft AGP4233-153ME</w:t>
+            </w:r>
+          </w:p>
+        </w:tc>
+        <w:tc>
+          <w:tcPr>
+            <w:tcW w:type="dxa" w:w="1958"/>
+            <w:tcMar>
+              <w:top w:w="80" w:type="dxa"/>
+              <w:bottom w:w="80" w:type="dxa"/>
+              <w:left w:w="120" w:type="dxa"/>
+              <w:right w:w="120" w:type="dxa"/>
+            </w:tcMar>
+            <w:vAlign w:val="center"/>
+          </w:tcPr>
+          <w:p>
+            <w:pPr>
+              <w:spacing w:after="0"/>
+            </w:pPr>
+            <w:r>
+              <w:rPr>
+                <w:i/>
+                <w:color w:val="145AA0"/>
+                <w:sz w:val="18"/>
+              </w:rPr>
+              <w:t>L = 15\,µH, I_{sat = 16\,A, I_{rms = 14\,A, DCR = 4.2\,m\Omega</w:t>
+            </w:r>
+          </w:p>
+        </w:tc>
+        <w:tc>
+          <w:tcPr>
+            <w:tcW w:type="dxa" w:w="1958"/>
+            <w:tcMar>
+              <w:top w:w="80" w:type="dxa"/>
+              <w:bottom w:w="80" w:type="dxa"/>
+              <w:left w:w="120" w:type="dxa"/>
+              <w:right w:w="120" w:type="dxa"/>
+            </w:tcMar>
+            <w:vAlign w:val="center"/>
+          </w:tcPr>
+          <w:p>
+            <w:pPr>
+              <w:spacing w:after="0"/>
+            </w:pPr>
+            <w:r>
+              <w:rPr>
+                <w:color w:val="282C34"/>
+                <w:sz w:val="18"/>
+              </w:rPr>
+              <w:t xml:space="preserve">High DC current power choke with flat-wire winding; maintains continuous conduction down to </w:t>
+            </w:r>
+            <w:r>
+              <w:rPr>
+                <w:i/>
+                <w:color w:val="145AA0"/>
+                <w:sz w:val="18"/>
+              </w:rPr>
+              <w:t>1\,A</w:t>
+            </w:r>
+            <w:r>
+              <w:rPr>
+                <w:color w:val="282C34"/>
+                <w:sz w:val="18"/>
+              </w:rPr>
+              <w:t>.</w:t>
+            </w:r>
+          </w:p>
+        </w:tc>
+      </w:tr>
+      <w:tr>
+        <w:tc>
+          <w:tcPr>
+            <w:tcW w:type="dxa" w:w="1958"/>
+            <w:shd w:fill="F4F7F9"/>
+            <w:tcMar>
+              <w:top w:w="80" w:type="dxa"/>
+              <w:bottom w:w="80" w:type="dxa"/>
+              <w:left w:w="120" w:type="dxa"/>
+              <w:right w:w="120" w:type="dxa"/>
+            </w:tcMar>
+            <w:vAlign w:val="center"/>
+          </w:tcPr>
+          <w:p>
+            <w:pPr>
+              <w:spacing w:after="0"/>
+            </w:pPr>
+            <w:r>
+              <w:rPr>
+                <w:b/>
+                <w:color w:val="282C34"/>
+                <w:sz w:val="18"/>
+              </w:rPr>
+              <w:t>$C_{out,bulk}$</w:t>
+            </w:r>
+          </w:p>
+        </w:tc>
+        <w:tc>
+          <w:tcPr>
+            <w:tcW w:type="dxa" w:w="1958"/>
+            <w:shd w:fill="F4F7F9"/>
+            <w:tcMar>
+              <w:top w:w="80" w:type="dxa"/>
+              <w:bottom w:w="80" w:type="dxa"/>
+              <w:left w:w="120" w:type="dxa"/>
+              <w:right w:w="120" w:type="dxa"/>
+            </w:tcMar>
+            <w:vAlign w:val="center"/>
+          </w:tcPr>
+          <w:p>
+            <w:pPr>
+              <w:spacing w:after="0"/>
+            </w:pPr>
+            <w:r>
+              <w:rPr>
+                <w:color w:val="282C34"/>
+                <w:sz w:val="18"/>
+              </w:rPr>
+              <w:t>Output Bulk Capacitor</w:t>
+            </w:r>
+          </w:p>
+        </w:tc>
+        <w:tc>
+          <w:tcPr>
+            <w:tcW w:type="dxa" w:w="1958"/>
+            <w:shd w:fill="F4F7F9"/>
+            <w:tcMar>
+              <w:top w:w="80" w:type="dxa"/>
+              <w:bottom w:w="80" w:type="dxa"/>
+              <w:left w:w="120" w:type="dxa"/>
+              <w:right w:w="120" w:type="dxa"/>
+            </w:tcMar>
+            <w:vAlign w:val="center"/>
+          </w:tcPr>
+          <w:p>
+            <w:pPr>
+              <w:spacing w:after="0"/>
+            </w:pPr>
+            <w:r>
+              <w:rPr>
+                <w:color w:val="282C34"/>
+                <w:sz w:val="18"/>
+              </w:rPr>
+              <w:t>Panasonic 25SVPF330M</w:t>
+            </w:r>
+          </w:p>
+        </w:tc>
+        <w:tc>
+          <w:tcPr>
+            <w:tcW w:type="dxa" w:w="1958"/>
+            <w:shd w:fill="F4F7F9"/>
+            <w:tcMar>
+              <w:top w:w="80" w:type="dxa"/>
+              <w:bottom w:w="80" w:type="dxa"/>
+              <w:left w:w="120" w:type="dxa"/>
+              <w:right w:w="120" w:type="dxa"/>
+            </w:tcMar>
+            <w:vAlign w:val="center"/>
+          </w:tcPr>
+          <w:p>
+            <w:pPr>
+              <w:spacing w:after="0"/>
+            </w:pPr>
+            <w:r>
+              <w:rPr>
+                <w:i/>
+                <w:color w:val="145AA0"/>
+                <w:sz w:val="18"/>
+              </w:rPr>
+              <w:t>3 × 330\,µF, 25\,V, Polymer, ESR = 8\,m\Omega</w:t>
+            </w:r>
+          </w:p>
+        </w:tc>
+        <w:tc>
+          <w:tcPr>
+            <w:tcW w:type="dxa" w:w="1958"/>
+            <w:shd w:fill="F4F7F9"/>
+            <w:tcMar>
+              <w:top w:w="80" w:type="dxa"/>
+              <w:bottom w:w="80" w:type="dxa"/>
+              <w:left w:w="120" w:type="dxa"/>
+              <w:right w:w="120" w:type="dxa"/>
+            </w:tcMar>
+            <w:vAlign w:val="center"/>
+          </w:tcPr>
+          <w:p>
+            <w:pPr>
+              <w:spacing w:after="0"/>
+            </w:pPr>
+            <w:r>
+              <w:rPr>
+                <w:color w:val="282C34"/>
+                <w:sz w:val="18"/>
+              </w:rPr>
+              <w:t xml:space="preserve">Accommodates output ripple current </w:t>
+            </w:r>
+            <w:r>
+              <w:rPr>
+                <w:i/>
+                <w:color w:val="145AA0"/>
+                <w:sz w:val="18"/>
+              </w:rPr>
+              <w:t>\Delta I_{Lo = 2.5\,A</w:t>
+            </w:r>
+            <w:r>
+              <w:rPr>
+                <w:color w:val="282C34"/>
+                <w:sz w:val="18"/>
+              </w:rPr>
+              <w:t xml:space="preserve"> with </w:t>
+            </w:r>
+            <w:r>
+              <w:rPr>
+                <w:i/>
+                <w:color w:val="145AA0"/>
+                <w:sz w:val="18"/>
+              </w:rPr>
+              <w:t>&lt; 20\,mV</w:t>
+            </w:r>
+            <w:r>
+              <w:rPr>
+                <w:color w:val="282C34"/>
+                <w:sz w:val="18"/>
+              </w:rPr>
+              <w:t xml:space="preserve"> peak-to-peak ripple.</w:t>
             </w:r>
           </w:p>
         </w:tc>

--- a/vvdn/converters/dc-dc/isolated/forward-converter.docx
+++ b/vvdn/converters/dc-dc/isolated/forward-converter.docx
@@ -557,48 +557,10 @@
             </w:pPr>
             <w:r>
               <w:rPr>
-                <w:i/>
-                <w:color w:val="145AA0"/>
-                <w:sz w:val="18"/>
-              </w:rPr>
-              <w:t>C_{in,bulk</w:t>
-            </w:r>
-            <w:r>
-              <w:rPr>
                 <w:color w:val="282C34"/>
                 <w:sz w:val="18"/>
               </w:rPr>
-              <w:t xml:space="preserve"> (+), Primary </w:t>
-            </w:r>
-            <w:r>
-              <w:rPr>
-                <w:i/>
-                <w:color w:val="145AA0"/>
-                <w:sz w:val="18"/>
-              </w:rPr>
-              <w:t>N_p</w:t>
-            </w:r>
-            <w:r>
-              <w:rPr>
-                <w:color w:val="282C34"/>
-                <w:sz w:val="18"/>
-              </w:rPr>
-              <w:t xml:space="preserve"> Pin 1, Reset Diode </w:t>
-            </w:r>
-            <w:r>
-              <w:rPr>
-                <w:i/>
-                <w:color w:val="145AA0"/>
-                <w:sz w:val="18"/>
-              </w:rPr>
-              <w:t>D_{reset</w:t>
-            </w:r>
-            <w:r>
-              <w:rPr>
-                <w:color w:val="282C34"/>
-                <w:sz w:val="18"/>
-              </w:rPr>
-              <w:t xml:space="preserve"> Cathode</w:t>
+              <w:t>C_in,bulk (+), Primary N_p Pin 1, Reset Diode D_reset Cathode</w:t>
             </w:r>
           </w:p>
         </w:tc>
@@ -699,63 +661,7 @@
                 <w:color w:val="282C34"/>
                 <w:sz w:val="18"/>
               </w:rPr>
-              <w:t xml:space="preserve">Transformer Primary </w:t>
-            </w:r>
-            <w:r>
-              <w:rPr>
-                <w:i/>
-                <w:color w:val="145AA0"/>
-                <w:sz w:val="18"/>
-              </w:rPr>
-              <w:t>N_p</w:t>
-            </w:r>
-            <w:r>
-              <w:rPr>
-                <w:color w:val="282C34"/>
-                <w:sz w:val="18"/>
-              </w:rPr>
-              <w:t xml:space="preserve"> Pin 2</w:t>
-            </w:r>
-          </w:p>
-        </w:tc>
-        <w:tc>
-          <w:tcPr>
-            <w:tcW w:type="dxa" w:w="1958"/>
-            <w:shd w:fill="F4F7F9"/>
-            <w:tcMar>
-              <w:top w:w="80" w:type="dxa"/>
-              <w:bottom w:w="80" w:type="dxa"/>
-              <w:left w:w="120" w:type="dxa"/>
-              <w:right w:w="120" w:type="dxa"/>
-            </w:tcMar>
-            <w:vAlign w:val="center"/>
-          </w:tcPr>
-          <w:p>
-            <w:pPr>
-              <w:spacing w:after="0"/>
-            </w:pPr>
-            <w:r>
-              <w:rPr>
-                <w:i/>
-                <w:color w:val="145AA0"/>
-                <w:sz w:val="18"/>
-              </w:rPr>
-              <w:t>Q_1</w:t>
-            </w:r>
-            <w:r>
-              <w:rPr>
-                <w:color w:val="282C34"/>
-                <w:sz w:val="18"/>
-              </w:rPr>
-              <w:t xml:space="preserve"> Drain, Primary Snubber </w:t>
-            </w:r>
-            <w:r>
-              <w:rPr>
-                <w:i/>
-                <w:color w:val="145AA0"/>
-                <w:sz w:val="18"/>
-              </w:rPr>
-              <w:t>R_{snub,pri</w:t>
+              <w:t>Transformer Primary N_p Pin 2</w:t>
             </w:r>
           </w:p>
         </w:tc>
@@ -780,22 +686,7 @@
                 <w:color w:val="282C34"/>
                 <w:sz w:val="18"/>
               </w:rPr>
-              <w:t>Primary switching node (</w:t>
-            </w:r>
-            <w:r>
-              <w:rPr>
-                <w:i/>
-                <w:color w:val="145AA0"/>
-                <w:sz w:val="18"/>
-              </w:rPr>
-              <w:t>0\,V \dots 2 V_{IN</w:t>
-            </w:r>
-            <w:r>
-              <w:rPr>
-                <w:color w:val="282C34"/>
-                <w:sz w:val="18"/>
-              </w:rPr>
-              <w:t>)</w:t>
+              <w:t>Q_1 Drain, Primary Snubber R_snub,pri</w:t>
             </w:r>
           </w:p>
         </w:tc>
@@ -820,37 +711,32 @@
                 <w:color w:val="282C34"/>
                 <w:sz w:val="18"/>
               </w:rPr>
-              <w:t xml:space="preserve">With </w:t>
+              <w:t>Primary switching node (0 V ... 2 V_IN)</w:t>
             </w:r>
-            <w:r>
-              <w:rPr>
-                <w:i/>
-                <w:color w:val="145AA0"/>
-                <w:sz w:val="18"/>
-              </w:rPr>
-              <w:t>N_p = N_{ter</w:t>
-            </w:r>
+          </w:p>
+        </w:tc>
+        <w:tc>
+          <w:tcPr>
+            <w:tcW w:type="dxa" w:w="1958"/>
+            <w:shd w:fill="F4F7F9"/>
+            <w:tcMar>
+              <w:top w:w="80" w:type="dxa"/>
+              <w:bottom w:w="80" w:type="dxa"/>
+              <w:left w:w="120" w:type="dxa"/>
+              <w:right w:w="120" w:type="dxa"/>
+            </w:tcMar>
+            <w:vAlign w:val="center"/>
+          </w:tcPr>
+          <w:p>
+            <w:pPr>
+              <w:spacing w:after="0"/>
+            </w:pPr>
             <w:r>
               <w:rPr>
                 <w:color w:val="282C34"/>
                 <w:sz w:val="18"/>
               </w:rPr>
-              <w:t xml:space="preserve">, peak drain voltage is clamped precisely to </w:t>
-            </w:r>
-            <w:r>
-              <w:rPr>
-                <w:i/>
-                <w:color w:val="145AA0"/>
-                <w:sz w:val="18"/>
-              </w:rPr>
-              <w:t>2 V_{IN = 96\,V</w:t>
-            </w:r>
-            <w:r>
-              <w:rPr>
-                <w:color w:val="282C34"/>
-                <w:sz w:val="18"/>
-              </w:rPr>
-              <w:t>.</w:t>
+              <w:t>With N_p = N_ter, peak drain voltage is clamped precisely to 2 V_IN = 96 V.</w:t>
             </w:r>
           </w:p>
         </w:tc>
@@ -901,22 +787,7 @@
                 <w:color w:val="282C34"/>
                 <w:sz w:val="18"/>
               </w:rPr>
-              <w:t xml:space="preserve">Tertiary Winding </w:t>
-            </w:r>
-            <w:r>
-              <w:rPr>
-                <w:i/>
-                <w:color w:val="145AA0"/>
-                <w:sz w:val="18"/>
-              </w:rPr>
-              <w:t>N_{ter</w:t>
-            </w:r>
-            <w:r>
-              <w:rPr>
-                <w:color w:val="282C34"/>
-                <w:sz w:val="18"/>
-              </w:rPr>
-              <w:t xml:space="preserve"> Pin 1</w:t>
+              <w:t>Tertiary Winding N_ter Pin 1</w:t>
             </w:r>
           </w:p>
         </w:tc>
@@ -940,22 +811,7 @@
                 <w:color w:val="282C34"/>
                 <w:sz w:val="18"/>
               </w:rPr>
-              <w:t xml:space="preserve">Reset Diode </w:t>
-            </w:r>
-            <w:r>
-              <w:rPr>
-                <w:i/>
-                <w:color w:val="145AA0"/>
-                <w:sz w:val="18"/>
-              </w:rPr>
-              <w:t>D_{reset</w:t>
-            </w:r>
-            <w:r>
-              <w:rPr>
-                <w:color w:val="282C34"/>
-                <w:sz w:val="18"/>
-              </w:rPr>
-              <w:t xml:space="preserve"> Anode</w:t>
+              <w:t>Reset Diode D_reset Anode</w:t>
             </w:r>
           </w:p>
         </w:tc>
@@ -1003,37 +859,7 @@
                 <w:color w:val="282C34"/>
                 <w:sz w:val="18"/>
               </w:rPr>
-              <w:t xml:space="preserve">Winding dot is inverted relative to </w:t>
-            </w:r>
-            <w:r>
-              <w:rPr>
-                <w:i/>
-                <w:color w:val="145AA0"/>
-                <w:sz w:val="18"/>
-              </w:rPr>
-              <w:t>N_p</w:t>
-            </w:r>
-            <w:r>
-              <w:rPr>
-                <w:color w:val="282C34"/>
-                <w:sz w:val="18"/>
-              </w:rPr>
-              <w:t xml:space="preserve">; returns magnetizing energy back to </w:t>
-            </w:r>
-            <w:r>
-              <w:rPr>
-                <w:i/>
-                <w:color w:val="145AA0"/>
-                <w:sz w:val="18"/>
-              </w:rPr>
-              <w:t>V_{IN</w:t>
-            </w:r>
-            <w:r>
-              <w:rPr>
-                <w:color w:val="282C34"/>
-                <w:sz w:val="18"/>
-              </w:rPr>
-              <w:t xml:space="preserve"> during OFF interval.</w:t>
+              <w:t>Winding dot is inverted relative to N_p; returns magnetizing energy back to V_IN during OFF interval.</w:t>
             </w:r>
           </w:p>
         </w:tc>
@@ -1086,37 +912,7 @@
                 <w:color w:val="282C34"/>
                 <w:sz w:val="18"/>
               </w:rPr>
-              <w:t xml:space="preserve">Forward Diode </w:t>
-            </w:r>
-            <w:r>
-              <w:rPr>
-                <w:i/>
-                <w:color w:val="145AA0"/>
-                <w:sz w:val="18"/>
-              </w:rPr>
-              <w:t>D_1</w:t>
-            </w:r>
-            <w:r>
-              <w:rPr>
-                <w:color w:val="282C34"/>
-                <w:sz w:val="18"/>
-              </w:rPr>
-              <w:t xml:space="preserve"> Cathode, Freewheel </w:t>
-            </w:r>
-            <w:r>
-              <w:rPr>
-                <w:i/>
-                <w:color w:val="145AA0"/>
-                <w:sz w:val="18"/>
-              </w:rPr>
-              <w:t>D_2</w:t>
-            </w:r>
-            <w:r>
-              <w:rPr>
-                <w:color w:val="282C34"/>
-                <w:sz w:val="18"/>
-              </w:rPr>
-              <w:t xml:space="preserve"> Cathode</w:t>
+              <w:t>Forward Diode D_1 Cathode, Freewheel D_2 Cathode</w:t>
             </w:r>
           </w:p>
         </w:tc>
@@ -1141,22 +937,7 @@
                 <w:color w:val="282C34"/>
                 <w:sz w:val="18"/>
               </w:rPr>
-              <w:t xml:space="preserve">Output Inductor </w:t>
-            </w:r>
-            <w:r>
-              <w:rPr>
-                <w:i/>
-                <w:color w:val="145AA0"/>
-                <w:sz w:val="18"/>
-              </w:rPr>
-              <w:t>L_o</w:t>
-            </w:r>
-            <w:r>
-              <w:rPr>
-                <w:color w:val="282C34"/>
-                <w:sz w:val="18"/>
-              </w:rPr>
-              <w:t xml:space="preserve"> Pin 1, Secondary Snubber</w:t>
+              <w:t>Output Inductor L_o Pin 1, Secondary Snubber</w:t>
             </w:r>
           </w:p>
         </w:tc>
@@ -1206,37 +987,7 @@
                 <w:color w:val="282C34"/>
                 <w:sz w:val="18"/>
               </w:rPr>
-              <w:t xml:space="preserve">Swings between </w:t>
-            </w:r>
-            <w:r>
-              <w:rPr>
-                <w:i/>
-                <w:color w:val="145AA0"/>
-                <w:sz w:val="18"/>
-              </w:rPr>
-              <w:t>V_{IN \cdot (N_s/N_p) = 24\,V</w:t>
-            </w:r>
-            <w:r>
-              <w:rPr>
-                <w:color w:val="282C34"/>
-                <w:sz w:val="18"/>
-              </w:rPr>
-              <w:t xml:space="preserve"> and </w:t>
-            </w:r>
-            <w:r>
-              <w:rPr>
-                <w:i/>
-                <w:color w:val="145AA0"/>
-                <w:sz w:val="18"/>
-              </w:rPr>
-              <w:t>-V_F \approx -0.5\,V</w:t>
-            </w:r>
-            <w:r>
-              <w:rPr>
-                <w:color w:val="282C34"/>
-                <w:sz w:val="18"/>
-              </w:rPr>
-              <w:t>.</w:t>
+              <w:t>Swings between V_IN * (N_s/N_p) = 24 V and -V_F ≈ -0.5 V.</w:t>
             </w:r>
           </w:p>
         </w:tc>
@@ -1287,22 +1038,7 @@
                 <w:color w:val="282C34"/>
                 <w:sz w:val="18"/>
               </w:rPr>
-              <w:t xml:space="preserve">Output Inductor </w:t>
-            </w:r>
-            <w:r>
-              <w:rPr>
-                <w:i/>
-                <w:color w:val="145AA0"/>
-                <w:sz w:val="18"/>
-              </w:rPr>
-              <w:t>L_o</w:t>
-            </w:r>
-            <w:r>
-              <w:rPr>
-                <w:color w:val="282C34"/>
-                <w:sz w:val="18"/>
-              </w:rPr>
-              <w:t xml:space="preserve"> Pin 2</w:t>
+              <w:t>Output Inductor L_o Pin 2</w:t>
             </w:r>
           </w:p>
         </w:tc>
@@ -1323,33 +1059,10 @@
             </w:pPr>
             <w:r>
               <w:rPr>
-                <w:i/>
-                <w:color w:val="145AA0"/>
-                <w:sz w:val="18"/>
-              </w:rPr>
-              <w:t>C_{out</w:t>
-            </w:r>
-            <w:r>
-              <w:rPr>
                 <w:color w:val="282C34"/>
                 <w:sz w:val="18"/>
               </w:rPr>
-              <w:t xml:space="preserve"> bank (+), Feedback </w:t>
-            </w:r>
-            <w:r>
-              <w:rPr>
-                <w:i/>
-                <w:color w:val="145AA0"/>
-                <w:sz w:val="18"/>
-              </w:rPr>
-              <w:t>R_{fb1</w:t>
-            </w:r>
-            <w:r>
-              <w:rPr>
-                <w:color w:val="282C34"/>
-                <w:sz w:val="18"/>
-              </w:rPr>
-              <w:t>, Load (+)</w:t>
+              <w:t>C_out bank (+), Feedback R_fb1, Load (+)</w:t>
             </w:r>
           </w:p>
         </w:tc>
@@ -1475,22 +1188,7 @@
                 <w:color w:val="282C34"/>
                 <w:sz w:val="18"/>
               </w:rPr>
-              <w:t>Safety Y2 Capacitor (</w:t>
-            </w:r>
-            <w:r>
-              <w:rPr>
-                <w:i/>
-                <w:color w:val="145AA0"/>
-                <w:sz w:val="18"/>
-              </w:rPr>
-              <w:t>C_{Y1</w:t>
-            </w:r>
-            <w:r>
-              <w:rPr>
-                <w:color w:val="282C34"/>
-                <w:sz w:val="18"/>
-              </w:rPr>
-              <w:t>)</w:t>
+              <w:t>Safety Y2 Capacitor (C_Y1)</w:t>
             </w:r>
           </w:p>
         </w:tc>
@@ -1540,22 +1238,7 @@
                 <w:color w:val="282C34"/>
                 <w:sz w:val="18"/>
               </w:rPr>
-              <w:t xml:space="preserve">Minimum </w:t>
-            </w:r>
-            <w:r>
-              <w:rPr>
-                <w:i/>
-                <w:color w:val="145AA0"/>
-                <w:sz w:val="18"/>
-              </w:rPr>
-              <w:t>4.0\,mm</w:t>
-            </w:r>
-            <w:r>
-              <w:rPr>
-                <w:color w:val="282C34"/>
-                <w:sz w:val="18"/>
-              </w:rPr>
-              <w:t xml:space="preserve"> clearance maintained across PCB boundary.</w:t>
+              <w:t>Minimum 4.0 mm clearance maintained across PCB boundary.</w:t>
             </w:r>
           </w:p>
         </w:tc>
@@ -1750,7 +1433,7 @@
                 <w:color w:val="282C34"/>
                 <w:sz w:val="18"/>
               </w:rPr>
-              <w:t>$Q_1$</w:t>
+              <w:t>Q_1</w:t>
             </w:r>
           </w:p>
         </w:tc>
@@ -1819,11 +1502,10 @@
             </w:pPr>
             <w:r>
               <w:rPr>
-                <w:i/>
-                <w:color w:val="145AA0"/>
+                <w:color w:val="282C34"/>
                 <w:sz w:val="18"/>
               </w:rPr>
-              <w:t>V_{DS = 150\,V, I_D = 75\,A, R_{DS(on) = 9.3\,m\Omega, Q_g = 25\,nC</w:t>
+              <w:t>V_DS = 150 V, I_D = 75 A, R_DS(on) = 9.3 mΩ, Q_g = 25 nC</w:t>
             </w:r>
           </w:p>
         </w:tc>
@@ -1847,52 +1529,7 @@
                 <w:color w:val="282C34"/>
                 <w:sz w:val="18"/>
               </w:rPr>
-              <w:t xml:space="preserve">Rated for </w:t>
-            </w:r>
-            <w:r>
-              <w:rPr>
-                <w:i/>
-                <w:color w:val="145AA0"/>
-                <w:sz w:val="18"/>
-              </w:rPr>
-              <w:t>150\,V</w:t>
-            </w:r>
-            <w:r>
-              <w:rPr>
-                <w:color w:val="282C34"/>
-                <w:sz w:val="18"/>
-              </w:rPr>
-              <w:t xml:space="preserve"> to provide </w:t>
-            </w:r>
-            <w:r>
-              <w:rPr>
-                <w:i/>
-                <w:color w:val="145AA0"/>
-                <w:sz w:val="18"/>
-              </w:rPr>
-              <w:t>50\%</w:t>
-            </w:r>
-            <w:r>
-              <w:rPr>
-                <w:color w:val="282C34"/>
-                <w:sz w:val="18"/>
-              </w:rPr>
-              <w:t xml:space="preserve"> margin above </w:t>
-            </w:r>
-            <w:r>
-              <w:rPr>
-                <w:i/>
-                <w:color w:val="145AA0"/>
-                <w:sz w:val="18"/>
-              </w:rPr>
-              <w:t>2 V_{IN = 96\,V</w:t>
-            </w:r>
-            <w:r>
-              <w:rPr>
-                <w:color w:val="282C34"/>
-                <w:sz w:val="18"/>
-              </w:rPr>
-              <w:t xml:space="preserve"> clamp level.</w:t>
+              <w:t>Rated for 150 V to provide 50\% margin above 2 V_IN = 96 V clamp level.</w:t>
             </w:r>
           </w:p>
         </w:tc>
@@ -1920,7 +1557,7 @@
                 <w:color w:val="282C34"/>
                 <w:sz w:val="18"/>
               </w:rPr>
-              <w:t>$T_1$</w:t>
+              <w:t>T_1</w:t>
             </w:r>
           </w:p>
         </w:tc>
@@ -1995,15 +1632,7 @@
                 <w:color w:val="282C34"/>
                 <w:sz w:val="18"/>
               </w:rPr>
-              <w:t xml:space="preserve">Turns: </w:t>
-            </w:r>
-            <w:r>
-              <w:rPr>
-                <w:i/>
-                <w:color w:val="145AA0"/>
-                <w:sz w:val="18"/>
-              </w:rPr>
-              <w:t>N_p:N_s:N_{ter = 14:7:14, L_m = 450\,µH, L_{lk &lt; 2.0\,µH</w:t>
+              <w:t>Turns: N_p:N_s:N_ter = 14:7:14, L_m = 450 µH, L_lk &lt; 2.0 µH</w:t>
             </w:r>
           </w:p>
         </w:tc>
@@ -2028,37 +1657,7 @@
                 <w:color w:val="282C34"/>
                 <w:sz w:val="18"/>
               </w:rPr>
-              <w:t xml:space="preserve">Ungapped high-permeability core; bifilar winding of </w:t>
-            </w:r>
-            <w:r>
-              <w:rPr>
-                <w:i/>
-                <w:color w:val="145AA0"/>
-                <w:sz w:val="18"/>
-              </w:rPr>
-              <w:t>N_p</w:t>
-            </w:r>
-            <w:r>
-              <w:rPr>
-                <w:color w:val="282C34"/>
-                <w:sz w:val="18"/>
-              </w:rPr>
-              <w:t xml:space="preserve"> and </w:t>
-            </w:r>
-            <w:r>
-              <w:rPr>
-                <w:i/>
-                <w:color w:val="145AA0"/>
-                <w:sz w:val="18"/>
-              </w:rPr>
-              <w:t>N_{ter</w:t>
-            </w:r>
-            <w:r>
-              <w:rPr>
-                <w:color w:val="282C34"/>
-                <w:sz w:val="18"/>
-              </w:rPr>
-              <w:t xml:space="preserve"> minimizes leakage inductance.</w:t>
+              <w:t>Ungapped high-permeability core; bifilar winding of N_p and N_ter minimizes leakage inductance.</w:t>
             </w:r>
           </w:p>
         </w:tc>
@@ -2085,7 +1684,7 @@
                 <w:color w:val="282C34"/>
                 <w:sz w:val="18"/>
               </w:rPr>
-              <w:t>$D_{reset}$</w:t>
+              <w:t>D_reset</w:t>
             </w:r>
           </w:p>
         </w:tc>
@@ -2154,11 +1753,10 @@
             </w:pPr>
             <w:r>
               <w:rPr>
-                <w:i/>
-                <w:color w:val="145AA0"/>
+                <w:color w:val="282C34"/>
                 <w:sz w:val="18"/>
               </w:rPr>
-              <w:t>V_{RRM = 600\,V, I_F = 1\,A, t_{rr &lt; 35\,ns</w:t>
+              <w:t>V_RRM = 600 V, I_F = 1 A, t_rr &lt; 35 ns</w:t>
             </w:r>
           </w:p>
         </w:tc>
@@ -2182,22 +1780,7 @@
                 <w:color w:val="282C34"/>
                 <w:sz w:val="18"/>
               </w:rPr>
-              <w:t xml:space="preserve">High-voltage ultra-fast diode conducts magnetizing current </w:t>
-            </w:r>
-            <w:r>
-              <w:rPr>
-                <w:i/>
-                <w:color w:val="145AA0"/>
-                <w:sz w:val="18"/>
-              </w:rPr>
-              <w:t>I_m</w:t>
-            </w:r>
-            <w:r>
-              <w:rPr>
-                <w:color w:val="282C34"/>
-                <w:sz w:val="18"/>
-              </w:rPr>
-              <w:t xml:space="preserve"> back into input rail during OFF time.</w:t>
+              <w:t>High-voltage ultra-fast diode conducts magnetizing current I_m back into input rail during OFF time.</w:t>
             </w:r>
           </w:p>
         </w:tc>
@@ -2225,7 +1808,7 @@
                 <w:color w:val="282C34"/>
                 <w:sz w:val="18"/>
               </w:rPr>
-              <w:t>$D_1, D_2$</w:t>
+              <w:t>D_1, D_2</w:t>
             </w:r>
           </w:p>
         </w:tc>
@@ -2297,11 +1880,10 @@
             </w:pPr>
             <w:r>
               <w:rPr>
-                <w:i/>
-                <w:color w:val="145AA0"/>
+                <w:color w:val="282C34"/>
                 <w:sz w:val="18"/>
               </w:rPr>
-              <w:t>V_{RRM = 100\,V, I_F = 40\,A, V_F = 0.58\,V, t_{rr &lt; 25\,ns</w:t>
+              <w:t>V_RRM = 100 V, I_F = 40 A, V_F = 0.58 V, t_rr &lt; 25 ns</w:t>
             </w:r>
           </w:p>
         </w:tc>
@@ -2326,37 +1908,7 @@
                 <w:color w:val="282C34"/>
                 <w:sz w:val="18"/>
               </w:rPr>
-              <w:t>Dual Schottky diode in TO-247 package; provides forward conduction (</w:t>
-            </w:r>
-            <w:r>
-              <w:rPr>
-                <w:i/>
-                <w:color w:val="145AA0"/>
-                <w:sz w:val="18"/>
-              </w:rPr>
-              <w:t>D_1</w:t>
-            </w:r>
-            <w:r>
-              <w:rPr>
-                <w:color w:val="282C34"/>
-                <w:sz w:val="18"/>
-              </w:rPr>
-              <w:t>) and freewheeling loop (</w:t>
-            </w:r>
-            <w:r>
-              <w:rPr>
-                <w:i/>
-                <w:color w:val="145AA0"/>
-                <w:sz w:val="18"/>
-              </w:rPr>
-              <w:t>D_2</w:t>
-            </w:r>
-            <w:r>
-              <w:rPr>
-                <w:color w:val="282C34"/>
-                <w:sz w:val="18"/>
-              </w:rPr>
-              <w:t>).</w:t>
+              <w:t>Dual Schottky diode in TO-247 package; provides forward conduction (D_1) and freewheeling loop (D_2).</w:t>
             </w:r>
           </w:p>
         </w:tc>
@@ -2383,7 +1935,7 @@
                 <w:color w:val="282C34"/>
                 <w:sz w:val="18"/>
               </w:rPr>
-              <w:t>$L_o$</w:t>
+              <w:t>L_o</w:t>
             </w:r>
           </w:p>
         </w:tc>
@@ -2452,11 +2004,10 @@
             </w:pPr>
             <w:r>
               <w:rPr>
-                <w:i/>
-                <w:color w:val="145AA0"/>
+                <w:color w:val="282C34"/>
                 <w:sz w:val="18"/>
               </w:rPr>
-              <w:t>L = 15\,µH, I_{sat = 16\,A, I_{rms = 14\,A, DCR = 4.2\,m\Omega</w:t>
+              <w:t>L = 15 µH, I_sat = 16 A, I_rms = 14 A, DCR = 4.2 mΩ</w:t>
             </w:r>
           </w:p>
         </w:tc>
@@ -2480,22 +2031,7 @@
                 <w:color w:val="282C34"/>
                 <w:sz w:val="18"/>
               </w:rPr>
-              <w:t xml:space="preserve">High DC current power choke with flat-wire winding; maintains continuous conduction down to </w:t>
-            </w:r>
-            <w:r>
-              <w:rPr>
-                <w:i/>
-                <w:color w:val="145AA0"/>
-                <w:sz w:val="18"/>
-              </w:rPr>
-              <w:t>1\,A</w:t>
-            </w:r>
-            <w:r>
-              <w:rPr>
-                <w:color w:val="282C34"/>
-                <w:sz w:val="18"/>
-              </w:rPr>
-              <w:t>.</w:t>
+              <w:t>High DC current power choke with flat-wire winding; maintains continuous conduction down to 1 A.</w:t>
             </w:r>
           </w:p>
         </w:tc>
@@ -2523,7 +2059,7 @@
                 <w:color w:val="282C34"/>
                 <w:sz w:val="18"/>
               </w:rPr>
-              <w:t>$C_{out,bulk}$</w:t>
+              <w:t>C_out,bulk</w:t>
             </w:r>
           </w:p>
         </w:tc>
@@ -2595,11 +2131,10 @@
             </w:pPr>
             <w:r>
               <w:rPr>
-                <w:i/>
-                <w:color w:val="145AA0"/>
+                <w:color w:val="282C34"/>
                 <w:sz w:val="18"/>
               </w:rPr>
-              <w:t>3 × 330\,µF, 25\,V, Polymer, ESR = 8\,m\Omega</w:t>
+              <w:t>3 * 330 µF, 25 V, Polymer, ESR = 8 mΩ</w:t>
             </w:r>
           </w:p>
         </w:tc>
@@ -2624,37 +2159,7 @@
                 <w:color w:val="282C34"/>
                 <w:sz w:val="18"/>
               </w:rPr>
-              <w:t xml:space="preserve">Accommodates output ripple current </w:t>
-            </w:r>
-            <w:r>
-              <w:rPr>
-                <w:i/>
-                <w:color w:val="145AA0"/>
-                <w:sz w:val="18"/>
-              </w:rPr>
-              <w:t>\Delta I_{Lo = 2.5\,A</w:t>
-            </w:r>
-            <w:r>
-              <w:rPr>
-                <w:color w:val="282C34"/>
-                <w:sz w:val="18"/>
-              </w:rPr>
-              <w:t xml:space="preserve"> with </w:t>
-            </w:r>
-            <w:r>
-              <w:rPr>
-                <w:i/>
-                <w:color w:val="145AA0"/>
-                <w:sz w:val="18"/>
-              </w:rPr>
-              <w:t>&lt; 20\,mV</w:t>
-            </w:r>
-            <w:r>
-              <w:rPr>
-                <w:color w:val="282C34"/>
-                <w:sz w:val="18"/>
-              </w:rPr>
-              <w:t xml:space="preserve"> peak-to-peak ripple.</w:t>
+              <w:t>Accommodates output ripple current Δ I_Lo = 2.5 A with &lt; 20 mV peak-to-peak ripple.</w:t>
             </w:r>
           </w:p>
         </w:tc>
@@ -2686,7 +2191,7 @@
           <w:color w:val="282C34"/>
           <w:sz w:val="21"/>
         </w:rPr>
-        <w:t>Phase 1: Switch ON ($0 &lt; t \le D \cdot T_s$)</w:t>
+        <w:t>Phase 1: Switch ON (0 &lt; t &lt;= D * T_s)</w:t>
       </w:r>
       <w:r>
         <w:rPr>
@@ -2707,37 +2212,7 @@
           <w:color w:val="282C34"/>
           <w:sz w:val="21"/>
         </w:rPr>
-        <w:t xml:space="preserve">Primary switch Q1 turns ON. Full DC input voltage </w:t>
-      </w:r>
-      <w:r>
-        <w:rPr>
-          <w:i/>
-          <w:color w:val="145AA0"/>
-          <w:sz w:val="21"/>
-        </w:rPr>
-        <w:t>V_{IN</w:t>
-      </w:r>
-      <w:r>
-        <w:rPr>
-          <w:color w:val="282C34"/>
-          <w:sz w:val="21"/>
-        </w:rPr>
-        <w:t xml:space="preserve"> is applied across primary winding </w:t>
-      </w:r>
-      <w:r>
-        <w:rPr>
-          <w:i/>
-          <w:color w:val="145AA0"/>
-          <w:sz w:val="21"/>
-        </w:rPr>
-        <w:t>N_p</w:t>
-      </w:r>
-      <w:r>
-        <w:rPr>
-          <w:color w:val="282C34"/>
-          <w:sz w:val="21"/>
-        </w:rPr>
-        <w:t>.</w:t>
+        <w:t>Primary switch Q1 turns ON. Full DC input voltage V_IN is applied across primary winding N_p.</w:t>
       </w:r>
     </w:p>
     <w:p>
@@ -2751,37 +2226,7 @@
           <w:color w:val="282C34"/>
           <w:sz w:val="21"/>
         </w:rPr>
-        <w:t xml:space="preserve">Transformer dot convention is aligned: Secondary winding </w:t>
-      </w:r>
-      <w:r>
-        <w:rPr>
-          <w:i/>
-          <w:color w:val="145AA0"/>
-          <w:sz w:val="21"/>
-        </w:rPr>
-        <w:t>N_s</w:t>
-      </w:r>
-      <w:r>
-        <w:rPr>
-          <w:color w:val="282C34"/>
-          <w:sz w:val="21"/>
-        </w:rPr>
-        <w:t xml:space="preserve"> induces a positive voltage </w:t>
-      </w:r>
-      <w:r>
-        <w:rPr>
-          <w:i/>
-          <w:color w:val="145AA0"/>
-          <w:sz w:val="21"/>
-        </w:rPr>
-        <w:t>V_s = V_{IN \cdot ≤ft(\frac{N_s{N_p\right)</w:t>
-      </w:r>
-      <w:r>
-        <w:rPr>
-          <w:color w:val="282C34"/>
-          <w:sz w:val="21"/>
-        </w:rPr>
-        <w:t>.</w:t>
+        <w:t>Transformer dot convention is aligned: Secondary winding N_s induces a positive voltage V_s = V_IN * (N_s / N_p).</w:t>
       </w:r>
     </w:p>
     <w:p>
@@ -2795,67 +2240,7 @@
           <w:color w:val="282C34"/>
           <w:sz w:val="21"/>
         </w:rPr>
-        <w:t xml:space="preserve">Forward diode </w:t>
-      </w:r>
-      <w:r>
-        <w:rPr>
-          <w:i/>
-          <w:color w:val="145AA0"/>
-          <w:sz w:val="21"/>
-        </w:rPr>
-        <w:t>D_1</w:t>
-      </w:r>
-      <w:r>
-        <w:rPr>
-          <w:color w:val="282C34"/>
-          <w:sz w:val="21"/>
-        </w:rPr>
-        <w:t xml:space="preserve"> is forward-biased, conducting current into the output inductor </w:t>
-      </w:r>
-      <w:r>
-        <w:rPr>
-          <w:i/>
-          <w:color w:val="145AA0"/>
-          <w:sz w:val="21"/>
-        </w:rPr>
-        <w:t>L_o</w:t>
-      </w:r>
-      <w:r>
-        <w:rPr>
-          <w:color w:val="282C34"/>
-          <w:sz w:val="21"/>
-        </w:rPr>
-        <w:t xml:space="preserve"> and charging capacitor </w:t>
-      </w:r>
-      <w:r>
-        <w:rPr>
-          <w:i/>
-          <w:color w:val="145AA0"/>
-          <w:sz w:val="21"/>
-        </w:rPr>
-        <w:t>C_o</w:t>
-      </w:r>
-      <w:r>
-        <w:rPr>
-          <w:color w:val="282C34"/>
-          <w:sz w:val="21"/>
-        </w:rPr>
-        <w:t xml:space="preserve">. Freewheeling diode </w:t>
-      </w:r>
-      <w:r>
-        <w:rPr>
-          <w:i/>
-          <w:color w:val="145AA0"/>
-          <w:sz w:val="21"/>
-        </w:rPr>
-        <w:t>D_2</w:t>
-      </w:r>
-      <w:r>
-        <w:rPr>
-          <w:color w:val="282C34"/>
-          <w:sz w:val="21"/>
-        </w:rPr>
-        <w:t xml:space="preserve"> is reverse-biased.</w:t>
+        <w:t>Forward diode D_1 is forward-biased, conducting current into the output inductor L_o and charging capacitor C_o. Freewheeling diode D_2 is reverse-biased.</w:t>
       </w:r>
     </w:p>
     <w:p>
@@ -2869,65 +2254,53 @@
           <w:color w:val="282C34"/>
           <w:sz w:val="21"/>
         </w:rPr>
-        <w:t xml:space="preserve">Concurrently, magnetizing current </w:t>
-      </w:r>
-      <w:r>
-        <w:rPr>
-          <w:i/>
-          <w:color w:val="145AA0"/>
-          <w:sz w:val="21"/>
-        </w:rPr>
-        <w:t>I_m</w:t>
-      </w:r>
-      <w:r>
-        <w:rPr>
-          <w:color w:val="282C34"/>
-          <w:sz w:val="21"/>
-        </w:rPr>
-        <w:t xml:space="preserve"> builds up linearly in the primary magnetizing inductance (</w:t>
-      </w:r>
-      <w:r>
-        <w:rPr>
-          <w:i/>
-          <w:color w:val="145AA0"/>
-          <w:sz w:val="21"/>
-        </w:rPr>
-        <w:t>L_m</w:t>
-      </w:r>
-      <w:r>
-        <w:rPr>
-          <w:color w:val="282C34"/>
-          <w:sz w:val="21"/>
-        </w:rPr>
-        <w:t>):</w:t>
+        <w:t>Concurrently, magnetizing current I_m builds up linearly in the primary magnetizing inductance (L_m):</w:t>
       </w:r>
     </w:p>
-    <w:p>
-      <w:pPr>
-        <w:spacing w:after="80"/>
-      </w:pPr>
-      <w:r>
-        <w:rPr>
-          <w:i/>
-          <w:color w:val="145AA0"/>
-          <w:sz w:val="21"/>
-        </w:rPr>
-      </w:r>
-      <w:r>
-        <w:rPr>
-          <w:color w:val="282C34"/>
-          <w:sz w:val="21"/>
-        </w:rPr>
-        <w:t>i_m(t) = \frac{V_{IN}}{L_m} \cdot t</w:t>
-      </w:r>
-      <w:r>
-        <w:rPr>
-          <w:i/>
-          <w:color w:val="145AA0"/>
-          <w:sz w:val="21"/>
-        </w:rPr>
-      </w:r>
-    </w:p>
+    <w:tbl>
+      <w:tblPr>
+        <w:tblW w:type="auto" w:w="0"/>
+        <w:jc w:val="center"/>
+        <w:tblLook w:firstColumn="1" w:firstRow="1" w:lastColumn="0" w:lastRow="0" w:noHBand="0" w:noVBand="1" w:val="04A0"/>
+      </w:tblPr>
+      <w:tblGrid>
+        <w:gridCol w:w="9792"/>
+      </w:tblGrid>
+      <w:tr>
+        <w:tc>
+          <w:tcPr>
+            <w:tcW w:type="dxa" w:w="9792"/>
+            <w:shd w:fill="F5F6F8"/>
+            <w:tcMar>
+              <w:top w:w="80" w:type="dxa"/>
+              <w:bottom w:w="80" w:type="dxa"/>
+              <w:left w:w="140" w:type="dxa"/>
+              <w:right w:w="140" w:type="dxa"/>
+            </w:tcMar>
+            <w:tcBorders>
+              <w:left w:val="single" w:sz="18" w:space="0" w:color="CBD5E0"/>
+              <w:top w:val="none"/>
+              <w:right w:val="none"/>
+              <w:bottom w:val="none"/>
+            </w:tcBorders>
+          </w:tcPr>
+          <w:p>
+            <w:pPr>
+              <w:spacing w:line="240" w:lineRule="auto" w:after="0"/>
+            </w:pPr>
+            <w:r>
+              <w:rPr>
+                <w:rFonts w:ascii="Consolas" w:hAnsi="Consolas"/>
+                <w:color w:val="2D3748"/>
+                <w:sz w:val="18"/>
+              </w:rPr>
+              <w:t>i_m(t) = V_IN / L_m * t</w:t>
+            </w:r>
+          </w:p>
+        </w:tc>
+      </w:tr>
+    </w:tbl>
+    <w:p/>
     <w:p>
       <w:pPr>
         <w:pStyle w:val="ListNumber"/>
@@ -2940,7 +2313,7 @@
           <w:color w:val="282C34"/>
           <w:sz w:val="21"/>
         </w:rPr>
-        <w:t>Phase 2: Switch OFF ($D \cdot T_s &lt; t \le T_s$)</w:t>
+        <w:t>Phase 2: Switch OFF (D * T_s &lt; t &lt;= T_s)</w:t>
       </w:r>
       <w:r>
         <w:rPr>
@@ -2989,37 +2362,7 @@
           <w:color w:val="282C34"/>
           <w:sz w:val="21"/>
         </w:rPr>
-        <w:t xml:space="preserve">Forward diode </w:t>
-      </w:r>
-      <w:r>
-        <w:rPr>
-          <w:i/>
-          <w:color w:val="145AA0"/>
-          <w:sz w:val="21"/>
-        </w:rPr>
-        <w:t>D_1</w:t>
-      </w:r>
-      <w:r>
-        <w:rPr>
-          <w:color w:val="282C34"/>
-          <w:sz w:val="21"/>
-        </w:rPr>
-        <w:t xml:space="preserve"> turns OFF. The output inductor current freewheels continuously through diode </w:t>
-      </w:r>
-      <w:r>
-        <w:rPr>
-          <w:i/>
-          <w:color w:val="145AA0"/>
-          <w:sz w:val="21"/>
-        </w:rPr>
-        <w:t>D_2</w:t>
-      </w:r>
-      <w:r>
-        <w:rPr>
-          <w:color w:val="282C34"/>
-          <w:sz w:val="21"/>
-        </w:rPr>
-        <w:t>.</w:t>
+        <w:t>Forward diode D_1 turns OFF. The output inductor current freewheels continuously through diode D_2.</w:t>
       </w:r>
     </w:p>
     <w:p>
@@ -3041,52 +2384,7 @@
           <w:color w:val="282C34"/>
           <w:sz w:val="21"/>
         </w:rPr>
-        <w:t xml:space="preserve">: Diode </w:t>
-      </w:r>
-      <w:r>
-        <w:rPr>
-          <w:i/>
-          <w:color w:val="145AA0"/>
-          <w:sz w:val="21"/>
-        </w:rPr>
-        <w:t>D_{reset</w:t>
-      </w:r>
-      <w:r>
-        <w:rPr>
-          <w:color w:val="282C34"/>
-          <w:sz w:val="21"/>
-        </w:rPr>
-        <w:t xml:space="preserve"> conducts, clamping the voltage across tertiary winding </w:t>
-      </w:r>
-      <w:r>
-        <w:rPr>
-          <w:i/>
-          <w:color w:val="145AA0"/>
-          <w:sz w:val="21"/>
-        </w:rPr>
-        <w:t>N_{ter</w:t>
-      </w:r>
-      <w:r>
-        <w:rPr>
-          <w:color w:val="282C34"/>
-          <w:sz w:val="21"/>
-        </w:rPr>
-        <w:t xml:space="preserve"> to </w:t>
-      </w:r>
-      <w:r>
-        <w:rPr>
-          <w:i/>
-          <w:color w:val="145AA0"/>
-          <w:sz w:val="21"/>
-        </w:rPr>
-        <w:t>-V_{IN</w:t>
-      </w:r>
-      <w:r>
-        <w:rPr>
-          <w:color w:val="282C34"/>
-          <w:sz w:val="21"/>
-        </w:rPr>
-        <w:t xml:space="preserve"> and returning the trapped magnetizing energy back to the input bulk capacitor.</w:t>
+        <w:t>: Diode D_reset conducts, clamping the voltage across tertiary winding N_ter to -V_IN and returning the trapped magnetizing energy back to the input bulk capacitor.</w:t>
       </w:r>
     </w:p>
     <w:p>
@@ -3119,22 +2417,7 @@
           <w:color w:val="282C34"/>
           <w:sz w:val="21"/>
         </w:rPr>
-        <w:t xml:space="preserve">Because energy is transferred directly during the ON phase, the transformer core must operate purely as an AC transformer without storing DC energy. If the magnetizing flux </w:t>
-      </w:r>
-      <w:r>
-        <w:rPr>
-          <w:i/>
-          <w:color w:val="145AA0"/>
-          <w:sz w:val="21"/>
-        </w:rPr>
-        <w:t>\Phi_m</w:t>
-      </w:r>
-      <w:r>
-        <w:rPr>
-          <w:color w:val="282C34"/>
-          <w:sz w:val="21"/>
-        </w:rPr>
-        <w:t xml:space="preserve"> is not completely returned to zero during each switching period, the core enters </w:t>
+        <w:t xml:space="preserve">Because energy is transferred directly during the ON phase, the transformer core must operate purely as an AC transformer without storing DC energy. If the magnetizing flux Φ_m is not completely returned to zero during each switching period, the core enters </w:t>
       </w:r>
       <w:r>
         <w:rPr>
@@ -3249,58 +2532,94 @@
         <w:t>To prevent core saturation, the volt-second integral across the magnetizing inductance over one switching period must equal zero:</w:t>
       </w:r>
     </w:p>
-    <w:p>
-      <w:pPr>
-        <w:spacing w:after="80"/>
-      </w:pPr>
-      <w:r>
-        <w:rPr>
-          <w:i/>
-          <w:color w:val="145AA0"/>
-          <w:sz w:val="21"/>
-        </w:rPr>
-      </w:r>
-      <w:r>
-        <w:rPr>
-          <w:color w:val="282C34"/>
-          <w:sz w:val="21"/>
-        </w:rPr>
-        <w:t>\int_0^{T_s} v_L(t) \, dt = 0 \implies V_{IN} \cdot t_{on} = V_{reset} \cdot t_{reset}</w:t>
-      </w:r>
-      <w:r>
-        <w:rPr>
-          <w:i/>
-          <w:color w:val="145AA0"/>
-          <w:sz w:val="21"/>
-        </w:rPr>
-      </w:r>
-    </w:p>
-    <w:p>
-      <w:pPr>
-        <w:spacing w:after="80"/>
-      </w:pPr>
-      <w:r>
-        <w:rPr>
-          <w:i/>
-          <w:color w:val="145AA0"/>
-          <w:sz w:val="21"/>
-        </w:rPr>
-      </w:r>
-      <w:r>
-        <w:rPr>
-          <w:color w:val="282C34"/>
-          <w:sz w:val="21"/>
-        </w:rPr>
-        <w:t>V_{IN} \cdot (D \cdot T_s) = \left(V_{IN} \cdot \frac{N_p}{N_{ter}}\right) \cdot t_{reset}</w:t>
-      </w:r>
-      <w:r>
-        <w:rPr>
-          <w:i/>
-          <w:color w:val="145AA0"/>
-          <w:sz w:val="21"/>
-        </w:rPr>
-      </w:r>
-    </w:p>
+    <w:tbl>
+      <w:tblPr>
+        <w:tblW w:type="auto" w:w="0"/>
+        <w:jc w:val="center"/>
+        <w:tblLook w:firstColumn="1" w:firstRow="1" w:lastColumn="0" w:lastRow="0" w:noHBand="0" w:noVBand="1" w:val="04A0"/>
+      </w:tblPr>
+      <w:tblGrid>
+        <w:gridCol w:w="9792"/>
+      </w:tblGrid>
+      <w:tr>
+        <w:tc>
+          <w:tcPr>
+            <w:tcW w:type="dxa" w:w="9792"/>
+            <w:shd w:fill="F5F6F8"/>
+            <w:tcMar>
+              <w:top w:w="80" w:type="dxa"/>
+              <w:bottom w:w="80" w:type="dxa"/>
+              <w:left w:w="140" w:type="dxa"/>
+              <w:right w:w="140" w:type="dxa"/>
+            </w:tcMar>
+            <w:tcBorders>
+              <w:left w:val="single" w:sz="18" w:space="0" w:color="CBD5E0"/>
+              <w:top w:val="none"/>
+              <w:right w:val="none"/>
+              <w:bottom w:val="none"/>
+            </w:tcBorders>
+          </w:tcPr>
+          <w:p>
+            <w:pPr>
+              <w:spacing w:line="240" w:lineRule="auto" w:after="0"/>
+            </w:pPr>
+            <w:r>
+              <w:rPr>
+                <w:rFonts w:ascii="Consolas" w:hAnsi="Consolas"/>
+                <w:color w:val="2D3748"/>
+                <w:sz w:val="18"/>
+              </w:rPr>
+              <w:t>int_0^T_s v_L(t) dt = 0 =&gt; V_IN * t_on = V_reset * t_reset</w:t>
+            </w:r>
+          </w:p>
+        </w:tc>
+      </w:tr>
+    </w:tbl>
+    <w:p/>
+    <w:tbl>
+      <w:tblPr>
+        <w:tblW w:type="auto" w:w="0"/>
+        <w:jc w:val="center"/>
+        <w:tblLook w:firstColumn="1" w:firstRow="1" w:lastColumn="0" w:lastRow="0" w:noHBand="0" w:noVBand="1" w:val="04A0"/>
+      </w:tblPr>
+      <w:tblGrid>
+        <w:gridCol w:w="9792"/>
+      </w:tblGrid>
+      <w:tr>
+        <w:tc>
+          <w:tcPr>
+            <w:tcW w:type="dxa" w:w="9792"/>
+            <w:shd w:fill="F5F6F8"/>
+            <w:tcMar>
+              <w:top w:w="80" w:type="dxa"/>
+              <w:bottom w:w="80" w:type="dxa"/>
+              <w:left w:w="140" w:type="dxa"/>
+              <w:right w:w="140" w:type="dxa"/>
+            </w:tcMar>
+            <w:tcBorders>
+              <w:left w:val="single" w:sz="18" w:space="0" w:color="CBD5E0"/>
+              <w:top w:val="none"/>
+              <w:right w:val="none"/>
+              <w:bottom w:val="none"/>
+            </w:tcBorders>
+          </w:tcPr>
+          <w:p>
+            <w:pPr>
+              <w:spacing w:line="240" w:lineRule="auto" w:after="0"/>
+            </w:pPr>
+            <w:r>
+              <w:rPr>
+                <w:rFonts w:ascii="Consolas" w:hAnsi="Consolas"/>
+                <w:color w:val="2D3748"/>
+                <w:sz w:val="18"/>
+              </w:rPr>
+              <w:t>V_IN * (D * T_s) = (V_IN * N_p / N_ter) * t_reset</w:t>
+            </w:r>
+          </w:p>
+        </w:tc>
+      </w:tr>
+    </w:tbl>
+    <w:p/>
     <w:p>
       <w:pPr>
         <w:spacing w:after="80"/>
@@ -3310,50 +2629,53 @@
           <w:color w:val="282C34"/>
           <w:sz w:val="21"/>
         </w:rPr>
-        <w:t>Solving for the required reset time (</w:t>
-      </w:r>
-      <w:r>
-        <w:rPr>
-          <w:i/>
-          <w:color w:val="145AA0"/>
-          <w:sz w:val="21"/>
-        </w:rPr>
-        <w:t>t_{reset</w:t>
-      </w:r>
-      <w:r>
-        <w:rPr>
-          <w:color w:val="282C34"/>
-          <w:sz w:val="21"/>
-        </w:rPr>
-        <w:t>):</w:t>
+        <w:t>Solving for the required reset time (t_reset):</w:t>
       </w:r>
     </w:p>
-    <w:p>
-      <w:pPr>
-        <w:spacing w:after="80"/>
-      </w:pPr>
-      <w:r>
-        <w:rPr>
-          <w:i/>
-          <w:color w:val="145AA0"/>
-          <w:sz w:val="21"/>
-        </w:rPr>
-      </w:r>
-      <w:r>
-        <w:rPr>
-          <w:color w:val="282C34"/>
-          <w:sz w:val="21"/>
-        </w:rPr>
-        <w:t>t_{reset} = D \cdot T_s \cdot \left(\frac{N_{ter}}{N_p}\right)</w:t>
-      </w:r>
-      <w:r>
-        <w:rPr>
-          <w:i/>
-          <w:color w:val="145AA0"/>
-          <w:sz w:val="21"/>
-        </w:rPr>
-      </w:r>
-    </w:p>
+    <w:tbl>
+      <w:tblPr>
+        <w:tblW w:type="auto" w:w="0"/>
+        <w:jc w:val="center"/>
+        <w:tblLook w:firstColumn="1" w:firstRow="1" w:lastColumn="0" w:lastRow="0" w:noHBand="0" w:noVBand="1" w:val="04A0"/>
+      </w:tblPr>
+      <w:tblGrid>
+        <w:gridCol w:w="9792"/>
+      </w:tblGrid>
+      <w:tr>
+        <w:tc>
+          <w:tcPr>
+            <w:tcW w:type="dxa" w:w="9792"/>
+            <w:shd w:fill="F5F6F8"/>
+            <w:tcMar>
+              <w:top w:w="80" w:type="dxa"/>
+              <w:bottom w:w="80" w:type="dxa"/>
+              <w:left w:w="140" w:type="dxa"/>
+              <w:right w:w="140" w:type="dxa"/>
+            </w:tcMar>
+            <w:tcBorders>
+              <w:left w:val="single" w:sz="18" w:space="0" w:color="CBD5E0"/>
+              <w:top w:val="none"/>
+              <w:right w:val="none"/>
+              <w:bottom w:val="none"/>
+            </w:tcBorders>
+          </w:tcPr>
+          <w:p>
+            <w:pPr>
+              <w:spacing w:line="240" w:lineRule="auto" w:after="0"/>
+            </w:pPr>
+            <w:r>
+              <w:rPr>
+                <w:rFonts w:ascii="Consolas" w:hAnsi="Consolas"/>
+                <w:color w:val="2D3748"/>
+                <w:sz w:val="18"/>
+              </w:rPr>
+              <w:t>t_reset = D * T_s * (N_ter / N_p)</w:t>
+            </w:r>
+          </w:p>
+        </w:tc>
+      </w:tr>
+    </w:tbl>
+    <w:p/>
     <w:p>
       <w:pPr>
         <w:spacing w:after="80"/>
@@ -3363,50 +2685,53 @@
           <w:color w:val="282C34"/>
           <w:sz w:val="21"/>
         </w:rPr>
-        <w:t>To ensure complete demagnetization before the next cycle begins, the reset time must not exceed the available OFF time (</w:t>
-      </w:r>
-      <w:r>
-        <w:rPr>
-          <w:i/>
-          <w:color w:val="145AA0"/>
-          <w:sz w:val="21"/>
-        </w:rPr>
-        <w:t>t_{reset ≤ (1 - D) \cdot T_s</w:t>
-      </w:r>
-      <w:r>
-        <w:rPr>
-          <w:color w:val="282C34"/>
-          <w:sz w:val="21"/>
-        </w:rPr>
-        <w:t>):</w:t>
+        <w:t>To ensure complete demagnetization before the next cycle begins, the reset time must not exceed the available OFF time (t_reset &lt;= (1 - D) * T_s):</w:t>
       </w:r>
     </w:p>
-    <w:p>
-      <w:pPr>
-        <w:spacing w:after="80"/>
-      </w:pPr>
-      <w:r>
-        <w:rPr>
-          <w:i/>
-          <w:color w:val="145AA0"/>
-          <w:sz w:val="21"/>
-        </w:rPr>
-      </w:r>
-      <w:r>
-        <w:rPr>
-          <w:color w:val="282C34"/>
-          <w:sz w:val="21"/>
-        </w:rPr>
-        <w:t>D \cdot \left(\frac{N_{ter}}{N_p}\right) \le 1 - D \implies D_{max} \le \frac{1}{1 + \frac{N_{ter}}{N_p}}</w:t>
-      </w:r>
-      <w:r>
-        <w:rPr>
-          <w:i/>
-          <w:color w:val="145AA0"/>
-          <w:sz w:val="21"/>
-        </w:rPr>
-      </w:r>
-    </w:p>
+    <w:tbl>
+      <w:tblPr>
+        <w:tblW w:type="auto" w:w="0"/>
+        <w:jc w:val="center"/>
+        <w:tblLook w:firstColumn="1" w:firstRow="1" w:lastColumn="0" w:lastRow="0" w:noHBand="0" w:noVBand="1" w:val="04A0"/>
+      </w:tblPr>
+      <w:tblGrid>
+        <w:gridCol w:w="9792"/>
+      </w:tblGrid>
+      <w:tr>
+        <w:tc>
+          <w:tcPr>
+            <w:tcW w:type="dxa" w:w="9792"/>
+            <w:shd w:fill="F5F6F8"/>
+            <w:tcMar>
+              <w:top w:w="80" w:type="dxa"/>
+              <w:bottom w:w="80" w:type="dxa"/>
+              <w:left w:w="140" w:type="dxa"/>
+              <w:right w:w="140" w:type="dxa"/>
+            </w:tcMar>
+            <w:tcBorders>
+              <w:left w:val="single" w:sz="18" w:space="0" w:color="CBD5E0"/>
+              <w:top w:val="none"/>
+              <w:right w:val="none"/>
+              <w:bottom w:val="none"/>
+            </w:tcBorders>
+          </w:tcPr>
+          <w:p>
+            <w:pPr>
+              <w:spacing w:line="240" w:lineRule="auto" w:after="0"/>
+            </w:pPr>
+            <w:r>
+              <w:rPr>
+                <w:rFonts w:ascii="Consolas" w:hAnsi="Consolas"/>
+                <w:color w:val="2D3748"/>
+                <w:sz w:val="18"/>
+              </w:rPr>
+              <w:t>D * (N_ter / N_p) &lt;= 1 - D =&gt; D_max &lt;= 1 / (1 + N_ter / N_p)</w:t>
+            </w:r>
+          </w:p>
+        </w:tc>
+      </w:tr>
+    </w:tbl>
+    <w:p/>
     <w:tbl>
       <w:tblPr>
         <w:tblW w:type="auto" w:w="0"/>
@@ -3461,101 +2786,28 @@
               </w:rPr>
               <w:t>:</w:t>
               <w:br/>
-              <w:t>In standard practice, the tertiary winding is wound with identical turns to the primary (</w:t>
-            </w:r>
-            <w:r>
-              <w:rPr>
-                <w:i/>
-                <w:color w:val="145AA0"/>
-                <w:sz w:val="20"/>
-              </w:rPr>
-              <w:t>N_{ter = N_p</w:t>
-            </w:r>
-            <w:r>
-              <w:rPr>
-                <w:color w:val="282C34"/>
-                <w:sz w:val="20"/>
-              </w:rPr>
-              <w:t>). Consequently:</w:t>
+              <w:t>In standard practice, the tertiary winding is wound with identical turns to the primary (N_ter = N_p). Consequently:</w:t>
               <w:br/>
             </w:r>
             <w:r>
               <w:rPr>
-                <w:i/>
-                <w:color w:val="145AA0"/>
-                <w:sz w:val="20"/>
+                <w:rFonts w:ascii="Consolas" w:hAnsi="Consolas"/>
+                <w:color w:val="B4283C"/>
+                <w:sz w:val="18"/>
               </w:rPr>
             </w:r>
             <w:r>
               <w:rPr>
-                <w:color w:val="282C34"/>
-                <w:sz w:val="20"/>
+                <w:rFonts w:ascii="Consolas" w:hAnsi="Consolas"/>
+                <w:color w:val="B4283C"/>
+                <w:sz w:val="18"/>
               </w:rPr>
-              <w:t>D_{max} \le \frac{1}{1 + 1} = 50\%</w:t>
-            </w:r>
-            <w:r>
-              <w:rPr>
-                <w:i/>
-                <w:color w:val="145AA0"/>
-                <w:sz w:val="20"/>
-              </w:rPr>
-            </w:r>
-            <w:r>
-              <w:rPr>
-                <w:color w:val="282C34"/>
-                <w:sz w:val="20"/>
-              </w:rPr>
-              <w:br/>
-              <w:t xml:space="preserve">Exceeding </w:t>
-            </w:r>
-            <w:r>
-              <w:rPr>
-                <w:i/>
-                <w:color w:val="145AA0"/>
-                <w:sz w:val="20"/>
-              </w:rPr>
-              <w:t>50\%</w:t>
-            </w:r>
-            <w:r>
-              <w:rPr>
-                <w:color w:val="282C34"/>
-                <w:sz w:val="20"/>
-              </w:rPr>
-              <w:t xml:space="preserve"> duty cycle with </w:t>
-            </w:r>
-            <w:r>
-              <w:rPr>
-                <w:i/>
-                <w:color w:val="145AA0"/>
-                <w:sz w:val="20"/>
-              </w:rPr>
-              <w:t>N_{ter = N_p</w:t>
-            </w:r>
-            <w:r>
-              <w:rPr>
-                <w:color w:val="282C34"/>
-                <w:sz w:val="20"/>
-              </w:rPr>
-              <w:t xml:space="preserve"> causes incomplete magnetic reset and rapid transformer saturation!</w:t>
             </w:r>
           </w:p>
         </w:tc>
       </w:tr>
     </w:tbl>
     <w:p/>
-    <w:p>
-      <w:pPr>
-        <w:spacing w:before="160" w:after="80"/>
-      </w:pPr>
-      <w:r>
-        <w:rPr>
-          <w:b/>
-          <w:color w:val="4682B4"/>
-          <w:sz w:val="24"/>
-        </w:rPr>
-        <w:t>2.2 Switch Voltage Stress:</w:t>
-      </w:r>
-    </w:p>
     <w:p>
       <w:pPr>
         <w:spacing w:after="80"/>
@@ -3565,176 +2817,7 @@
           <w:color w:val="282C34"/>
           <w:sz w:val="21"/>
         </w:rPr>
-        <w:t>During demagnetization, the reflected voltage from the tertiary winding adds directly to the input rail:</w:t>
-      </w:r>
-    </w:p>
-    <w:p>
-      <w:pPr>
-        <w:spacing w:after="80"/>
-      </w:pPr>
-      <w:r>
-        <w:rPr>
-          <w:i/>
-          <w:color w:val="145AA0"/>
-          <w:sz w:val="21"/>
-        </w:rPr>
-      </w:r>
-      <w:r>
-        <w:rPr>
-          <w:color w:val="282C34"/>
-          <w:sz w:val="21"/>
-        </w:rPr>
-        <w:t>V_{DS(max)} = V_{IN} \cdot \left(1 + \frac{N_p}{N_{ter}}\right) = 2 \cdot V_{IN} \quad (\text{For } N_{ter} = N_p)</w:t>
-      </w:r>
-      <w:r>
-        <w:rPr>
-          <w:i/>
-          <w:color w:val="145AA0"/>
-          <w:sz w:val="21"/>
-        </w:rPr>
-      </w:r>
-    </w:p>
-    <w:p>
-      <w:pPr>
-        <w:spacing w:after="80"/>
-      </w:pPr>
-      <w:r>
-        <w:rPr>
-          <w:i/>
-          <w:color w:val="282C34"/>
-          <w:sz w:val="21"/>
-        </w:rPr>
-        <w:t>Constraint</w:t>
-      </w:r>
-      <w:r>
-        <w:rPr>
-          <w:color w:val="282C34"/>
-          <w:sz w:val="21"/>
-        </w:rPr>
-        <w:t xml:space="preserve">: For a </w:t>
-      </w:r>
-      <w:r>
-        <w:rPr>
-          <w:i/>
-          <w:color w:val="145AA0"/>
-          <w:sz w:val="21"/>
-        </w:rPr>
-        <w:t>400\,V</w:t>
-      </w:r>
-      <w:r>
-        <w:rPr>
-          <w:color w:val="282C34"/>
-          <w:sz w:val="21"/>
-        </w:rPr>
-        <w:t xml:space="preserve"> DC bus, the primary switch must be rated for at least </w:t>
-      </w:r>
-      <w:r>
-        <w:rPr>
-          <w:i/>
-          <w:color w:val="145AA0"/>
-          <w:sz w:val="21"/>
-        </w:rPr>
-        <w:t>2 × 400\,V + V_{spike ≥ 900\,V \dots 1000\,V</w:t>
-      </w:r>
-      <w:r>
-        <w:rPr>
-          <w:color w:val="282C34"/>
-          <w:sz w:val="21"/>
-        </w:rPr>
-        <w:t>.</w:t>
-      </w:r>
-    </w:p>
-    <w:p>
-      <w:pPr>
-        <w:spacing w:before="80" w:after="80"/>
-        <w:pBdr>
-          <w:bottom w:val="single" w:sz="6" w:space="1" w:color="E2E8F0"/>
-        </w:pBdr>
-      </w:pPr>
-    </w:p>
-    <w:p>
-      <w:pPr>
-        <w:spacing w:before="240" w:after="120"/>
-      </w:pPr>
-      <w:r>
-        <w:rPr>
-          <w:b/>
-          <w:color w:val="184C78"/>
-          <w:sz w:val="28"/>
-        </w:rPr>
-        <w:t>3. The Two-Switch Forward Converter (Industry Standard)</w:t>
-      </w:r>
-    </w:p>
-    <w:p>
-      <w:pPr>
-        <w:spacing w:after="80"/>
-      </w:pPr>
-      <w:r>
-        <w:rPr>
-          <w:color w:val="282C34"/>
-          <w:sz w:val="21"/>
-        </w:rPr>
-        <w:t xml:space="preserve">To eliminate the expensive tertiary winding and reduce switch voltage stress to exactly </w:t>
-      </w:r>
-      <w:r>
-        <w:rPr>
-          <w:i/>
-          <w:color w:val="145AA0"/>
-          <w:sz w:val="21"/>
-        </w:rPr>
-        <w:t>V_{IN</w:t>
-      </w:r>
-      <w:r>
-        <w:rPr>
-          <w:color w:val="282C34"/>
-          <w:sz w:val="21"/>
-        </w:rPr>
-        <w:t xml:space="preserve">, the </w:t>
-      </w:r>
-      <w:r>
-        <w:rPr>
-          <w:b/>
-          <w:color w:val="282C34"/>
-          <w:sz w:val="21"/>
-        </w:rPr>
-        <w:t>Two-Switch Forward Converter</w:t>
-      </w:r>
-      <w:r>
-        <w:rPr>
-          <w:color w:val="282C34"/>
-          <w:sz w:val="21"/>
-        </w:rPr>
-        <w:t xml:space="preserve"> is universally preferred for powers from </w:t>
-      </w:r>
-      <w:r>
-        <w:rPr>
-          <w:i/>
-          <w:color w:val="145AA0"/>
-          <w:sz w:val="21"/>
-        </w:rPr>
-        <w:t>100\,W</w:t>
-      </w:r>
-      <w:r>
-        <w:rPr>
-          <w:color w:val="282C34"/>
-          <w:sz w:val="21"/>
-        </w:rPr>
-        <w:t xml:space="preserve"> to </w:t>
-      </w:r>
-      <w:r>
-        <w:rPr>
-          <w:i/>
-          <w:color w:val="145AA0"/>
-          <w:sz w:val="21"/>
-        </w:rPr>
-        <w:t>500\,W</w:t>
-      </w:r>
-      <w:r>
-        <w:rPr>
-          <w:color w:val="282C34"/>
-          <w:sz w:val="21"/>
-        </w:rPr>
-        <w:t>:</w:t>
+        <w:t>D_max &lt;= 1 / (1 + 1) = 50\%</w:t>
       </w:r>
     </w:p>
     <w:tbl>
@@ -3774,41 +2857,12 @@
                 <w:color w:val="2D3748"/>
                 <w:sz w:val="18"/>
               </w:rPr>
-              <w:t xml:space="preserve">                           Two-Switch Forward Converter Topology</w:t>
+              <w:t>&gt; Exceeding 50\% duty cycle with N_ter = N_p causes incomplete magnetic reset and rapid transformer saturation!</w:t>
               <w:br/>
-              <w:t xml:space="preserve">          +Vin DC ───┬─────────────────────────────────────────────────────────┐</w:t>
               <w:br/>
-              <w:t xml:space="preserve">                     │                                                         │</w:t>
+              <w:t>### 2.2 Switch Voltage Stress:</w:t>
               <w:br/>
-              <w:t xml:space="preserve">                 Drain (D)                                                   ┌─┴─┐ D_clamp1</w:t>
-              <w:br/>
-              <w:t xml:space="preserve">                 ┌───┴───┐                                                   │   │ (Clamps SW2 to Vin)</w:t>
-              <w:br/>
-              <w:t xml:space="preserve">                 │       │ Q1 (High-Side Switch)                             └─┬─┘</w:t>
-              <w:br/>
-              <w:t xml:space="preserve">        PWM_HS ──┤       │                                                     │</w:t>
-              <w:br/>
-              <w:t xml:space="preserve">                 └───┬───┘                                                     │</w:t>
-              <w:br/>
-              <w:t xml:space="preserve">                     │ Source (S)                                              │</w:t>
-              <w:br/>
-              <w:t xml:space="preserve">                     ├──────── SW1 Node ──[ Primary Winding: Np ]── SW2 Node ──┤</w:t>
-              <w:br/>
-              <w:t xml:space="preserve">                     │                                                         │</w:t>
-              <w:br/>
-              <w:t xml:space="preserve">                   ┌─┴─┐ D_clamp2                                          Drain (D)</w:t>
-              <w:br/>
-              <w:t xml:space="preserve">                   │   │ (Clamps SW1 to GND)                               ┌───┴───┐</w:t>
-              <w:br/>
-              <w:t xml:space="preserve">                   └─┬─┘                                                   │       │ Q2 (Low-Side Switch)</w:t>
-              <w:br/>
-              <w:t xml:space="preserve">                     │                                            PWM_LS ──┤       │</w:t>
-              <w:br/>
-              <w:t xml:space="preserve">                     │                                                     └───┬───┘</w:t>
-              <w:br/>
-              <w:t xml:space="preserve">                     │                                                         │ Source (S)</w:t>
-              <w:br/>
-              <w:t xml:space="preserve">                  GND_PRI ─────────────────────────────────────────────────────┴─── GND_PRI</w:t>
+              <w:t>During demagnetization, the reflected voltage from the tertiary winding adds directly to the input rail:</w:t>
             </w:r>
           </w:p>
         </w:tc>
@@ -3817,130 +2871,95 @@
     <w:p/>
     <w:p>
       <w:pPr>
-        <w:spacing w:before="160" w:after="80"/>
+        <w:spacing w:after="80"/>
       </w:pPr>
       <w:r>
         <w:rPr>
-          <w:b/>
-          <w:color w:val="4682B4"/>
-          <w:sz w:val="24"/>
-        </w:rPr>
-        <w:t>Advantages of the Two-Switch Configuration:</w:t>
-      </w:r>
-    </w:p>
-    <w:p>
-      <w:pPr>
-        <w:pStyle w:val="ListNumber"/>
-        <w:spacing w:after="40"/>
-        <w:ind w:left="360"/>
-      </w:pPr>
-      <w:r>
-        <w:rPr>
-          <w:b/>
           <w:color w:val="282C34"/>
           <w:sz w:val="21"/>
         </w:rPr>
-        <w:t>Voltage Clamping to $V_{IN}$</w:t>
+        <w:t xml:space="preserve">V_DS(max) = V_IN </w:t>
+      </w:r>
+      <w:r>
+        <w:rPr>
+          <w:i/>
+          <w:color w:val="282C34"/>
+          <w:sz w:val="21"/>
+        </w:rPr>
+        <w:t xml:space="preserve"> (1 + N_p / N_ter) = 2 </w:t>
       </w:r>
       <w:r>
         <w:rPr>
           <w:color w:val="282C34"/>
           <w:sz w:val="21"/>
         </w:rPr>
-        <w:t xml:space="preserve">: When Q1 and Q2 turn off simultaneously, the magnetizing current forces diodes </w:t>
-      </w:r>
-      <w:r>
-        <w:rPr>
-          <w:i/>
-          <w:color w:val="145AA0"/>
-          <w:sz w:val="21"/>
-        </w:rPr>
-        <w:t>D_{clamp1</w:t>
-      </w:r>
-      <w:r>
-        <w:rPr>
-          <w:color w:val="282C34"/>
-          <w:sz w:val="21"/>
-        </w:rPr>
-        <w:t xml:space="preserve"> and </w:t>
-      </w:r>
-      <w:r>
-        <w:rPr>
-          <w:i/>
-          <w:color w:val="145AA0"/>
-          <w:sz w:val="21"/>
-        </w:rPr>
-        <w:t>D_{clamp2</w:t>
-      </w:r>
-      <w:r>
-        <w:rPr>
-          <w:color w:val="282C34"/>
-          <w:sz w:val="21"/>
-        </w:rPr>
-        <w:t xml:space="preserve"> into forward conduction. The primary winding is clamped directly across </w:t>
-      </w:r>
-      <w:r>
-        <w:rPr>
-          <w:i/>
-          <w:color w:val="145AA0"/>
-          <w:sz w:val="21"/>
-        </w:rPr>
-        <w:t>+V_{IN</w:t>
-      </w:r>
-      <w:r>
-        <w:rPr>
-          <w:color w:val="282C34"/>
-          <w:sz w:val="21"/>
-        </w:rPr>
-        <w:t xml:space="preserve"> and GND with inverted polarity.</w:t>
+        <w:t xml:space="preserve"> V_IN (For N_ter = N_p)</w:t>
       </w:r>
     </w:p>
-    <w:p>
-      <w:pPr>
-        <w:pStyle w:val="ListNumber"/>
-        <w:spacing w:after="40"/>
-        <w:ind w:left="360"/>
-      </w:pPr>
-      <w:r>
-        <w:rPr>
-          <w:b/>
-          <w:color w:val="282C34"/>
-          <w:sz w:val="21"/>
-        </w:rPr>
-        <w:t>Maximum Switch Stress</w:t>
-      </w:r>
-      <w:r>
-        <w:rPr>
-          <w:color w:val="282C34"/>
-          <w:sz w:val="21"/>
-        </w:rPr>
-        <w:t>:</w:t>
-      </w:r>
-    </w:p>
+    <w:tbl>
+      <w:tblPr>
+        <w:tblW w:type="auto" w:w="0"/>
+        <w:jc w:val="center"/>
+        <w:tblLook w:firstColumn="1" w:firstRow="1" w:lastColumn="0" w:lastRow="0" w:noHBand="0" w:noVBand="1" w:val="04A0"/>
+      </w:tblPr>
+      <w:tblGrid>
+        <w:gridCol w:w="9792"/>
+      </w:tblGrid>
+      <w:tr>
+        <w:tc>
+          <w:tcPr>
+            <w:tcW w:type="dxa" w:w="9792"/>
+            <w:shd w:fill="F5F6F8"/>
+            <w:tcMar>
+              <w:top w:w="80" w:type="dxa"/>
+              <w:bottom w:w="80" w:type="dxa"/>
+              <w:left w:w="140" w:type="dxa"/>
+              <w:right w:w="140" w:type="dxa"/>
+            </w:tcMar>
+            <w:tcBorders>
+              <w:left w:val="single" w:sz="18" w:space="0" w:color="CBD5E0"/>
+              <w:top w:val="none"/>
+              <w:right w:val="none"/>
+              <w:bottom w:val="none"/>
+            </w:tcBorders>
+          </w:tcPr>
+          <w:p>
+            <w:pPr>
+              <w:spacing w:line="240" w:lineRule="auto" w:after="0"/>
+            </w:pPr>
+            <w:r>
+              <w:rPr>
+                <w:rFonts w:ascii="Consolas" w:hAnsi="Consolas"/>
+                <w:color w:val="2D3748"/>
+                <w:sz w:val="18"/>
+              </w:rPr>
+              <w:t>*Constraint*: For a 400 V DC bus, the primary switch must be rated for at least 2 * 400 V + V_spike &gt;= 900 V ... 1000 V.</w:t>
+              <w:br/>
+              <w:br/>
+              <w:t>---</w:t>
+              <w:br/>
+              <w:br/>
+              <w:t>## 3. The Two-Switch Forward Converter (Industry Standard)</w:t>
+              <w:br/>
+              <w:br/>
+              <w:t>To eliminate the expensive tertiary winding and reduce switch voltage stress to exactly V_IN, the **Two-Switch Forward Converter** is universally preferred for powers from 100 W to 500 W:</w:t>
+              <w:br/>
+            </w:r>
+          </w:p>
+        </w:tc>
+      </w:tr>
+    </w:tbl>
+    <w:p/>
     <w:p>
       <w:pPr>
         <w:spacing w:after="80"/>
       </w:pPr>
       <w:r>
         <w:rPr>
-          <w:i/>
-          <w:color w:val="145AA0"/>
-          <w:sz w:val="21"/>
-        </w:rPr>
-      </w:r>
-      <w:r>
-        <w:rPr>
           <w:color w:val="282C34"/>
           <w:sz w:val="21"/>
         </w:rPr>
-        <w:t>V_{DS1(max)} = V_{DS2(max)} = V_{IN} + V_{diode\_drop}</w:t>
-      </w:r>
-      <w:r>
-        <w:rPr>
-          <w:i/>
-          <w:color w:val="145AA0"/>
-          <w:sz w:val="21"/>
-        </w:rPr>
+        <w:t>Two-Switch Forward Converter Topology</w:t>
       </w:r>
     </w:p>
     <w:p>
@@ -3952,164 +2971,7 @@
           <w:color w:val="282C34"/>
           <w:sz w:val="21"/>
         </w:rPr>
-        <w:t xml:space="preserve">In a </w:t>
-      </w:r>
-      <w:r>
-        <w:rPr>
-          <w:i/>
-          <w:color w:val="145AA0"/>
-          <w:sz w:val="21"/>
-        </w:rPr>
-        <w:t>400\,V</w:t>
-      </w:r>
-      <w:r>
-        <w:rPr>
-          <w:color w:val="282C34"/>
-          <w:sz w:val="21"/>
-        </w:rPr>
-        <w:t xml:space="preserve"> system, standard cost-effective </w:t>
-      </w:r>
-      <w:r>
-        <w:rPr>
-          <w:i/>
-          <w:color w:val="145AA0"/>
-          <w:sz w:val="21"/>
-        </w:rPr>
-        <w:t>500\,V - 600\,V</w:t>
-      </w:r>
-      <w:r>
-        <w:rPr>
-          <w:color w:val="282C34"/>
-          <w:sz w:val="21"/>
-        </w:rPr>
-        <w:t xml:space="preserve"> MOSFETs can be safely employed instead of fragile </w:t>
-      </w:r>
-      <w:r>
-        <w:rPr>
-          <w:i/>
-          <w:color w:val="145AA0"/>
-          <w:sz w:val="21"/>
-        </w:rPr>
-        <w:t>1000\,V</w:t>
-      </w:r>
-      <w:r>
-        <w:rPr>
-          <w:color w:val="282C34"/>
-          <w:sz w:val="21"/>
-        </w:rPr>
-        <w:t xml:space="preserve"> devices!</w:t>
-      </w:r>
-    </w:p>
-    <w:p>
-      <w:pPr>
-        <w:pStyle w:val="ListNumber"/>
-        <w:spacing w:after="40"/>
-        <w:ind w:left="360"/>
-      </w:pPr>
-      <w:r>
-        <w:rPr>
-          <w:b/>
-          <w:color w:val="282C34"/>
-          <w:sz w:val="21"/>
-        </w:rPr>
-        <w:t>Automatic Leakage Energy Recovery</w:t>
-      </w:r>
-      <w:r>
-        <w:rPr>
-          <w:color w:val="282C34"/>
-          <w:sz w:val="21"/>
-        </w:rPr>
-        <w:t>: Transformer primary leakage inductance energy is returned non-dissipatively to the input supply via the clamp diodes, eliminating the need for an RCD snubber.</w:t>
-      </w:r>
-    </w:p>
-    <w:p>
-      <w:pPr>
-        <w:spacing w:before="80" w:after="80"/>
-        <w:pBdr>
-          <w:bottom w:val="single" w:sz="6" w:space="1" w:color="E2E8F0"/>
-        </w:pBdr>
-      </w:pPr>
-    </w:p>
-    <w:p>
-      <w:pPr>
-        <w:spacing w:before="240" w:after="120"/>
-      </w:pPr>
-      <w:r>
-        <w:rPr>
-          <w:b/>
-          <w:color w:val="184C78"/>
-          <w:sz w:val="28"/>
-        </w:rPr>
-        <w:t>4. Mathematical Design Equations</w:t>
-      </w:r>
-    </w:p>
-    <w:p>
-      <w:pPr>
-        <w:spacing w:before="160" w:after="80"/>
-      </w:pPr>
-      <w:r>
-        <w:rPr>
-          <w:b/>
-          <w:color w:val="4682B4"/>
-          <w:sz w:val="24"/>
-        </w:rPr>
-        <w:t>4.1 Voltage Conversion Ratio (Continuous Conduction Mode):</w:t>
-      </w:r>
-    </w:p>
-    <w:p>
-      <w:pPr>
-        <w:spacing w:after="80"/>
-      </w:pPr>
-      <w:r>
-        <w:rPr>
-          <w:i/>
-          <w:color w:val="145AA0"/>
-          <w:sz w:val="21"/>
-        </w:rPr>
-      </w:r>
-      <w:r>
-        <w:rPr>
-          <w:color w:val="282C34"/>
-          <w:sz w:val="21"/>
-        </w:rPr>
-        <w:t>V_{OUT} = V_{IN} \cdot \left(\frac{N_s}{N_p}\right) \cdot D</w:t>
-      </w:r>
-      <w:r>
-        <w:rPr>
-          <w:i/>
-          <w:color w:val="145AA0"/>
-          <w:sz w:val="21"/>
-        </w:rPr>
-      </w:r>
-    </w:p>
-    <w:p>
-      <w:pPr>
-        <w:spacing w:before="160" w:after="80"/>
-      </w:pPr>
-      <w:r>
-        <w:rPr>
-          <w:b/>
-          <w:color w:val="4682B4"/>
-          <w:sz w:val="24"/>
-        </w:rPr>
-        <w:t>4.2 Output Inductor Sizing (</w:t>
-      </w:r>
-      <w:r>
-        <w:rPr>
-          <w:b/>
-          <w:i/>
-          <w:color w:val="145AA0"/>
-          <w:sz w:val="24"/>
-        </w:rPr>
-        <w:t>L_o</w:t>
-      </w:r>
-      <w:r>
-        <w:rPr>
-          <w:b/>
-          <w:color w:val="4682B4"/>
-          <w:sz w:val="24"/>
-        </w:rPr>
-        <w:t>):</w:t>
+        <w:t>+Vin DC ───┬─────────────────────────────────────────────────────────┐</w:t>
       </w:r>
     </w:p>
     <w:p>
@@ -4121,93 +2983,7 @@
           <w:color w:val="282C34"/>
           <w:sz w:val="21"/>
         </w:rPr>
-        <w:t xml:space="preserve">To maintain continuous conduction mode with peak-to-peak inductor ripple </w:t>
-      </w:r>
-      <w:r>
-        <w:rPr>
-          <w:i/>
-          <w:color w:val="145AA0"/>
-          <w:sz w:val="21"/>
-        </w:rPr>
-        <w:t>\Delta I_L = r \cdot I_{OUT</w:t>
-      </w:r>
-      <w:r>
-        <w:rPr>
-          <w:color w:val="282C34"/>
-          <w:sz w:val="21"/>
-        </w:rPr>
-        <w:t xml:space="preserve"> (typically </w:t>
-      </w:r>
-      <w:r>
-        <w:rPr>
-          <w:i/>
-          <w:color w:val="145AA0"/>
-          <w:sz w:val="21"/>
-        </w:rPr>
-        <w:t>r = 20\% \dots 40\%</w:t>
-      </w:r>
-      <w:r>
-        <w:rPr>
-          <w:color w:val="282C34"/>
-          <w:sz w:val="21"/>
-        </w:rPr>
-        <w:t>):</w:t>
-      </w:r>
-    </w:p>
-    <w:p>
-      <w:pPr>
-        <w:spacing w:after="80"/>
-      </w:pPr>
-      <w:r>
-        <w:rPr>
-          <w:i/>
-          <w:color w:val="145AA0"/>
-          <w:sz w:val="21"/>
-        </w:rPr>
-      </w:r>
-      <w:r>
-        <w:rPr>
-          <w:color w:val="282C34"/>
-          <w:sz w:val="21"/>
-        </w:rPr>
-        <w:t>L_o = \frac{(V_{s} - V_{OUT}) \cdot D}{\Delta I_L \cdot f_{sw}} = \frac{V_{OUT} \cdot (1 - D)}{\Delta I_L \cdot f_{sw}}</w:t>
-      </w:r>
-      <w:r>
-        <w:rPr>
-          <w:i/>
-          <w:color w:val="145AA0"/>
-          <w:sz w:val="21"/>
-        </w:rPr>
-      </w:r>
-    </w:p>
-    <w:p>
-      <w:pPr>
-        <w:spacing w:before="160" w:after="80"/>
-      </w:pPr>
-      <w:r>
-        <w:rPr>
-          <w:b/>
-          <w:color w:val="4682B4"/>
-          <w:sz w:val="24"/>
-        </w:rPr>
-        <w:t>4.3 Output Capacitor Sizing (</w:t>
-      </w:r>
-      <w:r>
-        <w:rPr>
-          <w:b/>
-          <w:i/>
-          <w:color w:val="145AA0"/>
-          <w:sz w:val="24"/>
-        </w:rPr>
-        <w:t>C_o</w:t>
-      </w:r>
-      <w:r>
-        <w:rPr>
-          <w:b/>
-          <w:color w:val="4682B4"/>
-          <w:sz w:val="24"/>
-        </w:rPr>
-        <w:t>):</w:t>
+        <w:t>│                                                         │</w:t>
       </w:r>
     </w:p>
     <w:p>
@@ -4219,22 +2995,7 @@
           <w:color w:val="282C34"/>
           <w:sz w:val="21"/>
         </w:rPr>
-        <w:t xml:space="preserve">To constrain output voltage ripple to </w:t>
-      </w:r>
-      <w:r>
-        <w:rPr>
-          <w:i/>
-          <w:color w:val="145AA0"/>
-          <w:sz w:val="21"/>
-        </w:rPr>
-        <w:t>\Delta V_{OUT</w:t>
-      </w:r>
-      <w:r>
-        <w:rPr>
-          <w:color w:val="282C34"/>
-          <w:sz w:val="21"/>
-        </w:rPr>
-        <w:t>:</w:t>
+        <w:t>Drain (D)                                                   ┌─┴─┐ D_clamp1</w:t>
       </w:r>
     </w:p>
     <w:p>
@@ -4243,24 +3004,10 @@
       </w:pPr>
       <w:r>
         <w:rPr>
-          <w:i/>
-          <w:color w:val="145AA0"/>
-          <w:sz w:val="21"/>
-        </w:rPr>
-      </w:r>
-      <w:r>
-        <w:rPr>
           <w:color w:val="282C34"/>
           <w:sz w:val="21"/>
         </w:rPr>
-        <w:t>C_o \ge \frac{\Delta I_L}{8 \cdot f_{sw} \cdot \Delta V_{OUT}}</w:t>
-      </w:r>
-      <w:r>
-        <w:rPr>
-          <w:i/>
-          <w:color w:val="145AA0"/>
-          <w:sz w:val="21"/>
-        </w:rPr>
+        <w:t>┌───┴───┐                                                   │   │ (Clamps SW2 to Vin)</w:t>
       </w:r>
     </w:p>
     <w:p>
@@ -4269,45 +3016,154 @@
       </w:pPr>
       <w:r>
         <w:rPr>
-          <w:i/>
-          <w:color w:val="145AA0"/>
+          <w:color w:val="282C34"/>
           <w:sz w:val="21"/>
         </w:rPr>
+        <w:t>│       │ Q1 (High-Side Switch)                             └─┬─┘</w:t>
       </w:r>
+    </w:p>
+    <w:p>
+      <w:pPr>
+        <w:spacing w:after="80"/>
+      </w:pPr>
       <w:r>
         <w:rPr>
           <w:color w:val="282C34"/>
           <w:sz w:val="21"/>
         </w:rPr>
-        <w:t>\text{ESR}_{max} \le \frac{\Delta V_{OUT,ESR}}{\Delta I_L}</w:t>
-      </w:r>
-      <w:r>
-        <w:rPr>
-          <w:i/>
-          <w:color w:val="145AA0"/>
-          <w:sz w:val="21"/>
-        </w:rPr>
+        <w:t>PWM_HS ──┤       │                                                     │</w:t>
       </w:r>
     </w:p>
     <w:p>
       <w:pPr>
-        <w:spacing w:before="80" w:after="80"/>
-        <w:pBdr>
-          <w:bottom w:val="single" w:sz="6" w:space="1" w:color="E2E8F0"/>
-        </w:pBdr>
+        <w:spacing w:after="80"/>
       </w:pPr>
+      <w:r>
+        <w:rPr>
+          <w:color w:val="282C34"/>
+          <w:sz w:val="21"/>
+        </w:rPr>
+        <w:t>└───┬───┘                                                     │</w:t>
+      </w:r>
     </w:p>
     <w:p>
       <w:pPr>
-        <w:spacing w:before="240" w:after="120"/>
+        <w:spacing w:after="80"/>
       </w:pPr>
       <w:r>
         <w:rPr>
-          <w:b/>
-          <w:color w:val="184C78"/>
-          <w:sz w:val="28"/>
+          <w:color w:val="282C34"/>
+          <w:sz w:val="21"/>
         </w:rPr>
-        <w:t>5. Comparison: Forward vs. Flyback Topology</w:t>
+        <w:t>│ Source (S)                                              │</w:t>
+      </w:r>
+    </w:p>
+    <w:p>
+      <w:pPr>
+        <w:spacing w:after="80"/>
+      </w:pPr>
+      <w:r>
+        <w:rPr>
+          <w:color w:val="282C34"/>
+          <w:sz w:val="21"/>
+        </w:rPr>
+        <w:t>├──────── SW1 Node ──[ Primary Winding: Np ]── SW2 Node ──┤</w:t>
+      </w:r>
+    </w:p>
+    <w:p>
+      <w:pPr>
+        <w:spacing w:after="80"/>
+      </w:pPr>
+      <w:r>
+        <w:rPr>
+          <w:color w:val="282C34"/>
+          <w:sz w:val="21"/>
+        </w:rPr>
+        <w:t>│                                                         │</w:t>
+      </w:r>
+    </w:p>
+    <w:p>
+      <w:pPr>
+        <w:spacing w:after="80"/>
+      </w:pPr>
+      <w:r>
+        <w:rPr>
+          <w:color w:val="282C34"/>
+          <w:sz w:val="21"/>
+        </w:rPr>
+        <w:t>┌─┴─┐ D_clamp2                                          Drain (D)</w:t>
+      </w:r>
+    </w:p>
+    <w:p>
+      <w:pPr>
+        <w:spacing w:after="80"/>
+      </w:pPr>
+      <w:r>
+        <w:rPr>
+          <w:color w:val="282C34"/>
+          <w:sz w:val="21"/>
+        </w:rPr>
+        <w:t>│   │ (Clamps SW1 to GND)                               ┌───┴───┐</w:t>
+      </w:r>
+    </w:p>
+    <w:p>
+      <w:pPr>
+        <w:spacing w:after="80"/>
+      </w:pPr>
+      <w:r>
+        <w:rPr>
+          <w:color w:val="282C34"/>
+          <w:sz w:val="21"/>
+        </w:rPr>
+        <w:t>└─┬─┘                                                   │       │ Q2 (Low-Side Switch)</w:t>
+      </w:r>
+    </w:p>
+    <w:p>
+      <w:pPr>
+        <w:spacing w:after="80"/>
+      </w:pPr>
+      <w:r>
+        <w:rPr>
+          <w:color w:val="282C34"/>
+          <w:sz w:val="21"/>
+        </w:rPr>
+        <w:t>│                                            PWM_LS ──┤       │</w:t>
+      </w:r>
+    </w:p>
+    <w:p>
+      <w:pPr>
+        <w:spacing w:after="80"/>
+      </w:pPr>
+      <w:r>
+        <w:rPr>
+          <w:color w:val="282C34"/>
+          <w:sz w:val="21"/>
+        </w:rPr>
+        <w:t>│                                                     └───┬───┘</w:t>
+      </w:r>
+    </w:p>
+    <w:p>
+      <w:pPr>
+        <w:spacing w:after="80"/>
+      </w:pPr>
+      <w:r>
+        <w:rPr>
+          <w:color w:val="282C34"/>
+          <w:sz w:val="21"/>
+        </w:rPr>
+        <w:t>│                                                         │ Source (S)</w:t>
+      </w:r>
+    </w:p>
+    <w:p>
+      <w:pPr>
+        <w:spacing w:after="80"/>
+      </w:pPr>
+      <w:r>
+        <w:rPr>
+          <w:color w:val="282C34"/>
+          <w:sz w:val="21"/>
+        </w:rPr>
+        <w:t>GND_PRI ─────────────────────────────────────────────────────┴─── GND_PRI</w:t>
       </w:r>
     </w:p>
     <w:tbl>
@@ -4315,875 +3171,362 @@
         <w:tblW w:type="auto" w:w="0"/>
         <w:jc w:val="center"/>
         <w:tblLook w:firstColumn="1" w:firstRow="1" w:lastColumn="0" w:lastRow="0" w:noHBand="0" w:noVBand="1" w:val="04A0"/>
-        <w:tblBorders>
-          <w:top w:val="single" w:sz="4" w:space="0" w:color="D0D7DE"/>
-          <w:left w:val="none"/>
-          <w:bottom w:val="single" w:sz="8" w:space="0" w:color="D0D7DE"/>
-          <w:right w:val="none"/>
-          <w:insideH w:val="single" w:sz="4" w:space="0" w:color="D0D7DE"/>
-          <w:insideV w:val="none"/>
-        </w:tblBorders>
       </w:tblPr>
       <w:tblGrid>
-        <w:gridCol w:w="3264"/>
-        <w:gridCol w:w="3264"/>
-        <w:gridCol w:w="3264"/>
+        <w:gridCol w:w="9792"/>
       </w:tblGrid>
       <w:tr>
         <w:tc>
           <w:tcPr>
-            <w:tcW w:type="dxa" w:w="3264"/>
-            <w:shd w:fill="204A6E"/>
+            <w:tcW w:type="dxa" w:w="9792"/>
+            <w:shd w:fill="F5F6F8"/>
             <w:tcMar>
-              <w:top w:w="100" w:type="dxa"/>
-              <w:bottom w:w="100" w:type="dxa"/>
-              <w:left w:w="120" w:type="dxa"/>
-              <w:right w:w="120" w:type="dxa"/>
+              <w:top w:w="80" w:type="dxa"/>
+              <w:bottom w:w="80" w:type="dxa"/>
+              <w:left w:w="140" w:type="dxa"/>
+              <w:right w:w="140" w:type="dxa"/>
             </w:tcMar>
-            <w:vAlign w:val="center"/>
+            <w:tcBorders>
+              <w:left w:val="single" w:sz="18" w:space="0" w:color="CBD5E0"/>
+              <w:top w:val="none"/>
+              <w:right w:val="none"/>
+              <w:bottom w:val="none"/>
+            </w:tcBorders>
           </w:tcPr>
           <w:p>
             <w:pPr>
-              <w:spacing w:after="0"/>
+              <w:spacing w:line="240" w:lineRule="auto" w:after="0"/>
             </w:pPr>
             <w:r>
               <w:rPr>
-                <w:b/>
-                <w:color w:val="FFFFFF"/>
-                <w:sz w:val="19"/>
-              </w:rPr>
-              <w:t>Engineering Metric</w:t>
-            </w:r>
-          </w:p>
-        </w:tc>
-        <w:tc>
-          <w:tcPr>
-            <w:tcW w:type="dxa" w:w="3264"/>
-            <w:shd w:fill="204A6E"/>
-            <w:tcMar>
-              <w:top w:w="100" w:type="dxa"/>
-              <w:bottom w:w="100" w:type="dxa"/>
-              <w:left w:w="120" w:type="dxa"/>
-              <w:right w:w="120" w:type="dxa"/>
-            </w:tcMar>
-            <w:vAlign w:val="center"/>
-          </w:tcPr>
-          <w:p>
-            <w:pPr>
-              <w:spacing w:after="0"/>
-            </w:pPr>
-            <w:r>
-              <w:rPr>
-                <w:b/>
-                <w:color w:val="FFFFFF"/>
-                <w:sz w:val="19"/>
-              </w:rPr>
-              <w:t>Forward Converter</w:t>
-            </w:r>
-          </w:p>
-        </w:tc>
-        <w:tc>
-          <w:tcPr>
-            <w:tcW w:type="dxa" w:w="3264"/>
-            <w:shd w:fill="204A6E"/>
-            <w:tcMar>
-              <w:top w:w="100" w:type="dxa"/>
-              <w:bottom w:w="100" w:type="dxa"/>
-              <w:left w:w="120" w:type="dxa"/>
-              <w:right w:w="120" w:type="dxa"/>
-            </w:tcMar>
-            <w:vAlign w:val="center"/>
-          </w:tcPr>
-          <w:p>
-            <w:pPr>
-              <w:spacing w:after="0"/>
-            </w:pPr>
-            <w:r>
-              <w:rPr>
-                <w:b/>
-                <w:color w:val="FFFFFF"/>
-                <w:sz w:val="19"/>
-              </w:rPr>
-              <w:t>Flyback Converter</w:t>
-            </w:r>
-          </w:p>
-        </w:tc>
-      </w:tr>
-      <w:tr>
-        <w:tc>
-          <w:tcPr>
-            <w:tcW w:type="dxa" w:w="3264"/>
-            <w:tcMar>
-              <w:top w:w="80" w:type="dxa"/>
-              <w:bottom w:w="80" w:type="dxa"/>
-              <w:left w:w="120" w:type="dxa"/>
-              <w:right w:w="120" w:type="dxa"/>
-            </w:tcMar>
-            <w:vAlign w:val="center"/>
-          </w:tcPr>
-          <w:p>
-            <w:pPr>
-              <w:spacing w:after="0"/>
-            </w:pPr>
-            <w:r>
-              <w:rPr>
-                <w:b/>
-                <w:color w:val="282C34"/>
+                <w:rFonts w:ascii="Consolas" w:hAnsi="Consolas"/>
+                <w:color w:val="2D3748"/>
                 <w:sz w:val="18"/>
               </w:rPr>
-              <w:t>Magnetic Element</w:t>
-            </w:r>
-          </w:p>
-        </w:tc>
-        <w:tc>
-          <w:tcPr>
-            <w:tcW w:type="dxa" w:w="3264"/>
-            <w:tcMar>
-              <w:top w:w="80" w:type="dxa"/>
-              <w:bottom w:w="80" w:type="dxa"/>
-              <w:left w:w="120" w:type="dxa"/>
-              <w:right w:w="120" w:type="dxa"/>
-            </w:tcMar>
-            <w:vAlign w:val="center"/>
-          </w:tcPr>
-          <w:p>
-            <w:pPr>
-              <w:spacing w:after="0"/>
-            </w:pPr>
-            <w:r>
-              <w:rPr>
-                <w:color w:val="282C34"/>
-                <w:sz w:val="18"/>
-              </w:rPr>
-              <w:t>True AC Transformer + Output Inductor (</w:t>
-            </w:r>
-            <w:r>
-              <w:rPr>
-                <w:i/>
-                <w:color w:val="145AA0"/>
-                <w:sz w:val="18"/>
-              </w:rPr>
-              <w:t>L_o</w:t>
-            </w:r>
-            <w:r>
-              <w:rPr>
-                <w:color w:val="282C34"/>
-                <w:sz w:val="18"/>
-              </w:rPr>
-              <w:t>)</w:t>
-            </w:r>
-          </w:p>
-        </w:tc>
-        <w:tc>
-          <w:tcPr>
-            <w:tcW w:type="dxa" w:w="3264"/>
-            <w:tcMar>
-              <w:top w:w="80" w:type="dxa"/>
-              <w:bottom w:w="80" w:type="dxa"/>
-              <w:left w:w="120" w:type="dxa"/>
-              <w:right w:w="120" w:type="dxa"/>
-            </w:tcMar>
-            <w:vAlign w:val="center"/>
-          </w:tcPr>
-          <w:p>
-            <w:pPr>
-              <w:spacing w:after="0"/>
-            </w:pPr>
-            <w:r>
-              <w:rPr>
-                <w:color w:val="282C34"/>
-                <w:sz w:val="18"/>
-              </w:rPr>
-              <w:t>Coupled Inductor (Flyback Transformer)</w:t>
-            </w:r>
-          </w:p>
-        </w:tc>
-      </w:tr>
-      <w:tr>
-        <w:tc>
-          <w:tcPr>
-            <w:tcW w:type="dxa" w:w="3264"/>
-            <w:shd w:fill="F4F7F9"/>
-            <w:tcMar>
-              <w:top w:w="80" w:type="dxa"/>
-              <w:bottom w:w="80" w:type="dxa"/>
-              <w:left w:w="120" w:type="dxa"/>
-              <w:right w:w="120" w:type="dxa"/>
-            </w:tcMar>
-            <w:vAlign w:val="center"/>
-          </w:tcPr>
-          <w:p>
-            <w:pPr>
-              <w:spacing w:after="0"/>
-            </w:pPr>
-            <w:r>
-              <w:rPr>
-                <w:b/>
-                <w:color w:val="282C34"/>
-                <w:sz w:val="18"/>
-              </w:rPr>
-              <w:t>Energy Transfer Timing</w:t>
-            </w:r>
-          </w:p>
-        </w:tc>
-        <w:tc>
-          <w:tcPr>
-            <w:tcW w:type="dxa" w:w="3264"/>
-            <w:shd w:fill="F4F7F9"/>
-            <w:tcMar>
-              <w:top w:w="80" w:type="dxa"/>
-              <w:bottom w:w="80" w:type="dxa"/>
-              <w:left w:w="120" w:type="dxa"/>
-              <w:right w:w="120" w:type="dxa"/>
-            </w:tcMar>
-            <w:vAlign w:val="center"/>
-          </w:tcPr>
-          <w:p>
-            <w:pPr>
-              <w:spacing w:after="0"/>
-            </w:pPr>
-            <w:r>
-              <w:rPr>
-                <w:color w:val="282C34"/>
-                <w:sz w:val="18"/>
-              </w:rPr>
-              <w:t xml:space="preserve">Instantaneous during switch </w:t>
-            </w:r>
-            <w:r>
-              <w:rPr>
-                <w:b/>
-                <w:color w:val="282C34"/>
-                <w:sz w:val="18"/>
-              </w:rPr>
-              <w:t>ON</w:t>
-            </w:r>
-            <w:r>
-              <w:rPr>
-                <w:color w:val="282C34"/>
-                <w:sz w:val="18"/>
-              </w:rPr>
-              <w:t xml:space="preserve"> time</w:t>
-            </w:r>
-          </w:p>
-        </w:tc>
-        <w:tc>
-          <w:tcPr>
-            <w:tcW w:type="dxa" w:w="3264"/>
-            <w:shd w:fill="F4F7F9"/>
-            <w:tcMar>
-              <w:top w:w="80" w:type="dxa"/>
-              <w:bottom w:w="80" w:type="dxa"/>
-              <w:left w:w="120" w:type="dxa"/>
-              <w:right w:w="120" w:type="dxa"/>
-            </w:tcMar>
-            <w:vAlign w:val="center"/>
-          </w:tcPr>
-          <w:p>
-            <w:pPr>
-              <w:spacing w:after="0"/>
-            </w:pPr>
-            <w:r>
-              <w:rPr>
-                <w:color w:val="282C34"/>
-                <w:sz w:val="18"/>
-              </w:rPr>
-              <w:t xml:space="preserve">Stored during </w:t>
-            </w:r>
-            <w:r>
-              <w:rPr>
-                <w:b/>
-                <w:color w:val="282C34"/>
-                <w:sz w:val="18"/>
-              </w:rPr>
-              <w:t>ON</w:t>
-            </w:r>
-            <w:r>
-              <w:rPr>
-                <w:color w:val="282C34"/>
-                <w:sz w:val="18"/>
-              </w:rPr>
-              <w:t xml:space="preserve">, released during </w:t>
-            </w:r>
-            <w:r>
-              <w:rPr>
-                <w:b/>
-                <w:color w:val="282C34"/>
-                <w:sz w:val="18"/>
-              </w:rPr>
-              <w:t>OFF</w:t>
-            </w:r>
-          </w:p>
-        </w:tc>
-      </w:tr>
-      <w:tr>
-        <w:tc>
-          <w:tcPr>
-            <w:tcW w:type="dxa" w:w="3264"/>
-            <w:tcMar>
-              <w:top w:w="80" w:type="dxa"/>
-              <w:bottom w:w="80" w:type="dxa"/>
-              <w:left w:w="120" w:type="dxa"/>
-              <w:right w:w="120" w:type="dxa"/>
-            </w:tcMar>
-            <w:vAlign w:val="center"/>
-          </w:tcPr>
-          <w:p>
-            <w:pPr>
-              <w:spacing w:after="0"/>
-            </w:pPr>
-            <w:r>
-              <w:rPr>
-                <w:b/>
-                <w:color w:val="282C34"/>
-                <w:sz w:val="18"/>
-              </w:rPr>
-              <w:t>Output Current Ripple</w:t>
-            </w:r>
-          </w:p>
-        </w:tc>
-        <w:tc>
-          <w:tcPr>
-            <w:tcW w:type="dxa" w:w="3264"/>
-            <w:tcMar>
-              <w:top w:w="80" w:type="dxa"/>
-              <w:bottom w:w="80" w:type="dxa"/>
-              <w:left w:w="120" w:type="dxa"/>
-              <w:right w:w="120" w:type="dxa"/>
-            </w:tcMar>
-            <w:vAlign w:val="center"/>
-          </w:tcPr>
-          <w:p>
-            <w:pPr>
-              <w:spacing w:after="0"/>
-            </w:pPr>
-            <w:r>
-              <w:rPr>
-                <w:b/>
-                <w:color w:val="282C34"/>
-                <w:sz w:val="18"/>
-              </w:rPr>
-              <w:t>Continuous</w:t>
-            </w:r>
-            <w:r>
-              <w:rPr>
-                <w:color w:val="282C34"/>
-                <w:sz w:val="18"/>
-              </w:rPr>
-              <w:t xml:space="preserve"> (smoothed by output inductor)</w:t>
-            </w:r>
-          </w:p>
-        </w:tc>
-        <w:tc>
-          <w:tcPr>
-            <w:tcW w:type="dxa" w:w="3264"/>
-            <w:tcMar>
-              <w:top w:w="80" w:type="dxa"/>
-              <w:bottom w:w="80" w:type="dxa"/>
-              <w:left w:w="120" w:type="dxa"/>
-              <w:right w:w="120" w:type="dxa"/>
-            </w:tcMar>
-            <w:vAlign w:val="center"/>
-          </w:tcPr>
-          <w:p>
-            <w:pPr>
-              <w:spacing w:after="0"/>
-            </w:pPr>
-            <w:r>
-              <w:rPr>
-                <w:b/>
-                <w:color w:val="282C34"/>
-                <w:sz w:val="18"/>
-              </w:rPr>
-              <w:t>Discontinuous / Pulsed</w:t>
-            </w:r>
-            <w:r>
-              <w:rPr>
-                <w:color w:val="282C34"/>
-                <w:sz w:val="18"/>
-              </w:rPr>
-              <w:t xml:space="preserve"> (requires heavy MLCC)</w:t>
-            </w:r>
-          </w:p>
-        </w:tc>
-      </w:tr>
-      <w:tr>
-        <w:tc>
-          <w:tcPr>
-            <w:tcW w:type="dxa" w:w="3264"/>
-            <w:shd w:fill="F4F7F9"/>
-            <w:tcMar>
-              <w:top w:w="80" w:type="dxa"/>
-              <w:bottom w:w="80" w:type="dxa"/>
-              <w:left w:w="120" w:type="dxa"/>
-              <w:right w:w="120" w:type="dxa"/>
-            </w:tcMar>
-            <w:vAlign w:val="center"/>
-          </w:tcPr>
-          <w:p>
-            <w:pPr>
-              <w:spacing w:after="0"/>
-            </w:pPr>
-            <w:r>
-              <w:rPr>
-                <w:b/>
-                <w:color w:val="282C34"/>
-                <w:sz w:val="18"/>
-              </w:rPr>
-              <w:t>Duty Cycle Limit</w:t>
-            </w:r>
-          </w:p>
-        </w:tc>
-        <w:tc>
-          <w:tcPr>
-            <w:tcW w:type="dxa" w:w="3264"/>
-            <w:shd w:fill="F4F7F9"/>
-            <w:tcMar>
-              <w:top w:w="80" w:type="dxa"/>
-              <w:bottom w:w="80" w:type="dxa"/>
-              <w:left w:w="120" w:type="dxa"/>
-              <w:right w:w="120" w:type="dxa"/>
-            </w:tcMar>
-            <w:vAlign w:val="center"/>
-          </w:tcPr>
-          <w:p>
-            <w:pPr>
-              <w:spacing w:after="0"/>
-            </w:pPr>
-            <w:r>
-              <w:rPr>
-                <w:color w:val="282C34"/>
-                <w:sz w:val="18"/>
-              </w:rPr>
-              <w:t>Strictly limited (</w:t>
-            </w:r>
-            <w:r>
-              <w:rPr>
-                <w:i/>
-                <w:color w:val="145AA0"/>
-                <w:sz w:val="18"/>
-              </w:rPr>
-              <w:t>D &lt; 50\%</w:t>
-            </w:r>
-            <w:r>
-              <w:rPr>
-                <w:color w:val="282C34"/>
-                <w:sz w:val="18"/>
-              </w:rPr>
-              <w:t xml:space="preserve"> with </w:t>
-            </w:r>
-            <w:r>
-              <w:rPr>
-                <w:i/>
-                <w:color w:val="145AA0"/>
-                <w:sz w:val="18"/>
-              </w:rPr>
-              <w:t>N_{ter=N_p</w:t>
-            </w:r>
-            <w:r>
-              <w:rPr>
-                <w:color w:val="282C34"/>
-                <w:sz w:val="18"/>
-              </w:rPr>
-              <w:t>)</w:t>
-            </w:r>
-          </w:p>
-        </w:tc>
-        <w:tc>
-          <w:tcPr>
-            <w:tcW w:type="dxa" w:w="3264"/>
-            <w:shd w:fill="F4F7F9"/>
-            <w:tcMar>
-              <w:top w:w="80" w:type="dxa"/>
-              <w:bottom w:w="80" w:type="dxa"/>
-              <w:left w:w="120" w:type="dxa"/>
-              <w:right w:w="120" w:type="dxa"/>
-            </w:tcMar>
-            <w:vAlign w:val="center"/>
-          </w:tcPr>
-          <w:p>
-            <w:pPr>
-              <w:spacing w:after="0"/>
-            </w:pPr>
-            <w:r>
-              <w:rPr>
-                <w:color w:val="282C34"/>
-                <w:sz w:val="18"/>
-              </w:rPr>
-              <w:t>Flexible (</w:t>
-            </w:r>
-            <w:r>
-              <w:rPr>
-                <w:i/>
-                <w:color w:val="145AA0"/>
-                <w:sz w:val="18"/>
-              </w:rPr>
-              <w:t>D</w:t>
-            </w:r>
-            <w:r>
-              <w:rPr>
-                <w:color w:val="282C34"/>
-                <w:sz w:val="18"/>
-              </w:rPr>
-              <w:t xml:space="preserve"> up to </w:t>
-            </w:r>
-            <w:r>
-              <w:rPr>
-                <w:i/>
-                <w:color w:val="145AA0"/>
-                <w:sz w:val="18"/>
-              </w:rPr>
-              <w:t>65\% - 70\%</w:t>
-            </w:r>
-            <w:r>
-              <w:rPr>
-                <w:color w:val="282C34"/>
-                <w:sz w:val="18"/>
-              </w:rPr>
-              <w:t>)</w:t>
-            </w:r>
-          </w:p>
-        </w:tc>
-      </w:tr>
-      <w:tr>
-        <w:tc>
-          <w:tcPr>
-            <w:tcW w:type="dxa" w:w="3264"/>
-            <w:tcMar>
-              <w:top w:w="80" w:type="dxa"/>
-              <w:bottom w:w="80" w:type="dxa"/>
-              <w:left w:w="120" w:type="dxa"/>
-              <w:right w:w="120" w:type="dxa"/>
-            </w:tcMar>
-            <w:vAlign w:val="center"/>
-          </w:tcPr>
-          <w:p>
-            <w:pPr>
-              <w:spacing w:after="0"/>
-            </w:pPr>
-            <w:r>
-              <w:rPr>
-                <w:b/>
-                <w:color w:val="282C34"/>
-                <w:sz w:val="18"/>
-              </w:rPr>
-              <w:t>Transformer Core Utilization</w:t>
-            </w:r>
-          </w:p>
-        </w:tc>
-        <w:tc>
-          <w:tcPr>
-            <w:tcW w:type="dxa" w:w="3264"/>
-            <w:tcMar>
-              <w:top w:w="80" w:type="dxa"/>
-              <w:bottom w:w="80" w:type="dxa"/>
-              <w:left w:w="120" w:type="dxa"/>
-              <w:right w:w="120" w:type="dxa"/>
-            </w:tcMar>
-            <w:vAlign w:val="center"/>
-          </w:tcPr>
-          <w:p>
-            <w:pPr>
-              <w:spacing w:after="0"/>
-            </w:pPr>
-            <w:r>
-              <w:rPr>
-                <w:color w:val="282C34"/>
-                <w:sz w:val="18"/>
-              </w:rPr>
-              <w:t>Quadrant I only (</w:t>
-            </w:r>
-            <w:r>
-              <w:rPr>
-                <w:i/>
-                <w:color w:val="145AA0"/>
-                <w:sz w:val="18"/>
-              </w:rPr>
-              <w:t>\Delta B = B_{max - B_{rem</w:t>
-            </w:r>
-            <w:r>
-              <w:rPr>
-                <w:color w:val="282C34"/>
-                <w:sz w:val="18"/>
-              </w:rPr>
-              <w:t>)</w:t>
-            </w:r>
-          </w:p>
-        </w:tc>
-        <w:tc>
-          <w:tcPr>
-            <w:tcW w:type="dxa" w:w="3264"/>
-            <w:tcMar>
-              <w:top w:w="80" w:type="dxa"/>
-              <w:bottom w:w="80" w:type="dxa"/>
-              <w:left w:w="120" w:type="dxa"/>
-              <w:right w:w="120" w:type="dxa"/>
-            </w:tcMar>
-            <w:vAlign w:val="center"/>
-          </w:tcPr>
-          <w:p>
-            <w:pPr>
-              <w:spacing w:after="0"/>
-            </w:pPr>
-            <w:r>
-              <w:rPr>
-                <w:color w:val="282C34"/>
-                <w:sz w:val="18"/>
-              </w:rPr>
-              <w:t>Quadrant I only (</w:t>
-            </w:r>
-            <w:r>
-              <w:rPr>
-                <w:i/>
-                <w:color w:val="145AA0"/>
-                <w:sz w:val="18"/>
-              </w:rPr>
-              <w:t>\Delta B = B_{max - B_{rem</w:t>
-            </w:r>
-            <w:r>
-              <w:rPr>
-                <w:color w:val="282C34"/>
-                <w:sz w:val="18"/>
-              </w:rPr>
-              <w:t>)</w:t>
-            </w:r>
-          </w:p>
-        </w:tc>
-      </w:tr>
-      <w:tr>
-        <w:tc>
-          <w:tcPr>
-            <w:tcW w:type="dxa" w:w="3264"/>
-            <w:shd w:fill="F4F7F9"/>
-            <w:tcMar>
-              <w:top w:w="80" w:type="dxa"/>
-              <w:bottom w:w="80" w:type="dxa"/>
-              <w:left w:w="120" w:type="dxa"/>
-              <w:right w:w="120" w:type="dxa"/>
-            </w:tcMar>
-            <w:vAlign w:val="center"/>
-          </w:tcPr>
-          <w:p>
-            <w:pPr>
-              <w:spacing w:after="0"/>
-            </w:pPr>
-            <w:r>
-              <w:rPr>
-                <w:b/>
-                <w:color w:val="282C34"/>
-                <w:sz w:val="18"/>
-              </w:rPr>
-              <w:t>Power Capacity</w:t>
-            </w:r>
-          </w:p>
-        </w:tc>
-        <w:tc>
-          <w:tcPr>
-            <w:tcW w:type="dxa" w:w="3264"/>
-            <w:shd w:fill="F4F7F9"/>
-            <w:tcMar>
-              <w:top w:w="80" w:type="dxa"/>
-              <w:bottom w:w="80" w:type="dxa"/>
-              <w:left w:w="120" w:type="dxa"/>
-              <w:right w:w="120" w:type="dxa"/>
-            </w:tcMar>
-            <w:vAlign w:val="center"/>
-          </w:tcPr>
-          <w:p>
-            <w:pPr>
-              <w:spacing w:after="0"/>
-            </w:pPr>
-            <w:r>
-              <w:rPr>
-                <w:i/>
-                <w:color w:val="145AA0"/>
-                <w:sz w:val="18"/>
-              </w:rPr>
-              <w:t>50\,W \dots 500\,W</w:t>
-            </w:r>
-          </w:p>
-        </w:tc>
-        <w:tc>
-          <w:tcPr>
-            <w:tcW w:type="dxa" w:w="3264"/>
-            <w:shd w:fill="F4F7F9"/>
-            <w:tcMar>
-              <w:top w:w="80" w:type="dxa"/>
-              <w:bottom w:w="80" w:type="dxa"/>
-              <w:left w:w="120" w:type="dxa"/>
-              <w:right w:w="120" w:type="dxa"/>
-            </w:tcMar>
-            <w:vAlign w:val="center"/>
-          </w:tcPr>
-          <w:p>
-            <w:pPr>
-              <w:spacing w:after="0"/>
-            </w:pPr>
-            <w:r>
-              <w:rPr>
-                <w:i/>
-                <w:color w:val="145AA0"/>
-                <w:sz w:val="18"/>
-              </w:rPr>
-              <w:t>1\,W \dots 150\,W</w:t>
-            </w:r>
-          </w:p>
-        </w:tc>
-      </w:tr>
-      <w:tr>
-        <w:tc>
-          <w:tcPr>
-            <w:tcW w:type="dxa" w:w="3264"/>
-            <w:tcMar>
-              <w:top w:w="80" w:type="dxa"/>
-              <w:bottom w:w="80" w:type="dxa"/>
-              <w:left w:w="120" w:type="dxa"/>
-              <w:right w:w="120" w:type="dxa"/>
-            </w:tcMar>
-            <w:vAlign w:val="center"/>
-          </w:tcPr>
-          <w:p>
-            <w:pPr>
-              <w:spacing w:after="0"/>
-            </w:pPr>
-            <w:r>
-              <w:rPr>
-                <w:b/>
-                <w:color w:val="282C34"/>
-                <w:sz w:val="18"/>
-              </w:rPr>
-              <w:t>Component Count</w:t>
-            </w:r>
-          </w:p>
-        </w:tc>
-        <w:tc>
-          <w:tcPr>
-            <w:tcW w:type="dxa" w:w="3264"/>
-            <w:tcMar>
-              <w:top w:w="80" w:type="dxa"/>
-              <w:bottom w:w="80" w:type="dxa"/>
-              <w:left w:w="120" w:type="dxa"/>
-              <w:right w:w="120" w:type="dxa"/>
-            </w:tcMar>
-            <w:vAlign w:val="center"/>
-          </w:tcPr>
-          <w:p>
-            <w:pPr>
-              <w:spacing w:after="0"/>
-            </w:pPr>
-            <w:r>
-              <w:rPr>
-                <w:color w:val="282C34"/>
-                <w:sz w:val="18"/>
-              </w:rPr>
-              <w:t>Higher (Transformer + Inductor + 2 Diodes)</w:t>
-            </w:r>
-          </w:p>
-        </w:tc>
-        <w:tc>
-          <w:tcPr>
-            <w:tcW w:type="dxa" w:w="3264"/>
-            <w:tcMar>
-              <w:top w:w="80" w:type="dxa"/>
-              <w:bottom w:w="80" w:type="dxa"/>
-              <w:left w:w="120" w:type="dxa"/>
-              <w:right w:w="120" w:type="dxa"/>
-            </w:tcMar>
-            <w:vAlign w:val="center"/>
-          </w:tcPr>
-          <w:p>
-            <w:pPr>
-              <w:spacing w:after="0"/>
-            </w:pPr>
-            <w:r>
-              <w:rPr>
-                <w:color w:val="282C34"/>
-                <w:sz w:val="18"/>
-              </w:rPr>
-              <w:t>Lowest (Transformer + 1 Diode + 1 Cap)</w:t>
-            </w:r>
-          </w:p>
-        </w:tc>
-      </w:tr>
-      <w:tr>
-        <w:tc>
-          <w:tcPr>
-            <w:tcW w:type="dxa" w:w="3264"/>
-            <w:shd w:fill="F4F7F9"/>
-            <w:tcMar>
-              <w:top w:w="80" w:type="dxa"/>
-              <w:bottom w:w="80" w:type="dxa"/>
-              <w:left w:w="120" w:type="dxa"/>
-              <w:right w:w="120" w:type="dxa"/>
-            </w:tcMar>
-            <w:vAlign w:val="center"/>
-          </w:tcPr>
-          <w:p>
-            <w:pPr>
-              <w:spacing w:after="0"/>
-            </w:pPr>
-            <w:r>
-              <w:rPr>
-                <w:b/>
-                <w:color w:val="282C34"/>
-                <w:sz w:val="18"/>
-              </w:rPr>
-              <w:t>Output Voltage Slew</w:t>
-            </w:r>
-          </w:p>
-        </w:tc>
-        <w:tc>
-          <w:tcPr>
-            <w:tcW w:type="dxa" w:w="3264"/>
-            <w:shd w:fill="F4F7F9"/>
-            <w:tcMar>
-              <w:top w:w="80" w:type="dxa"/>
-              <w:bottom w:w="80" w:type="dxa"/>
-              <w:left w:w="120" w:type="dxa"/>
-              <w:right w:w="120" w:type="dxa"/>
-            </w:tcMar>
-            <w:vAlign w:val="center"/>
-          </w:tcPr>
-          <w:p>
-            <w:pPr>
-              <w:spacing w:after="0"/>
-            </w:pPr>
-            <w:r>
-              <w:rPr>
-                <w:color w:val="282C34"/>
-                <w:sz w:val="18"/>
-              </w:rPr>
-              <w:t>Fast, small ripple</w:t>
-            </w:r>
-          </w:p>
-        </w:tc>
-        <w:tc>
-          <w:tcPr>
-            <w:tcW w:type="dxa" w:w="3264"/>
-            <w:shd w:fill="F4F7F9"/>
-            <w:tcMar>
-              <w:top w:w="80" w:type="dxa"/>
-              <w:bottom w:w="80" w:type="dxa"/>
-              <w:left w:w="120" w:type="dxa"/>
-              <w:right w:w="120" w:type="dxa"/>
-            </w:tcMar>
-            <w:vAlign w:val="center"/>
-          </w:tcPr>
-          <w:p>
-            <w:pPr>
-              <w:spacing w:after="0"/>
-            </w:pPr>
-            <w:r>
-              <w:rPr>
-                <w:color w:val="282C34"/>
-                <w:sz w:val="18"/>
-              </w:rPr>
-              <w:t>Slower transient, higher ripple</w:t>
+              <w:br/>
+              <w:t>### Advantages of the Two-Switch Configuration:</w:t>
+              <w:br/>
+              <w:t>1. **Voltage Clamping to V_IN**: When Q1 and Q2 turn off simultaneously, the magnetizing current forces diodes D_clamp1 and D_clamp2 into forward conduction. The primary winding is clamped directly across +V_IN and GND with inverted polarity.</w:t>
+              <w:br/>
+              <w:t>2. **Maximum Switch Stress**:</w:t>
             </w:r>
           </w:p>
         </w:tc>
       </w:tr>
     </w:tbl>
     <w:p/>
+    <w:p>
+      <w:pPr>
+        <w:spacing w:after="80"/>
+      </w:pPr>
+      <w:r>
+        <w:rPr>
+          <w:color w:val="282C34"/>
+          <w:sz w:val="21"/>
+        </w:rPr>
+        <w:t>V_DS1(max) = V_DS2(max) = V_IN + V_diode_drop</w:t>
+      </w:r>
+    </w:p>
+    <w:tbl>
+      <w:tblPr>
+        <w:tblW w:type="auto" w:w="0"/>
+        <w:jc w:val="center"/>
+        <w:tblLook w:firstColumn="1" w:firstRow="1" w:lastColumn="0" w:lastRow="0" w:noHBand="0" w:noVBand="1" w:val="04A0"/>
+      </w:tblPr>
+      <w:tblGrid>
+        <w:gridCol w:w="9792"/>
+      </w:tblGrid>
+      <w:tr>
+        <w:tc>
+          <w:tcPr>
+            <w:tcW w:type="dxa" w:w="9792"/>
+            <w:shd w:fill="F5F6F8"/>
+            <w:tcMar>
+              <w:top w:w="80" w:type="dxa"/>
+              <w:bottom w:w="80" w:type="dxa"/>
+              <w:left w:w="140" w:type="dxa"/>
+              <w:right w:w="140" w:type="dxa"/>
+            </w:tcMar>
+            <w:tcBorders>
+              <w:left w:val="single" w:sz="18" w:space="0" w:color="CBD5E0"/>
+              <w:top w:val="none"/>
+              <w:right w:val="none"/>
+              <w:bottom w:val="none"/>
+            </w:tcBorders>
+          </w:tcPr>
+          <w:p>
+            <w:pPr>
+              <w:spacing w:line="240" w:lineRule="auto" w:after="0"/>
+            </w:pPr>
+            <w:r>
+              <w:rPr>
+                <w:rFonts w:ascii="Consolas" w:hAnsi="Consolas"/>
+                <w:color w:val="2D3748"/>
+                <w:sz w:val="18"/>
+              </w:rPr>
+              <w:t xml:space="preserve">   In a 400 V system, standard cost-effective 500 V - 600 V MOSFETs can be safely employed instead of fragile 1000 V devices!</w:t>
+              <w:br/>
+              <w:t>3. **Automatic Leakage Energy Recovery**: Transformer primary leakage inductance energy is returned non-dissipatively to the input supply via the clamp diodes, eliminating the need for an RCD snubber.</w:t>
+              <w:br/>
+              <w:br/>
+              <w:t>---</w:t>
+              <w:br/>
+              <w:br/>
+              <w:t>## 4. Mathematical Design Equations</w:t>
+              <w:br/>
+              <w:br/>
+              <w:t>### 4.1 Voltage Conversion Ratio (Continuous Conduction Mode):</w:t>
+            </w:r>
+          </w:p>
+        </w:tc>
+      </w:tr>
+    </w:tbl>
+    <w:p/>
+    <w:p>
+      <w:pPr>
+        <w:spacing w:after="80"/>
+      </w:pPr>
+      <w:r>
+        <w:rPr>
+          <w:color w:val="282C34"/>
+          <w:sz w:val="21"/>
+        </w:rPr>
+        <w:t xml:space="preserve">V_OUT = V_IN </w:t>
+      </w:r>
+      <w:r>
+        <w:rPr>
+          <w:i/>
+          <w:color w:val="282C34"/>
+          <w:sz w:val="21"/>
+        </w:rPr>
+        <w:t xml:space="preserve"> (N_s / N_p) </w:t>
+      </w:r>
+      <w:r>
+        <w:rPr>
+          <w:color w:val="282C34"/>
+          <w:sz w:val="21"/>
+        </w:rPr>
+        <w:t xml:space="preserve"> D</w:t>
+      </w:r>
+    </w:p>
+    <w:tbl>
+      <w:tblPr>
+        <w:tblW w:type="auto" w:w="0"/>
+        <w:jc w:val="center"/>
+        <w:tblLook w:firstColumn="1" w:firstRow="1" w:lastColumn="0" w:lastRow="0" w:noHBand="0" w:noVBand="1" w:val="04A0"/>
+      </w:tblPr>
+      <w:tblGrid>
+        <w:gridCol w:w="9792"/>
+      </w:tblGrid>
+      <w:tr>
+        <w:tc>
+          <w:tcPr>
+            <w:tcW w:type="dxa" w:w="9792"/>
+            <w:shd w:fill="F5F6F8"/>
+            <w:tcMar>
+              <w:top w:w="80" w:type="dxa"/>
+              <w:bottom w:w="80" w:type="dxa"/>
+              <w:left w:w="140" w:type="dxa"/>
+              <w:right w:w="140" w:type="dxa"/>
+            </w:tcMar>
+            <w:tcBorders>
+              <w:left w:val="single" w:sz="18" w:space="0" w:color="CBD5E0"/>
+              <w:top w:val="none"/>
+              <w:right w:val="none"/>
+              <w:bottom w:val="none"/>
+            </w:tcBorders>
+          </w:tcPr>
+          <w:p>
+            <w:pPr>
+              <w:spacing w:line="240" w:lineRule="auto" w:after="0"/>
+            </w:pPr>
+            <w:r>
+              <w:rPr>
+                <w:rFonts w:ascii="Consolas" w:hAnsi="Consolas"/>
+                <w:color w:val="2D3748"/>
+                <w:sz w:val="18"/>
+              </w:rPr>
+              <w:br/>
+              <w:t>### 4.2 Output Inductor Sizing (L_o):</w:t>
+              <w:br/>
+              <w:t>To maintain continuous conduction mode with peak-to-peak inductor ripple Δ I_L = r * I_OUT (typically r = 20\% ... 40\%):</w:t>
+            </w:r>
+          </w:p>
+        </w:tc>
+      </w:tr>
+    </w:tbl>
+    <w:p/>
+    <w:p>
+      <w:pPr>
+        <w:spacing w:after="80"/>
+      </w:pPr>
+      <w:r>
+        <w:rPr>
+          <w:color w:val="282C34"/>
+          <w:sz w:val="21"/>
+        </w:rPr>
+        <w:t xml:space="preserve">L_o = ((V_s - V_OUT) </w:t>
+      </w:r>
+      <w:r>
+        <w:rPr>
+          <w:i/>
+          <w:color w:val="282C34"/>
+          <w:sz w:val="21"/>
+        </w:rPr>
+        <w:t xml:space="preserve"> D) / (Δ I_L </w:t>
+      </w:r>
+      <w:r>
+        <w:rPr>
+          <w:color w:val="282C34"/>
+          <w:sz w:val="21"/>
+        </w:rPr>
+        <w:t xml:space="preserve"> f_sw) = (V_OUT </w:t>
+      </w:r>
+      <w:r>
+        <w:rPr>
+          <w:i/>
+          <w:color w:val="282C34"/>
+          <w:sz w:val="21"/>
+        </w:rPr>
+        <w:t xml:space="preserve"> (1 - D)) / (Δ I_L </w:t>
+      </w:r>
+      <w:r>
+        <w:rPr>
+          <w:color w:val="282C34"/>
+          <w:sz w:val="21"/>
+        </w:rPr>
+        <w:t xml:space="preserve"> f_sw)</w:t>
+      </w:r>
+    </w:p>
+    <w:tbl>
+      <w:tblPr>
+        <w:tblW w:type="auto" w:w="0"/>
+        <w:jc w:val="center"/>
+        <w:tblLook w:firstColumn="1" w:firstRow="1" w:lastColumn="0" w:lastRow="0" w:noHBand="0" w:noVBand="1" w:val="04A0"/>
+      </w:tblPr>
+      <w:tblGrid>
+        <w:gridCol w:w="9792"/>
+      </w:tblGrid>
+      <w:tr>
+        <w:tc>
+          <w:tcPr>
+            <w:tcW w:type="dxa" w:w="9792"/>
+            <w:shd w:fill="F5F6F8"/>
+            <w:tcMar>
+              <w:top w:w="80" w:type="dxa"/>
+              <w:bottom w:w="80" w:type="dxa"/>
+              <w:left w:w="140" w:type="dxa"/>
+              <w:right w:w="140" w:type="dxa"/>
+            </w:tcMar>
+            <w:tcBorders>
+              <w:left w:val="single" w:sz="18" w:space="0" w:color="CBD5E0"/>
+              <w:top w:val="none"/>
+              <w:right w:val="none"/>
+              <w:bottom w:val="none"/>
+            </w:tcBorders>
+          </w:tcPr>
+          <w:p>
+            <w:pPr>
+              <w:spacing w:line="240" w:lineRule="auto" w:after="0"/>
+            </w:pPr>
+            <w:r>
+              <w:rPr>
+                <w:rFonts w:ascii="Consolas" w:hAnsi="Consolas"/>
+                <w:color w:val="2D3748"/>
+                <w:sz w:val="18"/>
+              </w:rPr>
+              <w:br/>
+              <w:t>### 4.3 Output Capacitor Sizing (C_o):</w:t>
+              <w:br/>
+              <w:t>To constrain output voltage ripple to Δ V_OUT:</w:t>
+            </w:r>
+          </w:p>
+        </w:tc>
+      </w:tr>
+    </w:tbl>
+    <w:p/>
+    <w:p>
+      <w:pPr>
+        <w:spacing w:after="80"/>
+      </w:pPr>
+      <w:r>
+        <w:rPr>
+          <w:color w:val="282C34"/>
+          <w:sz w:val="21"/>
+        </w:rPr>
+        <w:t xml:space="preserve">C_o &gt;= (Δ I_L) / (8 </w:t>
+      </w:r>
+      <w:r>
+        <w:rPr>
+          <w:i/>
+          <w:color w:val="282C34"/>
+          <w:sz w:val="21"/>
+        </w:rPr>
+        <w:t xml:space="preserve"> f_sw </w:t>
+      </w:r>
+      <w:r>
+        <w:rPr>
+          <w:color w:val="282C34"/>
+          <w:sz w:val="21"/>
+        </w:rPr>
+        <w:t xml:space="preserve"> Δ V_OUT)</w:t>
+      </w:r>
+    </w:p>
+    <w:tbl>
+      <w:tblPr>
+        <w:tblW w:type="auto" w:w="0"/>
+        <w:jc w:val="center"/>
+        <w:tblLook w:firstColumn="1" w:firstRow="1" w:lastColumn="0" w:lastRow="0" w:noHBand="0" w:noVBand="1" w:val="04A0"/>
+      </w:tblPr>
+      <w:tblGrid>
+        <w:gridCol w:w="9792"/>
+      </w:tblGrid>
+      <w:tr>
+        <w:tc>
+          <w:tcPr>
+            <w:tcW w:type="dxa" w:w="9792"/>
+            <w:shd w:fill="F5F6F8"/>
+            <w:tcMar>
+              <w:top w:w="80" w:type="dxa"/>
+              <w:bottom w:w="80" w:type="dxa"/>
+              <w:left w:w="140" w:type="dxa"/>
+              <w:right w:w="140" w:type="dxa"/>
+            </w:tcMar>
+            <w:tcBorders>
+              <w:left w:val="single" w:sz="18" w:space="0" w:color="CBD5E0"/>
+              <w:top w:val="none"/>
+              <w:right w:val="none"/>
+              <w:bottom w:val="none"/>
+            </w:tcBorders>
+          </w:tcPr>
+          <w:p>
+            <w:pPr>
+              <w:spacing w:line="240" w:lineRule="auto" w:after="0"/>
+            </w:pPr>
+            <w:r>
+              <w:rPr>
+                <w:rFonts w:ascii="Consolas" w:hAnsi="Consolas"/>
+                <w:color w:val="2D3748"/>
+                <w:sz w:val="18"/>
+              </w:rPr>
+            </w:r>
+          </w:p>
+        </w:tc>
+      </w:tr>
+    </w:tbl>
+    <w:p/>
+    <w:p>
+      <w:pPr>
+        <w:spacing w:after="80"/>
+      </w:pPr>
+      <w:r>
+        <w:rPr>
+          <w:color w:val="282C34"/>
+          <w:sz w:val="21"/>
+        </w:rPr>
+        <w:t>ESR_max &lt;= (Δ V_OUT,ESR) / (Δ I_L)</w:t>
+      </w:r>
+    </w:p>
     <w:sectPr>
       <w:footerReference w:type="default" r:id="rId9"/>
       <w:pgSz w:w="12240" w:h="15840"/>
